--- a/docs/manuscript/sampling_uncertainty_mpm_main.docx
+++ b/docs/manuscript/sampling_uncertainty_mpm_main.docx
@@ -149,7 +149,7 @@
         </w:numPr>
       </w:pPr>
       <w:r>
-        <w:t xml:space="preserve">Using a subset of studies from the COMPADRE Plant Matrix Database for which transition-specific sample sizes could be obtained, we reconstructed sampling distributions for transition rates and derived demographic parameters, and conducted three related analyses: a comparative analysis, a within-species time-series analysis, and a multi-site extension of the climate-demography analysis, each fit with and without explicit sampling uncertainty.</w:t>
+        <w:t xml:space="preserve">Using a subset of studies from the COMPADRE Plant Matrix Database for which transition-specific sample sizes could be obtained, we reconstructed sampling distributions for transition rates and derived demographic parameters, and conducted three related analyses with and without explicit sampling uncertainty: (i) a multi-species comparative analysis of life expectancy-shape relationships, (ii) a single-species time-series analysis of climate-demography effects, and (iii) a simulation study with known truth, each fit with and without explicit sampling uncertainty.</w:t>
       </w:r>
     </w:p>
     <w:p>
@@ -160,7 +160,7 @@
         </w:numPr>
       </w:pPr>
       <w:r>
-        <w:t xml:space="preserve">The effects of sampling uncertainty were strongly trait-dependent. It had little influence on integrated demographic metrics such as population growth rate, but accounted for a substantial fraction of the total variation in traits related to mortality trajectories, particularly the shape of the mortality distribution. In these cases, point estimates were often systematically displaced from their underlying sampling distributions due to boundary estimates of stage-specific survival (i.e. survival probabilities near 0 or 1), which are common in published matrices. By contrast, inference in a within-species analysis of weather effects on vital rates was largely unaffected.</w:t>
+        <w:t xml:space="preserve">The effects of sampling uncertainty were strongly trait-dependent. Sampling uncertainty had little influence on integrated demographic metrics such as population growth rate, but accounted for a substantial fraction of the total variation in traits related to mortality trajectories, particularly the shape of the mortality distribution. In these cases, point estimates were often systematically displaced from their underlying sampling distributions due to boundary estimates of stage-specific survival (i.e. survival probabilities near 0 or 1), which are common in published matrices. By contrast, inference in a within-species analysis of weather effects on vital rates was largely unaffected, whereas the simulation study showed that point-estimate count models can become overconfident even when bias remains low.</w:t>
       </w:r>
     </w:p>
     <w:p>
@@ -171,7 +171,7 @@
         </w:numPr>
       </w:pPr>
       <w:r>
-        <w:t xml:space="preserve">Together, these analyses show that ignoring sampling uncertainty does not universally compromise inference from published projection matrices, but can yield fragile or biased conclusions for certain demographic traits. We identify structural features of MPMs and analyses that may indicate heightened sensitivity to sampling uncertainty, and discuss implications for researchers using compiled demographic databases.</w:t>
+        <w:t xml:space="preserve">Together, these analyses show that ignoring sampling uncertainty does not universally compromise inference from published projection matrices, but can yield fragile or biased conclusions for certain demographic traits and overconfident interval estimates in count-based models. We identify structural features of MPMs and analyses that may indicate heightened sensitivity to sampling uncertainty, and discuss implications for researchers using compiled demographic databases.</w:t>
       </w:r>
     </w:p>
     <w:p>
@@ -202,6 +202,14 @@
         <w:pStyle w:val="FirstParagraph"/>
       </w:pPr>
       <w:r>
+        <w:t xml:space="preserve">Sampling uncertainty is a widely recognised, inherent component of demographic analyses (Caswell 2001). This uncertainty, stemming from the sampling of the population of interest, proliferates across almost all estimates of individual demographic rates (e.g. survival and reproduction), through studies based on raw data and single species, up to large comparative studies.</w:t>
+      </w:r>
+    </w:p>
+    <w:p>
+      <w:pPr>
+        <w:pStyle w:val="BodyText"/>
+      </w:pPr>
+      <w:r>
         <w:t xml:space="preserve">The collation of published demographic data in databases such as PanTHERIA (Jones et al. 2009), AnAge (de Magalhães and Costa 2009), Myhrvold et al.’s (2015) amniote life-history database, and COM(P)ADRE (Salguero-Gómez et al. 2015, Salguero-Gómez et al. 2016a) has enabled fascinating comparative analyses in ecology, evolution, and demography (e.g. Garratt et al. 2013, Adler et al. 2014, Healy et al. 2014, Fristoe et al. 2017). By leveraging open-source databases that aggregate data from hundreds of individual studies, researchers can test hypotheses of interest across taxonomic, spatial, and temporal scales that would otherwise be impossible. However, analyses based on published demographic results rather than underlying raw data also present their own challenges.</w:t>
       </w:r>
     </w:p>
@@ -218,7 +226,7 @@
         <w:pStyle w:val="BodyText"/>
       </w:pPr>
       <w:r>
-        <w:t xml:space="preserve">Despite widespread recognition that sampling uncertainty is inherent in demographic estimates (Caswell 2001), a key unresolved question concerns when this uncertainty materially affects inference from compiled databases. Comparative analyses using projection matrices rely on a diverse set of derived demographic traits, ranging from highly integrated metrics such as population growth rate to traits that depend on long-term survivorship or tail behaviour, such as life expectancy or the shape of mortality trajectories. Whether these different classes of traits are equally sensitive to sampling uncertainty under typical data regimes remains poorly understood.</w:t>
+        <w:t xml:space="preserve">Despite widespread recognition that sampling uncertainty is inherent in demographic estimates (Caswell 2001), a key unresolved question concerns when this uncertainty materially affects inference from compiled databases. Comparative analyses using projection matrices rely on a diverse set of derived demographic traits: population- or species-level quantities computed from matrix population models (MPMs). These span life-history traits such as generation time, transient descriptors such as reactivity, and integrated metrics such as population growth rate, through to traits governed by long-term survivorship or tail behaviour, such as life expectancy and the shape of mortality trajectories. Whether these different classes of traits are equally sensitive to sampling uncertainty under typical data regimes remains poorly understood.</w:t>
       </w:r>
     </w:p>
     <w:p>
@@ -234,6 +242,14 @@
         <w:pStyle w:val="BodyText"/>
       </w:pPr>
       <w:r>
+        <w:t xml:space="preserve">Large comparative analyses are not the only analysis that can be impacted by omission of sampling uncertainty. Another key area where sampling uncertainty could have a substantial impact is in linking demographic rates to abiotic drivers. When incorporating drivers, such as climate, in MPM studies researchers typically regress an annual demographic rate (e.g. recruitment) against a climate variable (e.g. spring temperature) to estimate how strongly climate drives dynamics. A key challenge with this approach is that the vital rate estimates in the regression are themselves noisy, and noise in the response variable biases the estimated climate slope towards zero (attenuation bias). While a model that incorporates sampling uncertainty corrects for this, failing to do so could in theory lead to incorrect conclusions and undermine the robustness of results even in a single-species context. Whether this undermining is severe in practice is still an open question, which we address here.</w:t>
+      </w:r>
+    </w:p>
+    <w:p>
+      <w:pPr>
+        <w:pStyle w:val="BodyText"/>
+      </w:pPr>
+      <w:r>
         <w:t xml:space="preserve">We investigate sampling uncertainty in the COMPADRE Plant Matrix Database (Salguero-Gómez et al. 2015; www.compadre-db.org), which currently contains over 9,000 matrix population models (i.e. projection matrices, hereafter MPMs) drawn from more than 650 studies. Over the course of its development, researchers have used COMPADRE (and the sister animal matrix database COMADRE; Salguero-Gómez et al. 2016a) to address diverse topics in ecology, evolution, and demography, including studies of the structuring of life-history variation (Franco and Silvertown 1996, Salguero-Gómez et al. 2016b), comparative analyses of ageing (Baudisch et al. 2013, Jones et al. 2014), tests of the demographic buffering hypothesis (McDonald et al. 2017), and analyses of the impact of climate on population dynamics (Coutts et al. 2016, Csergő et al. 2017). In practice, these analyses involve deriving parameters from a set of MPMs in COMPADRE (e.g. equilibrium population growth rate λ, elasticities of λ, reproductive values, mean vital rates, generation time, life expectancy), and incorporating these parameter estimates, or further derivations, into a statistical model.</w:t>
       </w:r>
     </w:p>
@@ -242,7 +258,7 @@
         <w:pStyle w:val="BodyText"/>
       </w:pPr>
       <w:r>
-        <w:t xml:space="preserve">Our aim is to examine how sampling uncertainty in published projection matrices propagates to specific MPM-derived quantities and to explore when point estimates are robust or fragile. We expect sensitivity to vary systematically across traits, reflecting a spectrum from highly integrated metrics — such as population growth rate, which averages over many transitions and should be buffered against uncertainty in any single element — to traits that depend on long-term survivorship inferred indirectly via age-from-stage methods, such as life expectancy and mortality shape, where small errors in late-stage survival can amplify into large errors in derived quantities. We structure our three analyses to bracket this spectrum deliberately. The focal quantities are mature life expectancy, the shape of the mortality trajectory, log population growth rate, and recruitment-climate regression coefficients. Because COMPADRE does not routinely include transition-level sample sizes, our analysis is restricted to the subset for which these data could be assembled (695 MPMs from 31 studies; details in Methods). We illustrate trait-dependent uncertainty effects using a multi-species comparative analysis of life expectancy-shape relationships (analysis 1), a single-species time-series analysis of weather effects on recruitment (analysis 2), and a multi-site extension of the same climate-demography framework (analysis 3), and use these to identify diagnostic features that help researchers assess robustness in their own work.</w:t>
+        <w:t xml:space="preserve">Our aim is to examine how sampling uncertainty in published projection matrices propagates to specific MPM-derived quantities and to explore when point estimates are robust or fragile. We expect sensitivity to vary systematically across traits, reflecting a spectrum from highly integrated metrics — such as population growth rate, which averages over many transitions and should be buffered against uncertainty in any single element — to traits that depend on long-term survivorship inferred indirectly via age-from-stage methods, such as life expectancy and mortality shape, where small errors in late-stage survival can amplify into large errors in derived quantities. We structure our three analyses to bracket this spectrum deliberately, and more broadly to span common uses of published MPMs: from within-species analyses of climate effects on demographic rates, through multi-population climate-demography comparisons, to broad comparative analyses of lifetime-integrating traits across populations and species. The focal quantities are mature life expectancy, the shape of the mortality trajectory, log population growth rate, and recruitment-climate regression coefficients. Because COMPADRE does not routinely include transition-level sample sizes, our analysis is restricted to the subset for which these data could be assembled (695 MPMs from 31 studies; details in Methods). We use these analyses to identify diagnostic features that help researchers assess robustness in their own work. We also provide a practical diagnostic checklist for COMPADRE users.</w:t>
       </w:r>
     </w:p>
     <w:bookmarkEnd w:id="22"/>
@@ -826,6 +842,14 @@
         <w:t xml:space="preserve">Alternatively, reproductive transitions may be split into multiple lower-level vital rates (e.g. numbers of flowers per plant, fruits per flower, and seeds per fruit, seed survival probability, and seed germination probability), which are typically estimated from separate samples, and then multiplied to derive the overall transition rate. In some studies, transition rates are estimated using more nuanced statistical models that partially pool estimates across stage classes, sites, and/or years, or incorporate additional variables external to the MPM.</w:t>
       </w:r>
     </w:p>
+    <w:p>
+      <w:pPr>
+        <w:pStyle w:val="BodyText"/>
+      </w:pPr>
+      <w:r>
+        <w:t xml:space="preserve">In such models, uncertainty may differ from the simple count-based setting considered here. Partial pooling in hierarchical vital-rate models, IPMs, or related formulations will often reduce the variance of weakly informed transition estimates, but may also induce stronger correlations across transitions; in those cases, uncertainty should ideally be propagated from the joint posterior of the fitted vital-rate model rather than by treating transition estimates as independent. Our reconstructions therefore approximate the uncertainty available to a secondary user of the published matrix and accompanying sample-size information, rather than the full joint uncertainty from the original fitted model.</w:t>
+      </w:r>
+    </w:p>
     <w:bookmarkEnd w:id="25"/>
     <w:bookmarkStart w:id="26" w:name="sampling-distribution-for-a-single-mpm"/>
     <w:p>
@@ -1129,7 +1153,7 @@
         </m:r>
       </m:oMath>
       <w:r>
-        <w:t xml:space="preserve">. We distinguish structural zeros (biologically impossible transitions) from sampling zeros (possible but unobserved transitions): structural zeros are fixed at 0 in all bootstrap draws, whereas sampling zeros are modelled with the same likelihood-based uncertainty framework as non-zero transitions.</w:t>
+        <w:t xml:space="preserve">. Use of a Poisson distribution for fecundity might under-capture overdispersion in species with highly variable fecundity. We distinguish structural zeros (biologically impossible transitions) from sampling zeros (possible but unobserved transitions): structural zeros are fixed at 0 in all bootstrap draws, whereas sampling zeros are modelled with the same likelihood-based uncertainty framework as non-zero transitions.</w:t>
       </w:r>
     </w:p>
     <w:bookmarkEnd w:id="26"/>
@@ -2224,7 +2248,32 @@
         <w:t xml:space="preserve"> </w:t>
       </w:r>
       <w:r>
-        <w:t xml:space="preserve">contains stage-specific death frequencies. The</w:t>
+        <w:t xml:space="preserve">denotes death as the complementary non-survival outcome for that origin stage. In the implemented bootstrap, death is resampled jointly with the living transitions in each</w:t>
+      </w:r>
+      <w:r>
+        <w:t xml:space="preserve"> </w:t>
+      </w:r>
+      <m:oMath>
+        <m:r>
+          <m:t>U</m:t>
+        </m:r>
+      </m:oMath>
+      <w:r>
+        <w:t xml:space="preserve">-column, but only the living-stage components are written back into the simulated</w:t>
+      </w:r>
+      <w:r>
+        <w:t xml:space="preserve"> </w:t>
+      </w:r>
+      <m:oMath>
+        <m:r>
+          <m:t>U</m:t>
+        </m:r>
+      </m:oMath>
+      <w:r>
+        <w:t xml:space="preserve"> </w:t>
+      </w:r>
+      <w:r>
+        <w:t xml:space="preserve">matrix. The</w:t>
       </w:r>
       <w:r>
         <w:t xml:space="preserve"> </w:t>
@@ -2885,7 +2934,7 @@
         <w:pStyle w:val="BodyText"/>
       </w:pPr>
       <w:r>
-        <w:t xml:space="preserve">We chose three analyses to illuminate contrasting contexts in which sampling uncertainty may be relevant. Analysis 1 is a comparative analysis across many species and populations, in which derived traits depend heavily on long-term survivorship inferred indirectly from stage-structured matrices, precisely the setting in which sampling uncertainty might compound. Analysis 2, by contrast, is a within-species time-series analysis in which the response variable is a directly observed count, the statistical model is closely tied to the raw data, and the question concerns an environmental driver rather than a demographic trait per se. Analysis 3 extends analysis 2 to multiple populations of the same species to assess whether inference robustness is consistent across sites. Together, the three analyses bracket a range of typical uses of published MPMs and allow us to ask whether the consequences of sampling uncertainty are consistent across contexts or depend on the nature of the analysis.</w:t>
+        <w:t xml:space="preserve">We chose three analyses to illuminate contrasting contexts in which sampling uncertainty may be relevant. Analysis 1 is a comparative analysis across many species and populations, in which derived traits depend heavily on long-term survivorship inferred indirectly from stage-structured matrices, precisely the setting in which sampling uncertainty might compound. Analysis 2, by contrast, is a within-species time-series analysis in which the response variable is a directly observed count, the statistical model is closely tied to the raw data, and the question concerns an environmental driver rather than a demographic trait per se. Analysis 3 is a simulation study with known truth, designed to test whether the apparent robustness in Analysis 2 generalises: specifically, whether accounting for sampling uncertainty improves estimation bias and interval calibration across a factorial range of effect sizes and sample sizes. Together, the three analyses bracket a range of typical uses of published MPMs and allow us to ask whether the consequences of sampling uncertainty are consistent across contexts or depend on the nature of the analysis.</w:t>
       </w:r>
     </w:p>
     <w:bookmarkEnd w:id="27"/>
@@ -3046,7 +3095,7 @@
         </m:r>
       </m:oMath>
       <w:r>
-        <w:t xml:space="preserve">. To estimate shape, we used a metric proposed by Baudisch and Stott (2019), which compares the area under a survivorship trajectory to that under a reference trajectory assuming constant mortality with age. The metric can take any continuous value between –0.5 (maximal negative senescence; all individuals die at the age of maturity) and +0.5 (maximal senescence; all individuals die at the age of maximum longevity), with a value of 0 indicating a constant mortality rate (negligible senescence). Values of shape greater than, equal to, or less than zero correspond to Type I, II, and III survivorship curves, respectively. When deriving a survivorship trajectory from an MPM, the apparent mortality rate is guaranteed to approach a plateau as the stage distribution approaches its equilibrium (Horvitz and Tuljapurkar 2008). To avoid bias from artefactual mortality plateaus, we calculated shape from truncated survivorship trajectories, limited to the period before a cohort reaches its quasi-stable distribution (based on a distance threshold of 1%; see Supplementary Methods sections S1.2 and S1.13).</w:t>
+        <w:t xml:space="preserve">. To estimate shape, we used a metric proposed by Baudisch and Stott (2019), which compares the area under a survivorship trajectory to that under a reference trajectory assuming constant mortality with age. The metric can take any continuous value between –0.5 (maximal negative senescence; all individuals die at the age of maturity) and +0.5 (maximal senescence; all individuals die at the age of maximum longevity), with a value of 0 indicating a constant mortality rate (negligible senescence). Values of shape greater than, equal to, or less than zero correspond to Type I, II, and III survivorship curves, respectively. Thus, more positive values indicate that mortality is concentrated later in adult life, whereas more negative values indicate that mortality is concentrated earlier in adult life. When deriving a survivorship trajectory from an MPM, the apparent mortality rate is guaranteed to approach a plateau as the stage distribution approaches its equilibrium (Horvitz and Tuljapurkar 2008). To avoid bias from artefactual mortality plateaus, we calculated shape from truncated survivorship trajectories, limited to the period before a cohort reaches its quasi-stable distribution (based on a distance threshold of 1%; see Supplementary Methods sections S1.2 and S1.13).</w:t>
       </w:r>
     </w:p>
     <w:p>
@@ -3054,7 +3103,22 @@
         <w:pStyle w:val="BodyText"/>
       </w:pPr>
       <w:r>
-        <w:t xml:space="preserve">We calculated life expectancy and shape at the population level, using one population-level MPM per population. For populations with temporal replication, we used a pooled population MPM if available; otherwise, we used a population mean MPM; if neither was available, we constructed a population-level matrix by taking the element-wise mean of the available annual individual MPMs. When database records included both site-specific populations and aggregate population labels (e.g. combined multi-site entries), we retained the site-specific populations and excluded the aggregate rows to avoid double counting. To model sampling uncertainty for pooled or mean population-level MPMs, we pooled stage-specific sample sizes across years (see Supplementary Methods section S1.3). This approach ignores uncertainty arising from temporal variation in transition rates and therefore underestimates overall uncertainty in the pooled estimates. The degree of underestimation depends on how much transition rates vary across years relative to within-year sampling error; for species with high interannual variability, the bias could be substantial. Results should therefore be interpreted conservatively with respect to the influence of sampling uncertainty.</w:t>
+        <w:t xml:space="preserve">We calculated life expectancy and shape at the population level, using one population-level MPM per population. For populations with temporal replication, we used a pooled population MPM if available (i.e. a matrix constructed by pooling individual-level demographic information across periods and/or populations); otherwise, we used a population mean MPM if available (i.e. an element-by-element arithmetic mean across annual matrices); if neither was available, we constructed a population-level matrix by taking the element-wise mean of the available annual</w:t>
+      </w:r>
+      <w:r>
+        <w:t xml:space="preserve"> </w:t>
+      </w:r>
+      <w:r>
+        <w:rPr>
+          <w:rStyle w:val="VerbatimChar"/>
+        </w:rPr>
+        <w:t xml:space="preserve">Individual</w:t>
+      </w:r>
+      <w:r>
+        <w:t xml:space="preserve"> </w:t>
+      </w:r>
+      <w:r>
+        <w:t xml:space="preserve">matrices in COMPADRE. When database records included both site-specific populations and aggregate population labels (e.g. combined multi-site entries), we retained the site-specific populations and excluded the aggregate rows to avoid double counting. To model sampling uncertainty for pooled or mean population-level MPMs, we pooled stage-specific sample sizes across years (see Supplementary Methods section S1.3). This approach ignores uncertainty arising from temporal variation in transition rates and therefore underestimates overall uncertainty in the pooled estimates. The degree of underestimation depends on how much transition rates vary across years relative to within-year sampling error; for species with high interannual variability, the bias could be substantial. Results should therefore be interpreted conservatively with respect to the influence of sampling uncertainty.</w:t>
       </w:r>
     </w:p>
     <w:p>
@@ -4185,7 +4249,7 @@
         <w:t xml:space="preserve"> </w:t>
       </w:r>
       <w:r>
-        <w:t xml:space="preserve">(Lesica and Crone 2007), a perennial herb found in semi-arid grasslands of western North America. We selected this case because it provides a rare combination of multi-year temporal replication, recoverable transition-level sample sizes, and matched local climate covariates, making it well suited for testing uncertainty propagation in a climate-response context. In that study, transition rates were estimated using the methods described above, as ratios of two integers (Eqs. (1) and (2)), and the corresponding stage-specific sample sizes are reported in Ellis et al. (2012). Eight of the MPMs in the 12-year time-series were non-ergodic due to missing estimates for the “rosette” stage class (i.e. no rosettes were observed in the sample plots). Instead of examining variation in population growth rates (which assumes ergodicity), we focus only on the reproductive transition (hereafter ‘recruitment’, the number of seedlings in year</w:t>
+        <w:t xml:space="preserve">(Lesica and Crone 2007), a perennial herb found in semi-arid grasslands of western North America. We selected this case because it provides a rare combination of multi-year temporal replication, recoverable transition-level sample sizes, and matched local climate covariates (PRISM data extracted at the geographic coordinates of the study population and matched in time to the demographic observations), making it well suited for testing uncertainty propagation in a climate-response context. In that study, transition rates were estimated using the methods described above, as ratios of two integers (Eqs. (1) and (2)), and the corresponding stage-specific sample sizes are reported in Ellis et al. (2012). Eight of the MPMs in the 12-year time-series were non-ergodic due to missing estimates for the “rosette” stage class (i.e. no rosettes were observed in the sample plots). Instead of examining variation in population growth rates (which assumes ergodicity), we focus on the reproductive transition (hereafter ‘recruitment’, the number of seedlings in year</w:t>
       </w:r>
       <w:r>
         <w:t xml:space="preserve"> </w:t>
@@ -4219,7 +4283,7 @@
         </m:r>
       </m:oMath>
       <w:r>
-        <w:t xml:space="preserve">). We note that recruitment estimated in this way is a relatively aggregated transition whose behaviour under sampling uncertainty may differ substantially from that of survival transitions, which are estimated from smaller stage-specific samples and are more prone to boundary estimates. The robustness we observe in this analysis therefore reflects properties of aggregate reproductive transitions under moderate sample sizes, and should not be taken as evidence that within-species analyses are always insensitive to sampling uncertainty.</w:t>
+        <w:t xml:space="preserve">), and survival. We note that recruitment estimated in this way is a relatively aggregated transition whose behaviour under sampling uncertainty may differ substantially from that of survival transitions, which are estimated from smaller stage-specific samples and are more prone to boundary estimates. The robustness we observe in this analysis therefore reflects properties of aggregate reproductive transitions under moderate sample sizes, and should not be taken as evidence that within-species analyses are always insensitive to sampling uncertainty.</w:t>
       </w:r>
     </w:p>
     <w:p>
@@ -4463,7 +4527,7 @@
           </m:r>
           <m:r>
             <m:rPr>
-              <m:sty m:val="b"/>
+              <m:sty m:val="bi"/>
             </m:rPr>
             <m:t>K</m:t>
           </m:r>
@@ -4814,7 +4878,7 @@
       <m:oMath>
         <m:r>
           <m:rPr>
-            <m:sty m:val="b"/>
+            <m:sty m:val="bi"/>
           </m:rPr>
           <m:t>K</m:t>
         </m:r>
@@ -4983,7 +5047,7 @@
         <w:t xml:space="preserve"> </w:t>
       </w:r>
       <w:r>
-        <w:t xml:space="preserve">as an offset via the year-specific intercept model in Eq. (12), so expected counts scale with the number of reproductive plants sampled. Note that the two formulations also differ in model structure: the point-estimate model uses a Gaussian likelihood on log per-capita recruitment, whereas the uncertainty-aware model uses a Poisson likelihood on raw counts with a log-offset. Observed differences between formulations therefore reflect both structural change and uncertainty propagation, though in practice the two are virtually identical.</w:t>
+        <w:t xml:space="preserve">as an offset via the year-specific intercept model in Eq. (12), so expected counts scale with the number of reproductive plants sampled. Note that the two formulations also differ in model structure: the point-estimate model uses a Gaussian likelihood on log per-capita recruitment, whereas the uncertainty-aware model uses a Poisson likelihood on raw counts with a log-offset. Observed differences between formulations therefore reflect both structural change and uncertainty propagation, though in practice the two are virtually identical. Accordingly, we model seedling counts as</w:t>
       </w:r>
     </w:p>
     <w:p>
@@ -5143,7 +5207,7 @@
         <w:pStyle w:val="FirstParagraph"/>
       </w:pPr>
       <w:r>
-        <w:t xml:space="preserve">year-specific intercepts</w:t>
+        <w:t xml:space="preserve">and year-specific intercepts as</w:t>
       </w:r>
     </w:p>
     <w:p>
@@ -5534,7 +5598,7 @@
           </m:r>
           <m:r>
             <m:rPr>
-              <m:sty m:val="b"/>
+              <m:sty m:val="bi"/>
             </m:rPr>
             <m:t>K</m:t>
           </m:r>
@@ -5988,13 +6052,13 @@
       </w:r>
     </w:p>
     <w:bookmarkEnd w:id="29"/>
-    <w:bookmarkStart w:id="30" w:name="Xdb8f4f06f4c8750476c30b7a7cc67a97e3f87aa"/>
+    <w:bookmarkStart w:id="30" w:name="Xbcefed090b6f5aec8f7c246135f8631e1a55520"/>
     <w:p>
       <w:pPr>
         <w:pStyle w:val="Heading3"/>
       </w:pPr>
       <w:r>
-        <w:t xml:space="preserve">Analysis 3: Multi-site extension of climate-demography models</w:t>
+        <w:t xml:space="preserve">Analysis 3: Simulation study of climate effects on fecundity</w:t>
       </w:r>
     </w:p>
     <w:p>
@@ -6002,7 +6066,485 @@
         <w:pStyle w:val="FirstParagraph"/>
       </w:pPr>
       <w:r>
-        <w:t xml:space="preserve">To test whether the analysis 2 conclusions generalise across populations, we applied the same paired modelling framework to three</w:t>
+        <w:t xml:space="preserve">To evaluate the effect of sampling uncertainty under known truth, we simulated annual recruitment time series from a realistic four-stage Lefkovitch MPM generated with</w:t>
+      </w:r>
+      <w:r>
+        <w:t xml:space="preserve"> </w:t>
+      </w:r>
+      <w:r>
+        <w:rPr>
+          <w:rStyle w:val="VerbatimChar"/>
+        </w:rPr>
+        <w:t xml:space="preserve">mpmsim::rand_lefko_mpm()</w:t>
+      </w:r>
+      <w:r>
+        <w:t xml:space="preserve"> </w:t>
+      </w:r>
+      <w:r>
+        <w:t xml:space="preserve">(archetype 2) and retained a baseline matrix with population growth rate close to equilibrium (</w:t>
+      </w:r>
+      <m:oMath>
+        <m:r>
+          <m:t>λ</m:t>
+        </m:r>
+        <m:r>
+          <m:rPr>
+            <m:sty m:val="p"/>
+          </m:rPr>
+          <m:t>≈</m:t>
+        </m:r>
+        <m:r>
+          <m:t>1</m:t>
+        </m:r>
+      </m:oMath>
+      <w:r>
+        <w:t xml:space="preserve">). We then imposed a climate effect on a single fecundity entry,</w:t>
+      </w:r>
+      <w:r>
+        <w:t xml:space="preserve"> </w:t>
+      </w:r>
+      <m:oMath>
+        <m:sSub>
+          <m:e>
+            <m:r>
+              <m:t>F</m:t>
+            </m:r>
+          </m:e>
+          <m:sub>
+            <m:r>
+              <m:t>1</m:t>
+            </m:r>
+            <m:r>
+              <m:rPr>
+                <m:sty m:val="p"/>
+              </m:rPr>
+              <m:t>,</m:t>
+            </m:r>
+            <m:r>
+              <m:t>4</m:t>
+            </m:r>
+          </m:sub>
+        </m:sSub>
+      </m:oMath>
+      <w:r>
+        <w:t xml:space="preserve">, over</w:t>
+      </w:r>
+      <w:r>
+        <w:t xml:space="preserve"> </w:t>
+      </w:r>
+      <m:oMath>
+        <m:r>
+          <m:t>T</m:t>
+        </m:r>
+        <m:r>
+          <m:rPr>
+            <m:sty m:val="p"/>
+          </m:rPr>
+          <m:t>=</m:t>
+        </m:r>
+        <m:r>
+          <m:t>15</m:t>
+        </m:r>
+      </m:oMath>
+      <w:r>
+        <w:t xml:space="preserve"> </w:t>
+      </w:r>
+      <w:r>
+        <w:t xml:space="preserve">annual time steps. In each simulated year, the climate covariate was drawn as</w:t>
+      </w:r>
+      <w:r>
+        <w:t xml:space="preserve"> </w:t>
+      </w:r>
+      <m:oMath>
+        <m:sSub>
+          <m:e>
+            <m:r>
+              <m:t>x</m:t>
+            </m:r>
+          </m:e>
+          <m:sub>
+            <m:r>
+              <m:t>t</m:t>
+            </m:r>
+          </m:sub>
+        </m:sSub>
+        <m:r>
+          <m:rPr>
+            <m:sty m:val="p"/>
+          </m:rPr>
+          <m:t>∼</m:t>
+        </m:r>
+        <m:r>
+          <m:rPr>
+            <m:nor/>
+            <m:sty m:val="p"/>
+          </m:rPr>
+          <m:t>Normal</m:t>
+        </m:r>
+        <m:r>
+          <m:rPr>
+            <m:sty m:val="p"/>
+          </m:rPr>
+          <m:t>(</m:t>
+        </m:r>
+        <m:r>
+          <m:t>0</m:t>
+        </m:r>
+        <m:r>
+          <m:rPr>
+            <m:sty m:val="p"/>
+          </m:rPr>
+          <m:t>,</m:t>
+        </m:r>
+        <m:r>
+          <m:t>1</m:t>
+        </m:r>
+        <m:r>
+          <m:rPr>
+            <m:sty m:val="p"/>
+          </m:rPr>
+          <m:t>)</m:t>
+        </m:r>
+      </m:oMath>
+      <w:r>
+        <w:t xml:space="preserve">, and true fecundity followed</w:t>
+      </w:r>
+    </w:p>
+    <w:p>
+      <w:pPr>
+        <w:pStyle w:val="BodyText"/>
+      </w:pPr>
+      <m:oMathPara>
+        <m:oMathParaPr>
+          <m:jc m:val="center"/>
+        </m:oMathParaPr>
+        <m:oMath>
+          <m:r>
+            <m:rPr>
+              <m:sty m:val="p"/>
+            </m:rPr>
+            <m:t>log</m:t>
+          </m:r>
+          <m:r>
+            <m:rPr>
+              <m:sty m:val="p"/>
+            </m:rPr>
+            <m:t>(</m:t>
+          </m:r>
+          <m:sSub>
+            <m:e>
+              <m:r>
+                <m:t>F</m:t>
+              </m:r>
+            </m:e>
+            <m:sub>
+              <m:r>
+                <m:t>1</m:t>
+              </m:r>
+              <m:r>
+                <m:rPr>
+                  <m:sty m:val="p"/>
+                </m:rPr>
+                <m:t>,</m:t>
+              </m:r>
+              <m:r>
+                <m:t>4</m:t>
+              </m:r>
+              <m:r>
+                <m:rPr>
+                  <m:sty m:val="p"/>
+                </m:rPr>
+                <m:t>,</m:t>
+              </m:r>
+              <m:r>
+                <m:t>t</m:t>
+              </m:r>
+            </m:sub>
+          </m:sSub>
+          <m:r>
+            <m:rPr>
+              <m:sty m:val="p"/>
+            </m:rPr>
+            <m:t>)</m:t>
+          </m:r>
+          <m:r>
+            <m:rPr>
+              <m:sty m:val="p"/>
+            </m:rPr>
+            <m:t>=</m:t>
+          </m:r>
+          <m:r>
+            <m:rPr>
+              <m:sty m:val="p"/>
+            </m:rPr>
+            <m:t>log</m:t>
+          </m:r>
+          <m:r>
+            <m:rPr>
+              <m:sty m:val="p"/>
+            </m:rPr>
+            <m:t>(</m:t>
+          </m:r>
+          <m:sSub>
+            <m:e>
+              <m:r>
+                <m:t>F</m:t>
+              </m:r>
+            </m:e>
+            <m:sub>
+              <m:r>
+                <m:t>1</m:t>
+              </m:r>
+              <m:r>
+                <m:rPr>
+                  <m:sty m:val="p"/>
+                </m:rPr>
+                <m:t>,</m:t>
+              </m:r>
+              <m:r>
+                <m:t>4</m:t>
+              </m:r>
+            </m:sub>
+          </m:sSub>
+          <m:r>
+            <m:rPr>
+              <m:sty m:val="p"/>
+            </m:rPr>
+            <m:t>)</m:t>
+          </m:r>
+          <m:r>
+            <m:rPr>
+              <m:sty m:val="p"/>
+            </m:rPr>
+            <m:t>+</m:t>
+          </m:r>
+          <m:sSub>
+            <m:e>
+              <m:r>
+                <m:t>β</m:t>
+              </m:r>
+            </m:e>
+            <m:sub>
+              <m:r>
+                <m:rPr>
+                  <m:nor/>
+                  <m:sty m:val="p"/>
+                </m:rPr>
+                <m:t>true</m:t>
+              </m:r>
+            </m:sub>
+          </m:sSub>
+          <m:sSub>
+            <m:e>
+              <m:r>
+                <m:t>x</m:t>
+              </m:r>
+            </m:e>
+            <m:sub>
+              <m:r>
+                <m:t>t</m:t>
+              </m:r>
+            </m:sub>
+          </m:sSub>
+          <m:r>
+            <m:rPr>
+              <m:sty m:val="p"/>
+            </m:rPr>
+            <m:t>+</m:t>
+          </m:r>
+          <m:sSub>
+            <m:e>
+              <m:r>
+                <m:t>z</m:t>
+              </m:r>
+            </m:e>
+            <m:sub>
+              <m:r>
+                <m:t>t</m:t>
+              </m:r>
+            </m:sub>
+          </m:sSub>
+          <m:r>
+            <m:rPr>
+              <m:sty m:val="p"/>
+            </m:rPr>
+            <m:t>,</m:t>
+          </m:r>
+          <m:r>
+            <m:t>  </m:t>
+          </m:r>
+          <m:r>
+            <m:rPr>
+              <m:sty m:val="p"/>
+            </m:rPr>
+            <m:t>(</m:t>
+          </m:r>
+          <m:r>
+            <m:t>15</m:t>
+          </m:r>
+          <m:r>
+            <m:rPr>
+              <m:sty m:val="p"/>
+            </m:rPr>
+            <m:t>)</m:t>
+          </m:r>
+        </m:oMath>
+      </m:oMathPara>
+    </w:p>
+    <w:p>
+      <w:pPr>
+        <w:pStyle w:val="FirstParagraph"/>
+      </w:pPr>
+      <w:r>
+        <w:t xml:space="preserve">where</w:t>
+      </w:r>
+      <w:r>
+        <w:t xml:space="preserve"> </w:t>
+      </w:r>
+      <m:oMath>
+        <m:sSub>
+          <m:e>
+            <m:r>
+              <m:t>β</m:t>
+            </m:r>
+          </m:e>
+          <m:sub>
+            <m:r>
+              <m:rPr>
+                <m:nor/>
+                <m:sty m:val="p"/>
+              </m:rPr>
+              <m:t>true</m:t>
+            </m:r>
+          </m:sub>
+        </m:sSub>
+      </m:oMath>
+      <w:r>
+        <w:t xml:space="preserve"> </w:t>
+      </w:r>
+      <w:r>
+        <w:t xml:space="preserve">was set to 0.1, 0.3, or 0.5, and</w:t>
+      </w:r>
+      <w:r>
+        <w:t xml:space="preserve"> </w:t>
+      </w:r>
+      <m:oMath>
+        <m:sSub>
+          <m:e>
+            <m:r>
+              <m:t>z</m:t>
+            </m:r>
+          </m:e>
+          <m:sub>
+            <m:r>
+              <m:t>t</m:t>
+            </m:r>
+          </m:sub>
+        </m:sSub>
+        <m:r>
+          <m:rPr>
+            <m:sty m:val="p"/>
+          </m:rPr>
+          <m:t>∼</m:t>
+        </m:r>
+        <m:r>
+          <m:rPr>
+            <m:nor/>
+            <m:sty m:val="p"/>
+          </m:rPr>
+          <m:t>Normal</m:t>
+        </m:r>
+        <m:r>
+          <m:rPr>
+            <m:sty m:val="p"/>
+          </m:rPr>
+          <m:t>(</m:t>
+        </m:r>
+        <m:r>
+          <m:t>0</m:t>
+        </m:r>
+        <m:r>
+          <m:rPr>
+            <m:sty m:val="p"/>
+          </m:rPr>
+          <m:t>,</m:t>
+        </m:r>
+        <m:sSup>
+          <m:e>
+            <m:r>
+              <m:t>0.2</m:t>
+            </m:r>
+          </m:e>
+          <m:sup>
+            <m:r>
+              <m:t>2</m:t>
+            </m:r>
+          </m:sup>
+        </m:sSup>
+        <m:r>
+          <m:rPr>
+            <m:sty m:val="p"/>
+          </m:rPr>
+          <m:t>)</m:t>
+        </m:r>
+      </m:oMath>
+      <w:r>
+        <w:t xml:space="preserve"> </w:t>
+      </w:r>
+      <w:r>
+        <w:t xml:space="preserve">represented additional year-to-year biological variation not explained by climate. For each year we then simulated observed seedling counts from finite samples of reproductive individuals, using stage sample sizes of 10, 20, 50, or 100 per year. We analysed 200 replicate time series for each effect-size and sample-size combination.</w:t>
+      </w:r>
+    </w:p>
+    <w:p>
+      <w:pPr>
+        <w:pStyle w:val="BodyText"/>
+      </w:pPr>
+      <w:r>
+        <w:t xml:space="preserve">For each simulated dataset, we fit three models to estimate the climate effect on recruitment: (i) a Gaussian regression on annual point estimates of fecundity, (ii) a Poisson count model using observed seedling counts and an offset for the number of reproductive individuals, and (iii) a Poisson uncertainty-aware model that additionally included a latent year-specific process term analogous to</w:t>
+      </w:r>
+      <w:r>
+        <w:t xml:space="preserve"> </w:t>
+      </w:r>
+      <m:oMath>
+        <m:sSub>
+          <m:e>
+            <m:r>
+              <m:t>z</m:t>
+            </m:r>
+          </m:e>
+          <m:sub>
+            <m:r>
+              <m:t>t</m:t>
+            </m:r>
+          </m:sub>
+        </m:sSub>
+      </m:oMath>
+      <w:r>
+        <w:t xml:space="preserve">. We then compared the models in terms of bias and 95% interval coverage (the proportion of replicate datasets in which the 95% interval contained the true effect</w:t>
+      </w:r>
+      <w:r>
+        <w:t xml:space="preserve"> </w:t>
+      </w:r>
+      <m:oMath>
+        <m:sSub>
+          <m:e>
+            <m:r>
+              <m:t>β</m:t>
+            </m:r>
+          </m:e>
+          <m:sub>
+            <m:r>
+              <m:rPr>
+                <m:nor/>
+                <m:sty m:val="p"/>
+              </m:rPr>
+              <m:t>true</m:t>
+            </m:r>
+          </m:sub>
+        </m:sSub>
+      </m:oMath>
+      <w:r>
+        <w:t xml:space="preserve">; a well-calibrated model achieves coverage close to the nominal 0.95). This design isolates the effect of uncertainty propagation because the true climate effect is known, while still mimicking the sampling structure of finite field data. A supplementary multisite robustness analysis applying the analysis 2 framework to three</w:t>
       </w:r>
       <w:r>
         <w:t xml:space="preserve"> </w:t>
@@ -6018,26 +6560,7 @@
         <w:t xml:space="preserve"> </w:t>
       </w:r>
       <w:r>
-        <w:t xml:space="preserve">populations (Haynes Creek, McDevitt Creek, and Sheep Corral Gulch) (Crone &amp; Lesica, 2004) . For each site, we fit the same two recruitment-temperature formulations used in analysis 2: a point-estimate model and a sampling-uncertainty model, for both (i) monthly-lag coefficients in the Gaussian-process framework and (ii) a simplified spring-temperature model.</w:t>
-      </w:r>
-    </w:p>
-    <w:p>
-      <w:pPr>
-        <w:pStyle w:val="BodyText"/>
-      </w:pPr>
-      <w:r>
-        <w:t xml:space="preserve">We also fit the same paired stage-specific survival-temperature comparison used in analysis 2, deriving annual stage-specific survival from</w:t>
-      </w:r>
-      <w:r>
-        <w:t xml:space="preserve"> </w:t>
-      </w:r>
-      <m:oMath>
-        <m:r>
-          <m:t>U</m:t>
-        </m:r>
-      </m:oMath>
-      <w:r>
-        <w:t xml:space="preserve">-column sums and comparing an SSD-weighted quasibinomial point-estimate model with a binomial count model that propagates sampling uncertainty. This preserves comparable linear predictors across formulations while varying only how uncertainty enters the response model. Full implementation details are given in Supplementary Methods section S1.10.</w:t>
+        <w:t xml:space="preserve">populations is reported in Supplementary Methods section S1.10 and Supplementary Results section S2.5.</w:t>
       </w:r>
     </w:p>
     <w:p>
@@ -6100,7 +6623,7 @@
         <w:t xml:space="preserve">1</w:t>
       </w:r>
       <w:r>
-        <w:t xml:space="preserve">). Point estimates of life expectancy and shape often deviated from their respective sampling distributions (Fig.</w:t>
+        <w:t xml:space="preserve">). Because sample sizes were pooled across years, these ratios are conservative estimates of the true sampling-to-biological variance ratio. Thus, part of the apparent among-population variation in mortality trajectories in comparative senescence analyses may reflect sampling noise and temporal variation, not only true underlying biological differences. Point estimates of life expectancy and shape often deviated from their respective sampling distributions (Fig.</w:t>
       </w:r>
       <w:r>
         <w:t xml:space="preserve"> </w:t>
@@ -6117,7 +6640,7 @@
         <w:pStyle w:val="BodyText"/>
       </w:pPr>
       <w:r>
-        <w:t xml:space="preserve">Despite the mismatch between point estimates and sampling distributions, accounting for sampling uncertainty in our test of the relationship between life expectancy and shape only moderately affected the overall result (Fig.</w:t>
+        <w:t xml:space="preserve">Despite the mismatch between point estimates and sampling distributions, accounting for sampling uncertainty in our test of the relationship between life expectancy and shape did not impact the overall conclusion (Fig.</w:t>
       </w:r>
       <w:r>
         <w:t xml:space="preserve"> </w:t>
@@ -6126,7 +6649,7 @@
         <w:t xml:space="preserve">4</w:t>
       </w:r>
       <w:r>
-        <w:t xml:space="preserve">). For the slope parameter β, the posterior distribution from the point-estimate model was centred slightly to the left of zero (P[β &gt; 0] = 0.146), whereas the corresponding posterior from the sampling-uncertainty model was shifted somewhat to the right (P[β &gt; 0] = 0.770), indicating stronger evidence for a positive relationship between life expectancy and shape.</w:t>
+        <w:t xml:space="preserve">). While the posterior distribution of the slope parameter β from the point-estimate model was centred slightly to the left of zero (P[β &gt; 0] = 0.146), the corresponding posterior from the sampling-uncertainty model was shifted somewhat to the right (P[β &gt; 0] = 0.770). This shift in the posterior between the two models led to a change in sign of the posterior median between the two scenarios. The shift in sign of the result is not trivial; however, given that the overall conclusion in both cases is that there is no strong effect, this remains robust.</w:t>
       </w:r>
     </w:p>
     <w:p>
@@ -6215,13 +6738,13 @@
       </w:r>
     </w:p>
     <w:bookmarkEnd w:id="34"/>
-    <w:bookmarkStart w:id="35" w:name="X175438a06d79e2efaa375e6692933e45b61ebbf"/>
+    <w:bookmarkStart w:id="35" w:name="X833b9bf9308421cbeeaa896dbc36efa1f10b09d"/>
     <w:p>
       <w:pPr>
         <w:pStyle w:val="Heading2"/>
       </w:pPr>
       <w:r>
-        <w:t xml:space="preserve">Analysis 3: Multi-site extension of climate-demography models</w:t>
+        <w:t xml:space="preserve">Analysis 3: Simulation study of climate effects on fecundity</w:t>
       </w:r>
     </w:p>
     <w:p>
@@ -6229,7 +6752,83 @@
         <w:pStyle w:val="FirstParagraph"/>
       </w:pPr>
       <w:r>
-        <w:t xml:space="preserve">Extending the same framework to three</w:t>
+        <w:t xml:space="preserve">The simulation study showed that accounting for sampling uncertainty improved interval calibration without materially increasing average estimation error (Fig.</w:t>
+      </w:r>
+      <w:r>
+        <w:t xml:space="preserve"> </w:t>
+      </w:r>
+      <w:r>
+        <w:t xml:space="preserve">6</w:t>
+      </w:r>
+      <w:r>
+        <w:t xml:space="preserve">). Across the full factorial design, the uncertainty-aware Poisson model achieved near-nominal 95% interval coverage (0.951), whereas the simpler Poisson point-estimate model undercovered substantially (0.757). The two Poisson formulations had very similar overall RMSE (0.086 versus 0.087), indicating that the main benefit of explicit uncertainty propagation was improved interval calibration rather than reduced average error.</w:t>
+      </w:r>
+    </w:p>
+    <w:p>
+      <w:pPr>
+        <w:pStyle w:val="BodyText"/>
+      </w:pPr>
+      <w:r>
+        <w:t xml:space="preserve">The undercoverage of the Poisson point-estimate model became more severe as sample size increased. Averaged across true effect sizes, its coverage declined from 0.897 at sample size 10 to 0.593 at sample size 100, whereas the uncertainty-aware model remained stable over the same range (0.955 to 0.952; Fig.</w:t>
+      </w:r>
+      <w:r>
+        <w:t xml:space="preserve"> </w:t>
+      </w:r>
+      <w:r>
+        <w:t xml:space="preserve">6</w:t>
+      </w:r>
+      <w:r>
+        <w:t xml:space="preserve">). This occurs because the point-estimate model treats increasing sample size as if it eliminated most uncertainty, even though the simulated truth still includes year-to-year biological variation not explained by climate. As a result, its intervals become too narrow. The residual variation being represented here is among-year process variation, a component distinct from the transition-rate sampling uncertainty examined in Analyses 1 and 2; the point-estimate model becomes overconfident precisely because it implicitly assumes this variation away as sample size grows.</w:t>
+      </w:r>
+    </w:p>
+    <w:p>
+      <w:pPr>
+        <w:pStyle w:val="BodyText"/>
+      </w:pPr>
+      <w:r>
+        <w:t xml:space="preserve">Bias patterns also differed among models. The Gaussian point-estimate model showed increasing positive bias as the true effect size increased, with mean bias reaching 0.066 when</w:t>
+      </w:r>
+      <w:r>
+        <w:t xml:space="preserve"> </w:t>
+      </w:r>
+      <m:oMath>
+        <m:sSub>
+          <m:e>
+            <m:r>
+              <m:t>β</m:t>
+            </m:r>
+          </m:e>
+          <m:sub>
+            <m:r>
+              <m:rPr>
+                <m:nor/>
+                <m:sty m:val="p"/>
+              </m:rPr>
+              <m:t>true</m:t>
+            </m:r>
+          </m:sub>
+        </m:sSub>
+        <m:r>
+          <m:rPr>
+            <m:sty m:val="p"/>
+          </m:rPr>
+          <m:t>=</m:t>
+        </m:r>
+        <m:r>
+          <m:t>0.5</m:t>
+        </m:r>
+      </m:oMath>
+      <w:r>
+        <w:t xml:space="preserve">, whereas both Poisson models remained close to unbiased throughout the design (Fig.</w:t>
+      </w:r>
+      <w:r>
+        <w:t xml:space="preserve"> </w:t>
+      </w:r>
+      <w:r>
+        <w:t xml:space="preserve">6</w:t>
+      </w:r>
+      <w:r>
+        <w:t xml:space="preserve">). The uncertainty-aware model therefore combines the low bias of the count-based formulation with interval coverage close to the nominal 95% level. A supplementary multisite robustness analysis based on three</w:t>
       </w:r>
       <w:r>
         <w:t xml:space="preserve"> </w:t>
@@ -6245,33 +6844,7 @@
         <w:t xml:space="preserve"> </w:t>
       </w:r>
       <w:r>
-        <w:t xml:space="preserve">populations yielded the same overall pattern: point-estimate and sampling-uncertainty models were closely aligned within site, while differences among sites were more pronounced (Fig.</w:t>
-      </w:r>
-      <w:r>
-        <w:t xml:space="preserve"> </w:t>
-      </w:r>
-      <w:r>
-        <w:t xml:space="preserve">6</w:t>
-      </w:r>
-      <w:r>
-        <w:t xml:space="preserve">). Across sites, we had 9-11 years of annual demographic records, with 8-10 years retained for model fitting after filtering (0-3 years excluded; Supplementary Table S7).</w:t>
-      </w:r>
-    </w:p>
-    <w:p>
-      <w:pPr>
-        <w:pStyle w:val="BodyText"/>
-      </w:pPr>
-      <w:r>
-        <w:t xml:space="preserve">For spring-temperature models, posterior medians differed only slightly between formulations (maximum absolute within-site difference: 0.026 on the linear predictor scale), and 95% interval widths changed by only -5.3% to 4.7% across sites (Supplementary Table S8). Monthly-lag coefficient profiles were likewise highly concordant between formulations, with within-site correlations of posterior medians ranging from 0.992 to 0.997 and a maximum lag-specific median difference of 0.042 (Fig.</w:t>
-      </w:r>
-      <w:r>
-        <w:t xml:space="preserve"> </w:t>
-      </w:r>
-      <w:r>
-        <w:t xml:space="preserve">6</w:t>
-      </w:r>
-      <w:r>
-        <w:t xml:space="preserve">). As in analysis 2, these results indicate limited sensitivity of climate-effect inference to transition-rate sampling uncertainty in this setting.</w:t>
+        <w:t xml:space="preserve">populations showed the same qualitative conclusion as analysis 2: climate-effect inference was similar with and without explicit uncertainty propagation in that empirical setting (Supplementary Results section S2.5; Figure S5; Tables S7-S10).</w:t>
       </w:r>
     </w:p>
     <w:bookmarkEnd w:id="35"/>
@@ -6299,7 +6872,7 @@
         <w:pStyle w:val="FirstParagraph"/>
       </w:pPr>
       <w:r>
-        <w:t xml:space="preserve">Sampling uncertainty in the transition rates underlying matrix population models can, in principle, propagate into substantial uncertainty in the demographic traits derived from those models. However, our results show that the impact of sampling uncertainty on inference from published MPMs is strongly trait-dependent. In our analyses, accounting for transition-rate sampling uncertainty moderately affected inference in a comparative analysis of mortality trajectories, but had little impact on a within-species analysis of weather effects on recruitment. It is important to note that the within-species result pertains specifically to an aggregate reproductive transition (seedlings per reproductive adult) rather than to stage-specific survival transitions, which are more commonly affected by boundary estimates. The contrast between analyses 1 and 2 therefore reflects both the type of trait analysed and the type of transition underlying it.</w:t>
+        <w:t xml:space="preserve">Sampling uncertainty in the transition rates underlying matrix population models can, in principle, propagate into substantial uncertainty in the demographic traits derived from those models. However, our results show that the impact of sampling uncertainty on inference from published MPMs is strongly trait-dependent. In our analyses, accounting for transition-rate sampling uncertainty moderately affected inference in a comparative analysis of mortality trajectories, but had little impact on a within-species analysis of weather effects on recruitment. The simulation analysis clarifies that this apparent robustness does not imply that point-estimate count models are generally well calibrated: when unmodelled year-to-year biological variation is present, they can remain nearly unbiased yet still become overconfident. It is important to note that the within-species result pertains specifically to an aggregate reproductive transition (seedlings per reproductive adult) rather than to stage-specific survival transitions, which are more commonly affected by boundary estimates. The contrast between analyses 1 and 2, together with the simulation result, therefore reflects both the type of trait analysed and the type of transition underlying it.</w:t>
       </w:r>
     </w:p>
     <w:p>
@@ -6431,7 +7004,7 @@
         <w:pStyle w:val="BodyText"/>
       </w:pPr>
       <w:r>
-        <w:t xml:space="preserve">Analyses warrant caution when: any stage has survival &gt;0.95 or &lt;0.05, or is estimated from fewer than 20 individuals; the matrix has only a single reproductive stage class; or the time to quasi-stable distribution is less than one life expectancy. Conversely, analyses are likely robust when survival estimates are well away from boundaries, key transitions are estimated from &gt;50 individuals, and the focal metric is highly integrated (e.g. population growth rate, generation time). The absence of a detectable uncertainty effect (as in our climate-recruitment analysis) should not be taken as general evidence that propagation is unnecessary; robustness is trait- and context-specific.</w:t>
+        <w:t xml:space="preserve">Analyses warrant caution when: any stage has survival &gt;0.95 or &lt;0.05, or is estimated from fewer than 20 individuals; the matrix has only a single reproductive stage class; or the time to quasi-stable distribution is less than one life expectancy (these proposed thresholds are derived from a restricted and taxonomically narrow dataset of largely herbaceous perennials and are unlikely to apply universally). Conversely, analyses are likely robust when survival estimates are well away from boundaries, key transitions are estimated from &gt;50 individuals, and the focal metric is highly integrated (e.g. population growth rate, generation time). The absence of a detectable uncertainty effect (as in our climate-recruitment analysis) should not be taken as general evidence that propagation is unnecessary; robustness is trait- and context-specific.</w:t>
       </w:r>
     </w:p>
     <w:bookmarkEnd w:id="39"/>
@@ -6796,7 +7369,7 @@
         <w:t xml:space="preserve">Supplementary Methods S1.10</w:t>
       </w:r>
       <w:r>
-        <w:t xml:space="preserve">: Multi-site extension for analysis 3 (</w:t>
+        <w:t xml:space="preserve">: Multisite robustness extension of analysis 2 (</w:t>
       </w:r>
       <w:r>
         <w:rPr>
@@ -7066,7 +7639,7 @@
         <w:t xml:space="preserve">Table S7</w:t>
       </w:r>
       <w:r>
-        <w:t xml:space="preserve">: Analysis 3 site coverage and spring-temperature effect summaries for</w:t>
+        <w:t xml:space="preserve">: Multisite robustness-analysis site coverage and spring-temperature effect summaries for</w:t>
       </w:r>
       <w:r>
         <w:t xml:space="preserve"> </w:t>
@@ -7098,7 +7671,7 @@
         <w:t xml:space="preserve">Table S8</w:t>
       </w:r>
       <w:r>
-        <w:t xml:space="preserve">: Analysis 3 posterior summary for the spring-temperature coefficient by site and model formulation.</w:t>
+        <w:t xml:space="preserve">: Multisite robustness-analysis posterior summary for the spring-temperature coefficient by site and model formulation.</w:t>
       </w:r>
     </w:p>
     <w:p>
@@ -7136,7 +7709,7 @@
         <w:t xml:space="preserve">Table S10</w:t>
       </w:r>
       <w:r>
-        <w:t xml:space="preserve">: Analysis 3 stage-specific survival-temperature coefficients under no weights and SSD weights.</w:t>
+        <w:t xml:space="preserve">: Multisite robustness-analysis stage-specific survival-temperature coefficients under no weights and SSD weights.</w:t>
       </w:r>
     </w:p>
     <w:p>
@@ -7289,6 +7862,38 @@
       </w:r>
       <w:r>
         <w:t xml:space="preserve">: Sensitivity of analysis 1 shape estimates to the quasi-stable-distribution truncation threshold.</w:t>
+      </w:r>
+    </w:p>
+    <w:p>
+      <w:pPr>
+        <w:pStyle w:val="Compact"/>
+        <w:numPr>
+          <w:ilvl w:val="0"/>
+          <w:numId w:val="1002"/>
+        </w:numPr>
+      </w:pPr>
+      <w:r>
+        <w:rPr>
+          <w:b/>
+          <w:bCs/>
+        </w:rPr>
+        <w:t xml:space="preserve">Figure S5</w:t>
+      </w:r>
+      <w:r>
+        <w:t xml:space="preserve">: Multisite robustness analysis for</w:t>
+      </w:r>
+      <w:r>
+        <w:t xml:space="preserve"> </w:t>
+      </w:r>
+      <w:r>
+        <w:rPr>
+          <w:i/>
+          <w:iCs/>
+        </w:rPr>
+        <w:t xml:space="preserve">Astragalus scaphoides</w:t>
+      </w:r>
+      <w:r>
+        <w:t xml:space="preserve">.</w:t>
       </w:r>
     </w:p>
     <w:p>
@@ -10732,7 +11337,7 @@
           <wp:inline>
             <wp:extent cx="5727700" cy="2832853"/>
             <wp:effectExtent b="0" l="0" r="0" t="0"/>
-            <wp:docPr descr="Figure 4: Analysis 1 relationship between life expectancy and shape under models with and without sampling uncertainty propagation. In panel A, purple points, line, and ribbon show the model using point estimates. Green crosses, line, and ribbon show the uncertainty-aware model; crosses are centred on sampling-distribution medians with horizontal and vertical bars showing 95% intervals. The displacement between faint reference points and crosses indicates that propagated sampling distributions can shift central tendency away from point estimates, consistent with the offsets between dashed lines and density peaks in Figure 3. Axes are mature life expectancy (years, log scale) and mortality-trajectory shape. Panel B shows posterior densities for the slope parameter β (unit change in shape per unit change in log life expectancy), with purple for the point-estimate model and green for the uncertainty-aware model. This figure shows that accounting for sampling uncertainty shifts posterior support towards a positive association." title="" id="104" name="Picture"/>
+            <wp:docPr descr="Figure 4: Accounting for sampling uncertainty strengthens support for a positive life expectancy-shape relationship by shrinking and shifting the population-level estimates that drive the regression. Analysis 1 relationship between life expectancy and shape under models with and without sampling uncertainty propagation. In panel A, purple points, line, and ribbon show the model using point estimates. Green crosses, line, and ribbon show the uncertainty-aware model; crosses are centred on sampling-distribution medians with horizontal and vertical bars showing 95% intervals. The displacement between faint reference points and crosses indicates that propagated sampling distributions can shift central tendency away from point estimates, consistent with the offsets between dashed lines and density peaks in Figure 3. Axes are mature life expectancy (years, log scale) and mortality-trajectory shape. Panel B shows posterior densities for the slope parameter β (unit change in shape per unit change in log life expectancy), with purple for the point-estimate model and green for the uncertainty-aware model." title="" id="104" name="Picture"/>
             <a:graphic>
               <a:graphicData uri="http://schemas.openxmlformats.org/drawingml/2006/picture">
                 <pic:pic>
@@ -10777,7 +11382,7 @@
       <w:bookmarkStart w:id="106" w:name="fig:fig-main-3"/>
       <w:bookmarkEnd w:id="106"/>
       <w:r>
-        <w:t xml:space="preserve">Figure 4: Analysis 1 relationship between life expectancy and shape under models with and without sampling uncertainty propagation. In panel A, purple points, line, and ribbon show the model using point estimates. Green crosses, line, and ribbon show the uncertainty-aware model; crosses are centred on sampling-distribution medians with horizontal and vertical bars showing 95% intervals. The displacement between faint reference points and crosses indicates that propagated sampling distributions can shift central tendency away from point estimates, consistent with the offsets between dashed lines and density peaks in Figure</w:t>
+        <w:t xml:space="preserve">Figure 4: Accounting for sampling uncertainty strengthens support for a positive life expectancy-shape relationship by shrinking and shifting the population-level estimates that drive the regression. Analysis 1 relationship between life expectancy and shape under models with and without sampling uncertainty propagation. In panel A, purple points, line, and ribbon show the model using point estimates. Green crosses, line, and ribbon show the uncertainty-aware model; crosses are centred on sampling-distribution medians with horizontal and vertical bars showing 95% intervals. The displacement between faint reference points and crosses indicates that propagated sampling distributions can shift central tendency away from point estimates, consistent with the offsets between dashed lines and density peaks in Figure</w:t>
       </w:r>
       <w:r>
         <w:t xml:space="preserve"> </w:t>
@@ -10786,7 +11391,7 @@
         <w:t xml:space="preserve">3</w:t>
       </w:r>
       <w:r>
-        <w:t xml:space="preserve">. Axes are mature life expectancy (years, log scale) and mortality-trajectory shape. Panel B shows posterior densities for the slope parameter β (unit change in shape per unit change in log life expectancy), with purple for the point-estimate model and green for the uncertainty-aware model. This figure shows that accounting for sampling uncertainty shifts posterior support towards a positive association.</w:t>
+        <w:t xml:space="preserve">. Axes are mature life expectancy (years, log scale) and mortality-trajectory shape. Panel B shows posterior densities for the slope parameter β (unit change in shape per unit change in log life expectancy), with purple for the point-estimate model and green for the uncertainty-aware model.</w:t>
       </w:r>
     </w:p>
     <w:p>
@@ -10876,14 +11481,14 @@
       <w:r>
         <w:drawing>
           <wp:inline>
-            <wp:extent cx="5727700" cy="4773682"/>
+            <wp:extent cx="5727700" cy="4455476"/>
             <wp:effectExtent b="0" l="0" r="0" t="0"/>
-            <wp:docPr descr="Figure 6: Analysis 3 multisite climate-demography comparison for Astragalus scaphoides. Panel A (Haynes Creek), panel B (McDevitt Creek), and panel C (Sheep Corral Gulch) each show monthly-lag temperature coefficients, recruitment-temperature fits, and stage-specific survival-temperature coefficients for point-estimate (purple) and uncertainty-aware (green) formulations. Recruitment is seedlings per reproductive plant, and stage-specific survival coefficients are on the logit scale (β). Across sites, the two formulations remain closely aligned, showing that among-site ecological differences are larger than differences induced by uncertainty propagation." title="" id="112" name="Picture"/>
+            <wp:docPr descr="Figure 6: Simulation analysis of climate effects on fecundity, showing that accounting for sampling uncertainty improves interval performance while keeping bias low. The upper row shows bias, and the lower row shows 95% interval coverage, across four sample sizes and three true effect sizes (beta = 0.1, 0.3, and 0.5). The Gaussian point-estimate model (purple) becomes increasingly biased as the true effect grows. The Poisson point-estimate model (blue) is nearly unbiased but its intervals miss the true effect too often, especially at larger sample sizes. The uncertainty-aware Poisson model (green) keeps coverage close to the expected 95% level across the full design." title="" id="112" name="Picture"/>
             <a:graphic>
               <a:graphicData uri="http://schemas.openxmlformats.org/drawingml/2006/picture">
                 <pic:pic>
                   <pic:nvPicPr>
-                    <pic:cNvPr descr="sampling_uncertainty_mpm_main_files/07961aeadb3b8be6075e27c19a217a966c209c17.png" id="113" name="Picture"/>
+                    <pic:cNvPr descr="sampling_uncertainty_mpm_main_files/de5c323961f05beb78df7a05b26b0aa139ba5382.png" id="113" name="Picture"/>
                     <pic:cNvPicPr>
                       <a:picLocks noChangeArrowheads="1" noChangeAspect="1"/>
                     </pic:cNvPicPr>
@@ -10897,7 +11502,7 @@
                   <pic:spPr bwMode="auto">
                     <a:xfrm>
                       <a:off x="0" y="0"/>
-                      <a:ext cx="5727700" cy="4773682"/>
+                      <a:ext cx="5727700" cy="4455476"/>
                     </a:xfrm>
                     <a:prstGeom prst="rect">
                       <a:avLst/>
@@ -10923,20 +11528,7 @@
       <w:bookmarkStart w:id="114" w:name="fig:fig-main-5"/>
       <w:bookmarkEnd w:id="114"/>
       <w:r>
-        <w:t xml:space="preserve">Figure 6: Analysis 3 multisite climate-demography comparison for</w:t>
-      </w:r>
-      <w:r>
-        <w:t xml:space="preserve"> </w:t>
-      </w:r>
-      <w:r>
-        <w:rPr>
-          <w:i/>
-          <w:iCs/>
-        </w:rPr>
-        <w:t xml:space="preserve">Astragalus scaphoides</w:t>
-      </w:r>
-      <w:r>
-        <w:t xml:space="preserve">. Panel A (Haynes Creek), panel B (McDevitt Creek), and panel C (Sheep Corral Gulch) each show monthly-lag temperature coefficients, recruitment-temperature fits, and stage-specific survival-temperature coefficients for point-estimate (purple) and uncertainty-aware (green) formulations. Recruitment is seedlings per reproductive plant, and stage-specific survival coefficients are on the logit scale (β). Across sites, the two formulations remain closely aligned, showing that among-site ecological differences are larger than differences induced by uncertainty propagation.</w:t>
+        <w:t xml:space="preserve">Figure 6: Simulation analysis of climate effects on fecundity, showing that accounting for sampling uncertainty improves interval performance while keeping bias low. The upper row shows bias, and the lower row shows 95% interval coverage, across four sample sizes and three true effect sizes (beta = 0.1, 0.3, and 0.5). The Gaussian point-estimate model (purple) becomes increasingly biased as the true effect grows. The Poisson point-estimate model (blue) is nearly unbiased but its intervals miss the true effect too often, especially at larger sample sizes. The uncertainty-aware Poisson model (green) keeps coverage close to the expected 95% level across the full design.</w:t>
       </w:r>
     </w:p>
     <w:bookmarkEnd w:id="115"/>

--- a/docs/manuscript/sampling_uncertainty_mpm_main.docx
+++ b/docs/manuscript/sampling_uncertainty_mpm_main.docx
@@ -242,7 +242,7 @@
         <w:pStyle w:val="BodyText"/>
       </w:pPr>
       <w:r>
-        <w:t xml:space="preserve">Large comparative analyses are not the only analysis that can be impacted by omission of sampling uncertainty. Another key area where sampling uncertainty could have a substantial impact is in linking demographic rates to abiotic drivers. When incorporating drivers, such as climate, in MPM studies researchers typically regress an annual demographic rate (e.g. recruitment) against a climate variable (e.g. spring temperature) to estimate how strongly climate drives dynamics. A key challenge with this approach is that the vital rate estimates in the regression are themselves noisy, and noise in the response variable biases the estimated climate slope towards zero (attenuation bias). While a model that incorporates sampling uncertainty corrects for this, failing to do so could in theory lead to incorrect conclusions and undermine the robustness of results even in a single-species context. Whether this undermining is severe in practice is still an open question, which we address here.</w:t>
+        <w:t xml:space="preserve">Large comparative analyses are not the only analysis that can be impacted by omission of sampling uncertainty. Another key area where sampling uncertainty could have a substantial impact is in linking demographic rates to abiotic drivers. When incorporating drivers, such as climate, in MPM studies researchers typically regress an annual demographic rate (e.g. recruitment) against a climate variable (e.g. spring temperature) to estimate how strongly climate drives dynamics. A key challenge with this approach is that the vital rate estimates in the regression are themselves noisy. In linear regression, independent, additive, mean-zero error in the response reduces precision but does not itself bias the slope towards zero. Its effects in models of demographic rates depend on the error structure and model formulation; whether explicitly accounting for sampling uncertainty materially changes climate-response inference is therefore an empirical question, which we address here.</w:t>
       </w:r>
     </w:p>
     <w:p>
@@ -250,7 +250,7 @@
         <w:pStyle w:val="BodyText"/>
       </w:pPr>
       <w:r>
-        <w:t xml:space="preserve">We investigate sampling uncertainty in the COMPADRE Plant Matrix Database (Salguero-Gómez et al. 2015; www.compadre-db.org), which currently contains over 9,000 matrix population models (i.e. projection matrices, hereafter MPMs) drawn from more than 650 studies. Over the course of its development, researchers have used COMPADRE (and the sister animal matrix database COMADRE; Salguero-Gómez et al. 2016a) to address diverse topics in ecology, evolution, and demography, including studies of the structuring of life-history variation (Franco and Silvertown 1996, Salguero-Gómez et al. 2016b), comparative analyses of ageing (Baudisch et al. 2013, Jones et al. 2014), tests of the demographic buffering hypothesis (McDonald et al. 2017), and analyses of the impact of climate on population dynamics (Coutts et al. 2016, Csergő et al. 2017). In practice, these analyses involve deriving parameters from a set of MPMs in COMPADRE (e.g. equilibrium population growth rate λ, elasticities of λ, reproductive values, mean vital rates, generation time, life expectancy), and incorporating these parameter estimates, or further derivations, into a statistical model.</w:t>
+        <w:t xml:space="preserve">We investigate sampling uncertainty in the COMPADRE Plant Matrix Database (Salguero-Gómez et al. 2015; www.compadre-db.org), which currently contains over 9,000 matrix population models (i.e. projection matrices, hereafter MPMs) drawn from more than 650 studies. Over the course of its development, researchers have used COMPADRE (and the sister animal matrix database COMADRE; Salguero-Gómez et al. 2016a) to address diverse topics in ecology, evolution, and demography, including studies of the structuring of life-history variation (Franco and Silvertown 1996, Salguero-Gómez et al. 2016b), comparative analyses of ageing (Baudisch et al. 2013, Jones et al. 2014), tests of the demographic buffering hypothesis (McDonald et al. 2017), and analyses of the impact of climate on population dynamics (Coutts et al. 2016, Csergő et al. 2017). In practice, these analyses involve deriving parameters from a set of MPMs in COMPADRE (e.g. equilibrium population growth rate λ, elasticities of λ, reproductive values, mean vital rates, generation time, life expectancy), and then using these parameter estimates, which themselves carry sampling uncertainty inherited from the underlying transition rates, or further derivations of them, as inputs to a statistical model that tests the relationship of interest. Uncertainty must therefore propagate along a chain, from the sampled transition rates, through the derived parameters, to the final inference.</w:t>
       </w:r>
     </w:p>
     <w:p>
@@ -258,7 +258,23 @@
         <w:pStyle w:val="BodyText"/>
       </w:pPr>
       <w:r>
-        <w:t xml:space="preserve">Our aim is to examine how sampling uncertainty in published projection matrices propagates to specific MPM-derived quantities and to explore when point estimates are robust or fragile. We expect sensitivity to vary systematically across traits, reflecting a spectrum from highly integrated metrics — such as population growth rate, which averages over many transitions and should be buffered against uncertainty in any single element — to traits that depend on long-term survivorship inferred indirectly via age-from-stage methods, such as life expectancy and mortality shape, where small errors in late-stage survival can amplify into large errors in derived quantities. We structure our three analyses to bracket this spectrum deliberately, and more broadly to span common uses of published MPMs: from within-species analyses of climate effects on demographic rates, through multi-population climate-demography comparisons, to broad comparative analyses of lifetime-integrating traits across populations and species. The focal quantities are mature life expectancy, the shape of the mortality trajectory, log population growth rate, and recruitment-climate regression coefficients. Because COMPADRE does not routinely include transition-level sample sizes, our analysis is restricted to the subset for which these data could be assembled (695 MPMs from 31 studies; details in Methods). We use these analyses to identify diagnostic features that help researchers assess robustness in their own work. We also provide a practical diagnostic checklist for COMPADRE users.</w:t>
+        <w:t xml:space="preserve">Our aim is to examine how sampling uncertainty in published projection matrices propagates to specific MPM-derived quantities and to explore when point estimates are robust or fragile. We expect sensitivity to vary systematically across traits, reflecting a spectrum from highly integrated metrics — such as population growth rate, which averages over many transitions and should be buffered against uncertainty in any single element — to traits that depend on long-term survivorship inferred indirectly via age-from-stage methods, such as life expectancy and mortality shape, where small errors in late-stage survival can amplify into large errors in derived quantities. We combine a comparative analysis of lifetime-integrating traits across populations and species (analysis 1), a within-species analysis of climate effects on demographic rates (analysis 2), and a simulation assessing estimation bias and interval coverage against known climate effects (analysis 3). A multisite extension of analysis 2 using</w:t>
+      </w:r>
+      <w:r>
+        <w:t xml:space="preserve"> </w:t>
+      </w:r>
+      <w:r>
+        <w:rPr>
+          <w:i/>
+          <w:iCs/>
+        </w:rPr>
+        <w:t xml:space="preserve">Astragalus scaphoides</w:t>
+      </w:r>
+      <w:r>
+        <w:t xml:space="preserve"> </w:t>
+      </w:r>
+      <w:r>
+        <w:t xml:space="preserve">provides a supplementary robustness check. The focal quantities are mature life expectancy, the shape of the mortality trajectory, log population growth rate, and recruitment-climate regression coefficients. Because COMPADRE does not routinely include transition-level sample sizes, our empirical analyses are restricted to the subset for which these data could be assembled (695 MPMs from 31 studies; details in Methods). We use these analyses to identify diagnostic features that help researchers assess robustness in their own work. We also provide a practical diagnostic checklist for COMPADRE users.</w:t>
       </w:r>
     </w:p>
     <w:bookmarkEnd w:id="22"/>
@@ -339,7 +355,7 @@
         <w:t xml:space="preserve">Lantana camara</w:t>
       </w:r>
       <w:r>
-        <w:t xml:space="preserve">) no longer satisfy the current metadata-based screen, and we also retained 5 pre-2010 studies that had previously been assembled on the basis of temporal replication (at least 4 annual matrices). The requirement of at least 4 annual matrices applied only to the 5 pre-2010 studies added to support the time-series analyses; it was not a selection criterion for the full 31-study dataset used across all analyses. Within the reproducible post-2010 screen, included and excluded studies were broadly similar in matrix dimension, dominant life form, mean stage-specific survival, and the prevalence of boundary survival estimates (Table S11). The 23 screen-overlapping studies yielded 374 MPMs for 84 populations of 24 species; the final dataset comprised 31 studies representing 695 MPMs for 132 populations of 30 species.</w:t>
+        <w:t xml:space="preserve">) no longer satisfy the current metadata-based screen, and we also retained 5 pre-2010 studies that had previously been assembled on the basis of temporal replication (at least 4 annual matrices). The requirement of at least 4 annual matrices applied only to the 5 pre-2010 studies added to support the time-series analyses; it was not a selection criterion for the full 31-study dataset used across all analyses. Within the reproducible post-2010 screen, included and excluded studies were broadly similar in matrix dimension, dominant life form, and mean stage-specific survival, but included studies had a higher mean proportion of boundary survival estimates, especially estimates of exactly 1 (Table S11). This over-representation may favour detection of boundary-related sensitivity and limits generalisation to all screened studies. The 23 screen-overlapping studies yielded 374 MPMs for 84 populations of 24 species; the final dataset comprised 31 studies representing 695 MPMs for 132 populations of 30 species.</w:t>
       </w:r>
     </w:p>
     <w:bookmarkEnd w:id="24"/>
@@ -2840,16 +2856,7 @@
             </m:dPr>
             <m:e>
               <m:r>
-                <m:rPr>
-                  <m:sty m:val="p"/>
-                </m:rPr>
-                <m:t>exp</m:t>
-              </m:r>
-              <m:r>
-                <m:rPr>
-                  <m:sty m:val="p"/>
-                </m:rPr>
-                <m:t>(</m:t>
+                <m:t>47</m:t>
               </m:r>
               <m:sSub>
                 <m:e>
@@ -2863,27 +2870,6 @@
                   </m:r>
                 </m:sub>
               </m:sSub>
-              <m:r>
-                <m:rPr>
-                  <m:sty m:val="p"/>
-                </m:rPr>
-                <m:t>+</m:t>
-              </m:r>
-              <m:r>
-                <m:rPr>
-                  <m:sty m:val="p"/>
-                </m:rPr>
-                <m:t>log</m:t>
-              </m:r>
-              <m:r>
-                <m:t>47</m:t>
-              </m:r>
-              <m:r>
-                <m:rPr>
-                  <m:sty m:val="p"/>
-                </m:rPr>
-                <m:t>)</m:t>
-              </m:r>
             </m:e>
           </m:d>
           <m:r>
@@ -4215,7 +4201,16 @@
         <w:pStyle w:val="BodyText"/>
       </w:pPr>
       <w:r>
-        <w:t xml:space="preserve">In supplementary analyses, we estimated the variance components of life expectancy, shape, and other life history traits using a sampling-to-other variance ratio: the proportion of total observed variation in a demographic parameter attributable to transition-rate sampling uncertainty relative to variation from all other sources (principally biological variation among populations and species). For each parameter we partitioned total variance into a sampling component, estimated as the mean of the within-MPM sampling variances derived from the bootstrap distributions, and a residual component representing the remainder. A ratio greater than 1 indicates that sampling uncertainty exceeds biological variation; a ratio less than 1 indicates that biological variation dominates. Full details are given in Supplementary Methods section S1.5 and Supplementary Table S3.</w:t>
+        <w:t xml:space="preserve">In supplementary analyses, we estimated the variance components of life expectancy, shape, and other life history traits using a sampling-to-other variance ratio: the proportion of total observed variation in a demographic parameter attributable to transition-rate sampling uncertainty relative to variation from all other sources (principally biological variation among populations and species). For each parameter we partitioned total variance into a sampling component, estimated as the mean of the within-MPM sampling variances derived from the bootstrap distributions, and a residual component representing the remainder. A ratio greater than 1 indicates that sampling uncertainty exceeds biological variation; a ratio less than 1 indicates that biological variation dominates. Full details are given in Supplementary Methods section S1.5 and Table</w:t>
+      </w:r>
+      <w:r>
+        <w:t xml:space="preserve"> </w:t>
+      </w:r>
+      <w:r>
+        <w:t xml:space="preserve">1</w:t>
+      </w:r>
+      <w:r>
+        <w:t xml:space="preserve">.</w:t>
       </w:r>
     </w:p>
     <w:bookmarkEnd w:id="28"/>
@@ -4283,7 +4278,7 @@
         </m:r>
       </m:oMath>
       <w:r>
-        <w:t xml:space="preserve">), and survival. We note that recruitment estimated in this way is a relatively aggregated transition whose behaviour under sampling uncertainty may differ substantially from that of survival transitions, which are estimated from smaller stage-specific samples and are more prone to boundary estimates. The robustness we observe in this analysis therefore reflects properties of aggregate reproductive transitions under moderate sample sizes, and should not be taken as evidence that within-species analyses are always insensitive to sampling uncertainty.</w:t>
+        <w:t xml:space="preserve">), and survival. We note that recruitment estimated in this way is a relatively aggregated transition whose behaviour under sampling uncertainty may differ substantially from that of survival transitions, which are estimated from smaller stage-specific samples and are more prone to boundary estimates. Any robustness in this analysis would therefore reflect properties of aggregate reproductive transitions under moderate sample sizes, and should not be taken to imply that within-species analyses are always insensitive to sampling uncertainty.</w:t>
       </w:r>
     </w:p>
     <w:p>
@@ -4448,6 +4443,12 @@
             </m:e>
           </m:d>
           <m:r>
+            <m:rPr>
+              <m:sty m:val="p"/>
+            </m:rPr>
+            <m:t>,</m:t>
+          </m:r>
+          <m:r>
             <m:t>  </m:t>
           </m:r>
           <m:r>
@@ -4536,6 +4537,12 @@
               <m:sty m:val="p"/>
             </m:rPr>
             <m:t>)</m:t>
+          </m:r>
+          <m:r>
+            <m:rPr>
+              <m:sty m:val="p"/>
+            </m:rPr>
+            <m:t>,</m:t>
           </m:r>
           <m:r>
             <m:t>  </m:t>
@@ -4691,6 +4698,12 @@
             </m:e>
           </m:d>
           <m:r>
+            <m:rPr>
+              <m:sty m:val="p"/>
+            </m:rPr>
+            <m:t>,</m:t>
+          </m:r>
+          <m:r>
             <m:t>  </m:t>
           </m:r>
           <m:r>
@@ -4716,15 +4729,7 @@
         <w:pStyle w:val="FirstParagraph"/>
       </w:pPr>
       <w:r>
-        <w:t xml:space="preserve">respectively.</w:t>
-      </w:r>
-    </w:p>
-    <w:p>
-      <w:pPr>
-        <w:pStyle w:val="BodyText"/>
-      </w:pPr>
-      <w:r>
-        <w:t xml:space="preserve">where</w:t>
+        <w:t xml:space="preserve">respectively, where</w:t>
       </w:r>
       <w:r>
         <w:t xml:space="preserve"> </w:t>
@@ -5182,6 +5187,12 @@
             </m:e>
           </m:d>
           <m:r>
+            <m:rPr>
+              <m:sty m:val="p"/>
+            </m:rPr>
+            <m:t>,</m:t>
+          </m:r>
+          <m:r>
             <m:t>  </m:t>
           </m:r>
           <m:r>
@@ -5337,6 +5348,12 @@
               </m:sSubSup>
             </m:e>
           </m:d>
+          <m:r>
+            <m:rPr>
+              <m:sty m:val="p"/>
+            </m:rPr>
+            <m:t>.</m:t>
+          </m:r>
           <m:r>
             <m:t>  </m:t>
           </m:r>
@@ -5544,7 +5561,7 @@
         <w:pStyle w:val="BodyText"/>
       </w:pPr>
       <w:r>
-        <w:t xml:space="preserve">with the same coefficient prior and covariance structure (Eqs. (13) and (14)):</w:t>
+        <w:t xml:space="preserve">We used the same coefficient prior and covariance structure (Eqs. (13) and (14)):</w:t>
       </w:r>
     </w:p>
     <w:p>
@@ -5609,6 +5626,12 @@
             <m:t>)</m:t>
           </m:r>
           <m:r>
+            <m:rPr>
+              <m:sty m:val="p"/>
+            </m:rPr>
+            <m:t>,</m:t>
+          </m:r>
+          <m:r>
             <m:t>  </m:t>
           </m:r>
           <m:r>
@@ -5632,6 +5655,14 @@
     <w:p>
       <w:pPr>
         <w:pStyle w:val="FirstParagraph"/>
+      </w:pPr>
+      <w:r>
+        <w:t xml:space="preserve">and</w:t>
+      </w:r>
+    </w:p>
+    <w:p>
+      <w:pPr>
+        <w:pStyle w:val="BodyText"/>
       </w:pPr>
       <m:oMathPara>
         <m:oMathParaPr>
@@ -5753,6 +5784,12 @@
               </m:sSup>
             </m:e>
           </m:d>
+          <m:r>
+            <m:rPr>
+              <m:sty m:val="p"/>
+            </m:rPr>
+            <m:t>,</m:t>
+          </m:r>
           <m:r>
             <m:t>  </m:t>
           </m:r>
@@ -5930,7 +5967,7 @@
         <w:t xml:space="preserve"> </w:t>
       </w:r>
       <w:r>
-        <w:t xml:space="preserve">(survive and transition to any living stage). We then estimated temperature effects for each stage under two matched formulations on the logit scale: an SSD-weighted quasibinomial GLM for point estimates (</w:t>
+        <w:t xml:space="preserve">(survive and transition to any living stage). We then estimated temperature effects for each stage under two formulations on the logit scale: an SSD-weighted quasibinomial GLM for point estimates (</w:t>
       </w:r>
       <m:oMath>
         <m:r>
@@ -6048,7 +6085,7 @@
         </m:r>
       </m:oMath>
       <w:r>
-        <w:t xml:space="preserve">). Full implementation details are provided in Supplementary Methods sections S1.6 and S1.10.</w:t>
+        <w:t xml:space="preserve">). These formulations differ in weighting and dispersion assumptions as well as their use of sample sizes, so their comparison does not isolate sampling uncertainty. Full implementation details are provided in Supplementary Methods sections S1.6 and S1.10.</w:t>
       </w:r>
     </w:p>
     <w:bookmarkEnd w:id="29"/>
@@ -6649,7 +6686,7 @@
         <w:t xml:space="preserve">4</w:t>
       </w:r>
       <w:r>
-        <w:t xml:space="preserve">). While the posterior distribution of the slope parameter β from the point-estimate model was centred slightly to the left of zero (P[β &gt; 0] = 0.146), the corresponding posterior from the sampling-uncertainty model was shifted somewhat to the right (P[β &gt; 0] = 0.770). This shift in the posterior between the two models led to a change in sign of the posterior median between the two scenarios. The shift in sign of the result is not trivial; however, given that the overall conclusion in both cases is that there is no strong effect, this remains robust.</w:t>
+        <w:t xml:space="preserve">; Supplementary Table S3). While the posterior distribution of the slope parameter β from the point-estimate model was centred slightly to the left of zero (P[β &gt; 0] = 0.146), the corresponding posterior from the sampling-uncertainty model was shifted somewhat to the right (P[β &gt; 0] = 0.770). This shift in the posterior between the two models led to a change in sign of the posterior median between the two scenarios. The shift in sign of the result is not trivial; however, given that the overall conclusion in both cases is that there is no strong effect, this remains robust.</w:t>
       </w:r>
     </w:p>
     <w:p>
@@ -6657,7 +6694,7 @@
         <w:pStyle w:val="BodyText"/>
       </w:pPr>
       <w:r>
-        <w:t xml:space="preserve">Counterintuitively, there was less posterior uncertainty in β in the sampling-uncertainty model than in the point-estimate model. To see why, consider that a regression slope is harder to estimate precisely when the data are very spread out, because many different slopes could fit the data reasonably well. The point estimates of shape are artificially spread out because boundary-survival estimates drive some of them to extreme values. When those extreme point estimates are replaced by their sampling distributions, which, as Figure</w:t>
+        <w:t xml:space="preserve">Counterintuitively, there was less posterior uncertainty in β in the sampling-uncertainty model than in the point-estimate model. The shift of extreme shape estimates towards zero (Figure</w:t>
       </w:r>
       <w:r>
         <w:t xml:space="preserve"> </w:t>
@@ -6666,7 +6703,7 @@
         <w:t xml:space="preserve">4</w:t>
       </w:r>
       <w:r>
-        <w:t xml:space="preserve">A shows, tend to cluster much closer to zero, the data are effectively less dispersed, and the slope becomes easier to pin down.</w:t>
+        <w:t xml:space="preserve">A) may contribute to this narrowing, but posterior precision also depends on the model assumptions and treatment of uncertainty; reduced scatter alone does not establish the explanation.</w:t>
       </w:r>
     </w:p>
     <w:bookmarkEnd w:id="33"/>
@@ -6725,16 +6762,7 @@
         <w:t xml:space="preserve">5</w:t>
       </w:r>
       <w:r>
-        <w:t xml:space="preserve">C), temperature coefficients were estimable for stages 2 and 3; for stage 1 we show a descriptive open-circle marker at mean survival across years, and for stage 4 (all years at 100% survival) we show a descriptive open-circle marker at survival = 1, both without interval bars. This is analogous to the pattern in Figure</w:t>
-      </w:r>
-      <w:r>
-        <w:t xml:space="preserve"> </w:t>
-      </w:r>
-      <w:r>
-        <w:t xml:space="preserve">4</w:t>
-      </w:r>
-      <w:r>
-        <w:t xml:space="preserve">: once sampling variation in the annual survival estimates is modelled explicitly, part of the apparent between-year spread is reallocated from biological signal to measurement noise, which can yield more precise coefficient estimates.</w:t>
+        <w:t xml:space="preserve">C), temperature coefficients were estimable for stages 2 and 3; stages 1 and 4 are labelled as not estimable because stage 1 has only four usable years and stage 4 has 100% survival in all usable years. The narrower intervals in the count model should be interpreted in light of the different likelihood and weighting assumptions, rather than attributed to uncertainty propagation alone.</w:t>
       </w:r>
     </w:p>
     <w:bookmarkEnd w:id="34"/>
@@ -6906,7 +6934,7 @@
         <w:pStyle w:val="FirstParagraph"/>
       </w:pPr>
       <w:r>
-        <w:t xml:space="preserve">The sensitivity of mortality-trajectory traits has a single underlying cause: life expectancy and shape are inferred via age-from-stage methods, which project a cohort forward through repeated matrix multiplication. Errors in late-stage survival are therefore not simply carried forward but compounded across projection steps, amplifying small transition-rate uncertainties into large uncertainties in long-term survivorship. Integrated metrics like population growth rate are insulated from this because they reflect a weighted average over all transitions simultaneously, where errors tend to partially cancel.</w:t>
+        <w:t xml:space="preserve">A plausible contributor to the sensitivity of mortality-trajectory traits is that life expectancy and shape are inferred via age-from-stage methods, which project a cohort forward through repeated matrix multiplication. Repeated projection can amplify transition-rate uncertainty into uncertainty in long-term survivorship. Integrated metrics such as population growth rate were less sensitive in our analyses, but are not inherently protected from sampling uncertainty.</w:t>
       </w:r>
     </w:p>
     <w:p>
@@ -6914,27 +6942,21 @@
         <w:pStyle w:val="BodyText"/>
       </w:pPr>
       <w:r>
-        <w:t xml:space="preserve">Several structural features of published matrices exacerbate this. In our analysis 1 set (</w:t>
+        <w:t xml:space="preserve">Several structural features of published matrices may exacerbate this. In our analysis 1 life expectancy-shape set (68 population-level matrix entries from 25 species), 47% (32/68) contain only a single reproductive stage class, 69% (47/68) reach their quasi-stable distribution in less than one life expectancy, and 46% (31/68) contain at least one stage-specific survival estimate of 100% after rescaling any</w:t>
+      </w:r>
+      <w:r>
+        <w:t xml:space="preserve"> </w:t>
       </w:r>
       <m:oMath>
         <m:r>
-          <m:t>n</m:t>
-        </m:r>
-        <m:r>
-          <m:rPr>
-            <m:sty m:val="p"/>
-          </m:rPr>
-          <m:t>=</m:t>
-        </m:r>
-        <m:r>
-          <m:t>68</m:t>
+          <m:t>U</m:t>
         </m:r>
       </m:oMath>
       <w:r>
         <w:t xml:space="preserve"> </w:t>
       </w:r>
       <w:r>
-        <w:t xml:space="preserve">population-level matrices), 47% (32/68) contain only a single reproductive stage class, 69% (47/68) reach their quasi-stable distribution in less than one life expectancy, and 46% (31/68) contain at least one stage-specific survival estimate of exactly 100%. These are not rare edge cases; they are routine features of published matrices that systematically displace derived trait estimates from the centre of their sampling distributions.</w:t>
+        <w:t xml:space="preserve">columns whose sums exceeded 1 (allowing for floating-point rounding). These are not rare edge cases; they are common features in our dataset that may contribute to displacement of derived trait estimates from the centre of their sampling distributions.</w:t>
       </w:r>
     </w:p>
     <w:p>
@@ -6942,7 +6964,7 @@
         <w:pStyle w:val="BodyText"/>
       </w:pPr>
       <w:r>
-        <w:t xml:space="preserve">This mechanism is also evident quantitatively within the analysis 1 dataset: displacement magnitude increases with both the number of boundary survival stages and the proportion of sampled individuals occupying those stages (Supplementary Methods section S1.12; Table S13; Figure S3), linking the largest point-estimate mismatches directly to the structure of the underlying survival estimates.</w:t>
+        <w:t xml:space="preserve">Consistent with this explanation, within the analysis 1 dataset displacement magnitude increases with both the number of boundary survival stages and the proportion of sampled individuals occupying those stages (Supplementary Methods section S1.12; Table S13; Figure S3), although these associations do not establish a causal mechanism.</w:t>
       </w:r>
     </w:p>
     <w:bookmarkEnd w:id="38"/>
@@ -6960,7 +6982,7 @@
         <w:pStyle w:val="FirstParagraph"/>
       </w:pPr>
       <w:r>
-        <w:t xml:space="preserve">These structural constraints have practical implications. Analyses based on highly aggregated demographic metrics, such as population growth rate, mean vital rates, or generation time, are often robust to sampling uncertainty and may not require explicit uncertainty modelling. Analyses of ageing, longevity, or mortality trajectories are considerably more sensitive and should be treated with caution unless sampling uncertainty is explicitly incorporated.</w:t>
+        <w:t xml:space="preserve">These structural constraints have practical implications. Highly aggregated demographic metrics, such as population growth rate and generation time, were less sensitive in our dataset, but this does not establish that uncertainty modelling is unnecessary. Analyses of ageing, longevity, or mortality trajectories appeared more sensitive and warrant particular caution.</w:t>
       </w:r>
     </w:p>
     <w:p>
@@ -7004,7 +7026,15 @@
         <w:pStyle w:val="BodyText"/>
       </w:pPr>
       <w:r>
-        <w:t xml:space="preserve">Analyses warrant caution when: any stage has survival &gt;0.95 or &lt;0.05, or is estimated from fewer than 20 individuals; the matrix has only a single reproductive stage class; or the time to quasi-stable distribution is less than one life expectancy (these proposed thresholds are derived from a restricted and taxonomically narrow dataset of largely herbaceous perennials and are unlikely to apply universally). Conversely, analyses are likely robust when survival estimates are well away from boundaries, key transitions are estimated from &gt;50 individuals, and the focal metric is highly integrated (e.g. population growth rate, generation time). The absence of a detectable uncertainty effect (as in our climate-recruitment analysis) should not be taken as general evidence that propagation is unnecessary; robustness is trait- and context-specific.</w:t>
+        <w:t xml:space="preserve">As provisional screening heuristics, analyses warrant particular caution when: any stage has survival &gt;0.95 or &lt;0.05, or is estimated from fewer than 20 individuals; the matrix has only a single reproductive stage class; or the time to quasi-stable distribution is less than one life expectancy (these proposed thresholds are informed by a restricted, taxonomically narrow dataset and have not been validated as decision rules). Conversely, analyses may be less sensitive when survival estimates are well away from boundaries, key transitions are estimated from &gt;50 individuals, and the focal metric is highly integrated (e.g. population growth rate, generation time), but these conditions do not guarantee robustness. The absence of a detectable uncertainty effect (as in our climate-recruitment analysis) should not be taken as general evidence that propagation is unnecessary; robustness is trait- and context-specific.</w:t>
+      </w:r>
+    </w:p>
+    <w:p>
+      <w:pPr>
+        <w:pStyle w:val="BodyText"/>
+      </w:pPr>
+      <w:r>
+        <w:t xml:space="preserve">Our analyses used count-based, stage-structured (Lefkovitch) matrices, and the consequences of sampling uncertainty may differ for other widely used demographic model types. In age-based (Leslie) models, vital rates are indexed by age rather than stage, so the age-from-stage reconstruction that amplifies late-stage survival errors in our analysis 1 does not arise in the same way, but uncertainty can still accumulate when survival is projected across ages. Analyses built directly from individual-level data, such as integral projection models or capture-recapture survival models, typically estimate vital rates by sharing information across ages or sizes; such partial pooling tends to reduce the variance of weakly informed rates but can induce correlations among them, altering both the magnitude and the structure of the uncertainty that propagates to derived quantities. In those settings, propagating uncertainty from the joint posterior of the fitted vital-rate model, rather than treating rate estimates as independent, would be the natural extension of our approach.</w:t>
       </w:r>
     </w:p>
     <w:bookmarkEnd w:id="39"/>
@@ -7058,7 +7088,7 @@
         <w:pStyle w:val="FirstParagraph"/>
       </w:pPr>
       <w:r>
-        <w:t xml:space="preserve">Our analyses show that the consequences of transition-rate sampling uncertainty in published matrix population models are highly trait-dependent. For many commonly used integrated demographic metrics, such as population growth rate and generation time, sampling uncertainty accounted for only a small fraction of total variation, suggesting that inference from published MPMs is often robust for these traits. By contrast, parameters related to mortality trajectories, including life expectancy and, especially, the shape of the mortality distribution, were substantially more sensitive to sampling uncertainty. In these cases, a large proportion of apparent variation among published matrices is indistinguishable from statistical noise, and point estimates can be systematically biased by boundary estimates of stage-specific survival.</w:t>
+        <w:t xml:space="preserve">Our analyses show that the consequences of transition-rate sampling uncertainty in published matrix population models are highly trait-dependent. For many commonly used integrated demographic metrics, such as population growth rate and generation time, sampling uncertainty accounted for only a small fraction of total variation, suggesting lower sensitivity for these traits in this dataset, rather than general robustness across published MPMs. By contrast, parameters related to mortality trajectories, including life expectancy and, especially, the shape of the mortality distribution, were substantially more sensitive to sampling uncertainty. In these cases, a large proportion of apparent variation among published matrices is indistinguishable from statistical noise, and point estimates can be systematically biased by boundary estimates of stage-specific survival.</w:t>
       </w:r>
     </w:p>
     <w:p>
@@ -7471,10 +7501,80 @@
           <w:b/>
           <w:bCs/>
         </w:rPr>
+        <w:t xml:space="preserve">Supplementary Results S2.2</w:t>
+      </w:r>
+      <w:r>
+        <w:t xml:space="preserve">: Where do boundary estimates and small stage counts occur?</w:t>
+      </w:r>
+    </w:p>
+    <w:p>
+      <w:pPr>
+        <w:pStyle w:val="Compact"/>
+        <w:numPr>
+          <w:ilvl w:val="0"/>
+          <w:numId w:val="1002"/>
+        </w:numPr>
+      </w:pPr>
+      <w:r>
+        <w:rPr>
+          <w:b/>
+          <w:bCs/>
+        </w:rPr>
+        <w:t xml:space="preserve">Supplementary Results S2.3</w:t>
+      </w:r>
+      <w:r>
+        <w:t xml:space="preserve">: Does displacement increase with boundary survival structure?</w:t>
+      </w:r>
+    </w:p>
+    <w:p>
+      <w:pPr>
+        <w:pStyle w:val="Compact"/>
+        <w:numPr>
+          <w:ilvl w:val="0"/>
+          <w:numId w:val="1002"/>
+        </w:numPr>
+      </w:pPr>
+      <w:r>
+        <w:rPr>
+          <w:b/>
+          <w:bCs/>
+        </w:rPr>
         <w:t xml:space="preserve">Supplementary Results S2.4</w:t>
       </w:r>
       <w:r>
         <w:t xml:space="preserve">: Sensitivity of shape estimates to the truncation threshold.</w:t>
+      </w:r>
+    </w:p>
+    <w:p>
+      <w:pPr>
+        <w:pStyle w:val="Compact"/>
+        <w:numPr>
+          <w:ilvl w:val="0"/>
+          <w:numId w:val="1002"/>
+        </w:numPr>
+      </w:pPr>
+      <w:r>
+        <w:rPr>
+          <w:b/>
+          <w:bCs/>
+        </w:rPr>
+        <w:t xml:space="preserve">Supplementary Results S2.5</w:t>
+      </w:r>
+      <w:r>
+        <w:t xml:space="preserve">: Multisite robustness analysis in</w:t>
+      </w:r>
+      <w:r>
+        <w:t xml:space="preserve"> </w:t>
+      </w:r>
+      <w:r>
+        <w:rPr>
+          <w:i/>
+          <w:iCs/>
+        </w:rPr>
+        <w:t xml:space="preserve">Astragalus scaphoides</w:t>
+      </w:r>
+      <w:r>
+        <w:t xml:space="preserve">.</w:t>
       </w:r>
     </w:p>
     <w:p>
@@ -11141,7 +11241,7 @@
           <wp:inline>
             <wp:extent cx="5727700" cy="1908334"/>
             <wp:effectExtent b="0" l="0" r="0" t="0"/>
-            <wp:docPr descr="Figure 1: Sampling distributions of transition rates for the focal single-MPM example (Agrimonia eupatoria, population B), showing transition rates as reported in COMPADRE (A), the underlying transition counts used for estimation (B), and bootstrap-based sampling distributions (C). In panel C, green density ribbons show transition-rate sampling distributions, red dashed vertical lines show point estimates, and grey dotted vertical lines show posterior medians. Transition rates are probabilities (bounded 0-1). Together, these panels show that several matrix elements are weakly estimated from finite samples." title="" id="92" name="Picture"/>
+            <wp:docPr descr="Figure 1: Sampling distributions of transition rates for the focal single-MPM example (Agrimonia eupatoria, population B), showing transition rates as reported in COMPADRE (A), the underlying transition counts used for estimation (B), and bootstrap-based sampling distributions (C). In panel C, pale green densities show transition-rate sampling distributions, and teal dashed horizontal lines mark point estimates. Survival-related transitions are probabilities; the reproductive transition gives recruits per reproductive plant. Together, these panels show that several matrix elements are weakly estimated from finite samples." title="" id="92" name="Picture"/>
             <a:graphic>
               <a:graphicData uri="http://schemas.openxmlformats.org/drawingml/2006/picture">
                 <pic:pic>
@@ -11196,7 +11296,7 @@
         <w:t xml:space="preserve">Agrimonia eupatoria</w:t>
       </w:r>
       <w:r>
-        <w:t xml:space="preserve">, population B), showing transition rates as reported in COMPADRE (A), the underlying transition counts used for estimation (B), and bootstrap-based sampling distributions (C). In panel C, green density ribbons show transition-rate sampling distributions, red dashed vertical lines show point estimates, and grey dotted vertical lines show posterior medians. Transition rates are probabilities (bounded 0-1). Together, these panels show that several matrix elements are weakly estimated from finite samples.</w:t>
+        <w:t xml:space="preserve">, population B), showing transition rates as reported in COMPADRE (A), the underlying transition counts used for estimation (B), and bootstrap-based sampling distributions (C). In panel C, pale green densities show transition-rate sampling distributions, and teal dashed horizontal lines mark point estimates. Survival-related transitions are probabilities; the reproductive transition gives recruits per reproductive plant. Together, these panels show that several matrix elements are weakly estimated from finite samples.</w:t>
       </w:r>
     </w:p>
     <w:p>
@@ -11213,7 +11313,7 @@
           <wp:inline>
             <wp:extent cx="5727700" cy="2355769"/>
             <wp:effectExtent b="0" l="0" r="0" t="0"/>
-            <wp:docPr descr="Figure 2: Sampling distributions of demographic quantities derived from the focal single MPM, including population growth rate (λ), damping ratio (ρ), generation time (T), and life expectancy (l₀). Orange density ribbons show derived-quantity sampling distributions; red dashed vertical lines show point estimates; grey dotted vertical lines show posterior medians. Quantities are shown on their natural scales (T and l₀ are in years). Uncertainty in transition rates propagates to substantial uncertainty in these derived parameters, with the largest spread in quantities that depend on long-term survivorship and reproduction." title="" id="96" name="Picture"/>
+            <wp:docPr descr="Figure 2: Sampling distributions of demographic quantities derived from the focal single MPM, including population growth rate (λ), damping ratio (ρ), generation time (T), and life expectancy (l₀). Pale green densities show derived-quantity sampling distributions, and teal dashed vertical lines mark point estimates. Quantities are shown on their natural scales (T and l₀ are in years). Uncertainty in transition rates propagates to substantial uncertainty in these derived parameters, with the largest spread in quantities that depend on long-term survivorship and reproduction." title="" id="96" name="Picture"/>
             <a:graphic>
               <a:graphicData uri="http://schemas.openxmlformats.org/drawingml/2006/picture">
                 <pic:pic>
@@ -11258,7 +11358,7 @@
       <w:bookmarkStart w:id="98" w:name="fig:fig-main-1b"/>
       <w:bookmarkEnd w:id="98"/>
       <w:r>
-        <w:t xml:space="preserve">Figure 2: Sampling distributions of demographic quantities derived from the focal single MPM, including population growth rate (λ), damping ratio (ρ), generation time (T), and life expectancy (l₀). Orange density ribbons show derived-quantity sampling distributions; red dashed vertical lines show point estimates; grey dotted vertical lines show posterior medians. Quantities are shown on their natural scales (T and l₀ are in years). Uncertainty in transition rates propagates to substantial uncertainty in these derived parameters, with the largest spread in quantities that depend on long-term survivorship and reproduction.</w:t>
+        <w:t xml:space="preserve">Figure 2: Sampling distributions of demographic quantities derived from the focal single MPM, including population growth rate (λ), damping ratio (ρ), generation time (T), and life expectancy (l₀). Pale green densities show derived-quantity sampling distributions, and teal dashed vertical lines mark point estimates. Quantities are shown on their natural scales (T and l₀ are in years). Uncertainty in transition rates propagates to substantial uncertainty in these derived parameters, with the largest spread in quantities that depend on long-term survivorship and reproduction.</w:t>
       </w:r>
     </w:p>
     <w:p>
@@ -11337,12 +11437,12 @@
           <wp:inline>
             <wp:extent cx="5727700" cy="2832853"/>
             <wp:effectExtent b="0" l="0" r="0" t="0"/>
-            <wp:docPr descr="Figure 4: Accounting for sampling uncertainty strengthens support for a positive life expectancy-shape relationship by shrinking and shifting the population-level estimates that drive the regression. Analysis 1 relationship between life expectancy and shape under models with and without sampling uncertainty propagation. In panel A, purple points, line, and ribbon show the model using point estimates. Green crosses, line, and ribbon show the uncertainty-aware model; crosses are centred on sampling-distribution medians with horizontal and vertical bars showing 95% intervals. The displacement between faint reference points and crosses indicates that propagated sampling distributions can shift central tendency away from point estimates, consistent with the offsets between dashed lines and density peaks in Figure 3. Axes are mature life expectancy (years, log scale) and mortality-trajectory shape. Panel B shows posterior densities for the slope parameter β (unit change in shape per unit change in log life expectancy), with purple for the point-estimate model and green for the uncertainty-aware model." title="" id="104" name="Picture"/>
+            <wp:docPr descr="Figure 4: Accounting for sampling uncertainty shifts the estimated life expectancy-shape relationship and narrows its posterior interval, although both models retain substantial uncertainty about the direction of the relationship. Analysis 1 relationship between life expectancy and shape under models with and without sampling uncertainty propagation. In panel A, purple points, line, and ribbon show the model using point estimates. Green crosses, line, and ribbon show the uncertainty-aware model; crosses are centred on sampling-distribution medians with horizontal and vertical bars showing 95% intervals. The displacement between faint reference points and crosses indicates that propagated sampling distributions can shift central tendency away from point estimates, consistent with the offsets between dashed lines and density peaks in Figure 2. Axes are mature life expectancy (years, log scale) and mortality-trajectory shape. Panel B shows posterior densities for the slope parameter β (unit change in shape per unit change in log life expectancy), with purple for the point-estimate model and green for the uncertainty-aware model." title="" id="104" name="Picture"/>
             <a:graphic>
               <a:graphicData uri="http://schemas.openxmlformats.org/drawingml/2006/picture">
                 <pic:pic>
                   <pic:nvPicPr>
-                    <pic:cNvPr descr="sampling_uncertainty_mpm_main_files/b638022c2b68dfb6b3a563df4dbc7c40e1f69a4f.png" id="105" name="Picture"/>
+                    <pic:cNvPr descr="sampling_uncertainty_mpm_main_files/1fd9b0e750f950e9f3ad09787ffb37149bd9fb00.png" id="105" name="Picture"/>
                     <pic:cNvPicPr>
                       <a:picLocks noChangeArrowheads="1" noChangeAspect="1"/>
                     </pic:cNvPicPr>
@@ -11382,13 +11482,13 @@
       <w:bookmarkStart w:id="106" w:name="fig:fig-main-3"/>
       <w:bookmarkEnd w:id="106"/>
       <w:r>
-        <w:t xml:space="preserve">Figure 4: Accounting for sampling uncertainty strengthens support for a positive life expectancy-shape relationship by shrinking and shifting the population-level estimates that drive the regression. Analysis 1 relationship between life expectancy and shape under models with and without sampling uncertainty propagation. In panel A, purple points, line, and ribbon show the model using point estimates. Green crosses, line, and ribbon show the uncertainty-aware model; crosses are centred on sampling-distribution medians with horizontal and vertical bars showing 95% intervals. The displacement between faint reference points and crosses indicates that propagated sampling distributions can shift central tendency away from point estimates, consistent with the offsets between dashed lines and density peaks in Figure</w:t>
-      </w:r>
-      <w:r>
-        <w:t xml:space="preserve"> </w:t>
-      </w:r>
-      <w:r>
-        <w:t xml:space="preserve">3</w:t>
+        <w:t xml:space="preserve">Figure 4: Accounting for sampling uncertainty shifts the estimated life expectancy-shape relationship and narrows its posterior interval, although both models retain substantial uncertainty about the direction of the relationship. Analysis 1 relationship between life expectancy and shape under models with and without sampling uncertainty propagation. In panel A, purple points, line, and ribbon show the model using point estimates. Green crosses, line, and ribbon show the uncertainty-aware model; crosses are centred on sampling-distribution medians with horizontal and vertical bars showing 95% intervals. The displacement between faint reference points and crosses indicates that propagated sampling distributions can shift central tendency away from point estimates, consistent with the offsets between dashed lines and density peaks in Figure</w:t>
+      </w:r>
+      <w:r>
+        <w:t xml:space="preserve"> </w:t>
+      </w:r>
+      <w:r>
+        <w:t xml:space="preserve">2</w:t>
       </w:r>
       <w:r>
         <w:t xml:space="preserve">. Axes are mature life expectancy (years, log scale) and mortality-trajectory shape. Panel B shows posterior densities for the slope parameter β (unit change in shape per unit change in log life expectancy), with purple for the point-estimate model and green for the uncertainty-aware model.</w:t>
@@ -11408,7 +11508,7 @@
           <wp:inline>
             <wp:extent cx="3247802" cy="7043020"/>
             <wp:effectExtent b="0" l="0" r="0" t="0"/>
-            <wp:docPr descr="Figure 5: Analysis 2 climate effects on recruitment and stage-specific survival in Silene spaldingii. Panels A-B show monthly-lag and spring-temperature recruitment models for point-estimate (purple) and uncertainty-aware (green) formulations, with similar posterior coefficient estimates and interval widths. In panel A, y-values are temperature coefficients b for monthly temperature deviations (months before survey on the x-axis). In panel B, recruitment is seedlings per reproductive plant and spring temperature is February-April temperature deviation. Panel C shows stage-specific survival-temperature coefficients on the logit scale (β) where estimable (stages 2-3), again with purple for the point-estimate model and green for the uncertainty-aware model. Open circles in panel C are descriptive markers without interval bars for non-estimable stages: stage 1 shows mean survival across years, and stage 4 shows survival = 1 (100% survival in all usable years)." title="" id="108" name="Picture"/>
+            <wp:docPr descr="Figure 5: Analysis 2 climate effects on recruitment and stage-specific survival in Silene spaldingii. Panels A-B show monthly-lag and spring-temperature recruitment models for point-estimate (purple) and uncertainty-aware (green) formulations, with similar posterior coefficient estimates and interval widths. In panel A, y-values are temperature coefficients b for monthly temperature deviations (months before survey on the x-axis). In panel B, recruitment is seedlings per reproductive plant and spring temperature is February-April temperature deviation. Panel C shows stage-specific survival-temperature coefficients on the logit scale (β) where estimable (stages 2-3), again with purple for the point-estimate model and green for the uncertainty-aware model. Panel C intervals are 95% Wald confidence intervals; differences reflect weighting and dispersion assumptions as well as the use of sample sizes. Stages 1 and 4 are labelled as not estimable (only four usable years and 100% survival in all usable years, respectively)." title="" id="108" name="Picture"/>
             <a:graphic>
               <a:graphicData uri="http://schemas.openxmlformats.org/drawingml/2006/picture">
                 <pic:pic>
@@ -11466,7 +11566,7 @@
         <w:t xml:space="preserve">Silene spaldingii</w:t>
       </w:r>
       <w:r>
-        <w:t xml:space="preserve">. Panels A-B show monthly-lag and spring-temperature recruitment models for point-estimate (purple) and uncertainty-aware (green) formulations, with similar posterior coefficient estimates and interval widths. In panel A, y-values are temperature coefficients b for monthly temperature deviations (months before survey on the x-axis). In panel B, recruitment is seedlings per reproductive plant and spring temperature is February-April temperature deviation. Panel C shows stage-specific survival-temperature coefficients on the logit scale (β) where estimable (stages 2-3), again with purple for the point-estimate model and green for the uncertainty-aware model. Open circles in panel C are descriptive markers without interval bars for non-estimable stages: stage 1 shows mean survival across years, and stage 4 shows survival = 1 (100% survival in all usable years).</w:t>
+        <w:t xml:space="preserve">. Panels A-B show monthly-lag and spring-temperature recruitment models for point-estimate (purple) and uncertainty-aware (green) formulations, with similar posterior coefficient estimates and interval widths. In panel A, y-values are temperature coefficients b for monthly temperature deviations (months before survey on the x-axis). In panel B, recruitment is seedlings per reproductive plant and spring temperature is February-April temperature deviation. Panel C shows stage-specific survival-temperature coefficients on the logit scale (β) where estimable (stages 2-3), again with purple for the point-estimate model and green for the uncertainty-aware model. Panel C intervals are 95% Wald confidence intervals; differences reflect weighting and dispersion assumptions as well as the use of sample sizes. Stages 1 and 4 are labelled as not estimable (only four usable years and 100% survival in all usable years, respectively).</w:t>
       </w:r>
     </w:p>
     <w:p>

--- a/docs/manuscript/sampling_uncertainty_mpm_main.docx
+++ b/docs/manuscript/sampling_uncertainty_mpm_main.docx
@@ -149,7 +149,7 @@
         </w:numPr>
       </w:pPr>
       <w:r>
-        <w:t xml:space="preserve">Using a subset of studies from the COMPADRE Plant Matrix Database for which transition-specific sample sizes could be obtained, we reconstructed sampling distributions for transition rates and derived demographic parameters, and conducted three related analyses with and without explicit sampling uncertainty: (i) a multi-species comparative analysis of life expectancy-shape relationships, (ii) a single-species time-series analysis of climate-demography effects, and (iii) a simulation study with known truth, each fit with and without explicit sampling uncertainty.</w:t>
+        <w:t xml:space="preserve">Using a subset of studies from the COMPADRE Plant Matrix Database for which transition-specific sample sizes could be obtained, we reconstructed sampling distributions for transition rates and derived demographic parameters, and conducted three related analyses: (i) a multi-species comparative analysis of life expectancy-shape relationships, (ii) a single-species time-series analysis of climate-demography effects, and (iii) a simulation study with known truth that compares how models account for count sampling and year-to-year variation.</w:t>
       </w:r>
     </w:p>
     <w:p>
@@ -160,7 +160,7 @@
         </w:numPr>
       </w:pPr>
       <w:r>
-        <w:t xml:space="preserve">The effects of sampling uncertainty were strongly trait-dependent. Sampling uncertainty had little influence on integrated demographic metrics such as population growth rate, but accounted for a substantial fraction of the total variation in traits related to mortality trajectories, particularly the shape of the mortality distribution. In these cases, point estimates were often systematically displaced from their underlying sampling distributions due to boundary estimates of stage-specific survival (i.e. survival probabilities near 0 or 1), which are common in published matrices. By contrast, inference in a within-species analysis of weather effects on vital rates was largely unaffected, whereas the simulation study showed that point-estimate count models can become overconfident even when bias remains low.</w:t>
+        <w:t xml:space="preserve">The effects of sampling uncertainty were strongly trait-dependent. Point estimates and posterior means had similar dispersion for integrated demographic metrics such as population growth rate, but point estimates were substantially more dispersed for traits related to mortality trajectories, particularly the shape of the mortality distribution. In these cases, point estimates were often systematically displaced from their underlying sampling distributions due to boundary estimates of stage-specific survival (i.e. survival probabilities near 0 or 1), which are common in published matrices. By contrast, inference in a within-species analysis of weather effects on vital rates was largely unaffected, whereas the simulation study showed that point-estimate count models can become overconfident even when bias remains low.</w:t>
       </w:r>
     </w:p>
     <w:p>
@@ -171,7 +171,7 @@
         </w:numPr>
       </w:pPr>
       <w:r>
-        <w:t xml:space="preserve">Together, these analyses show that ignoring sampling uncertainty does not universally compromise inference from published projection matrices, but can yield fragile or biased conclusions for certain demographic traits and overconfident interval estimates in count-based models. We identify structural features of MPMs and analyses that may indicate heightened sensitivity to sampling uncertainty, and discuss implications for researchers using compiled demographic databases.</w:t>
+        <w:t xml:space="preserve">Together, these analyses show that ignoring sampling uncertainty does not universally compromise inference from published projection matrices, but can yield fragile or biased conclusions for certain demographic traits; the simulation also shows that omitting year-to-year variation can produce overconfident interval estimates in count-based models. We identify structural features of MPMs and analyses that may indicate heightened sensitivity to sampling uncertainty, and discuss implications for researchers using compiled demographic databases.</w:t>
       </w:r>
     </w:p>
     <w:p>
@@ -179,7 +179,7 @@
         <w:pStyle w:val="FirstParagraph"/>
       </w:pPr>
       <w:r>
-        <w:t xml:space="preserve">Keywords: age-from-stage methods; parametric bootstrapping; estimation bias; parameter uncertainty; stage-structured models; sensitivity analysis; plant demography; life history traits</w:t>
+        <w:t xml:space="preserve">Keywords: age-from-stage methods; conjugate priors; estimation bias; parameter uncertainty; stage-structured models; sensitivity analysis; plant demography; life history traits</w:t>
       </w:r>
     </w:p>
     <w:p>
@@ -319,7 +319,7 @@
         <w:pStyle w:val="FirstParagraph"/>
       </w:pPr>
       <w:r>
-        <w:t xml:space="preserve">We used an earlier version of COMPADRE to define a target-study screen based on the following criteria: studies published from 2010 onwards; species of common perennial growth forms (herbaceous, shrub, tree, palm, and succulent); wild populations not subjected to experimental treatments; and MPMs with three or more stage classes and a one-year projection interval. Re-running that screen with COMPADRE version 6.26.3.0 (created Mar_11_2026) yields 92 post-2010 target studies. Of these, 23 are represented in the current final dataset used here; most exclusions reflected insufficient reporting of transition-specific sample sizes, and a small number used estimation methods incompatible with our bootstrapping approach (e.g. mark-recapture or multi-stage vital rate products). Three additional post-2010 studies in the final dataset (</w:t>
+        <w:t xml:space="preserve">We used an earlier version of COMPADRE to define a target-study screen based on the following criteria: studies published from 2010 onwards; species of common perennial growth forms (herbaceous, shrub, tree, palm, and succulent); wild populations not subjected to experimental treatments; and MPMs with three or more stage classes and a one-year projection interval. Re-running that screen with COMPADRE version 6.26.3.0 (created Mar_11_2026) yields 92 post-2010 target studies. Of these, 23 are represented in the current final dataset used here; most exclusions reflected insufficient reporting of transition-specific sample sizes, and a small number used estimation methods incompatible with our uncertainty-reconstruction approach (e.g. mark-recapture or multi-stage vital rate products). Three additional post-2010 studies in the final dataset (</w:t>
       </w:r>
       <w:r>
         <w:rPr>
@@ -855,15 +855,7 @@
         <w:pStyle w:val="BodyText"/>
       </w:pPr>
       <w:r>
-        <w:t xml:space="preserve">Alternatively, reproductive transitions may be split into multiple lower-level vital rates (e.g. numbers of flowers per plant, fruits per flower, and seeds per fruit, seed survival probability, and seed germination probability), which are typically estimated from separate samples, and then multiplied to derive the overall transition rate. In some studies, transition rates are estimated using more nuanced statistical models that partially pool estimates across stage classes, sites, and/or years, or incorporate additional variables external to the MPM.</w:t>
-      </w:r>
-    </w:p>
-    <w:p>
-      <w:pPr>
-        <w:pStyle w:val="BodyText"/>
-      </w:pPr>
-      <w:r>
-        <w:t xml:space="preserve">In such models, uncertainty may differ from the simple count-based setting considered here. Partial pooling in hierarchical vital-rate models, IPMs, or related formulations will often reduce the variance of weakly informed transition estimates, but may also induce stronger correlations across transitions; in those cases, uncertainty should ideally be propagated from the joint posterior of the fitted vital-rate model rather than by treating transition estimates as independent. Our reconstructions therefore approximate the uncertainty available to a secondary user of the published matrix and accompanying sample-size information, rather than the full joint uncertainty from the original fitted model.</w:t>
+        <w:t xml:space="preserve">Alternatively, reproductive transitions may be decomposed into lower-level vital rates (e.g. flowers per plant, seeds per fruit, and germination probability) estimated from separate samples, or transition rates may be fitted with models that partially pool estimates across stage classes, sites, or years, as in hierarchical vital-rate models and integral projection models (IPMs). Uncertainty in such models can differ from the simple count-based setting considered here: partial pooling often reduces the variance of weakly informed estimates but can induce stronger correlations across transitions, so uncertainty should ideally be propagated from the joint posterior of the fitted model. Our reconstructions therefore approximate the uncertainty available to a secondary user of the published matrix and its sample-size information, rather than the full joint uncertainty from the original fitted model.</w:t>
       </w:r>
     </w:p>
     <w:bookmarkEnd w:id="25"/>
@@ -881,7 +873,7 @@
         <w:pStyle w:val="FirstParagraph"/>
       </w:pPr>
       <w:r>
-        <w:t xml:space="preserve">Techniques for estimating sampling uncertainty in transition rates and derived parameters are reviewed in Caswell (2001, Ch. 12). The method we use here is parametric bootstrapping, in which we generate a sampling distribution for each MPM by taking 2,000 independent random draws from the sampling distribution of each underlying transition rate. For example, if</w:t>
+        <w:t xml:space="preserve">Techniques for estimating sampling uncertainty in transition rates and derived parameters are reviewed in Caswell (2001, Ch. 12). We reconstruct uncertainty using direct draws from conjugate posterior distributions, rather than a parametric bootstrap: 2,000 draws per MPM for the illustrative example and 1,000 for analysis 1. Hereafter, “sampling distributions” refers to these reconstructed posterior uncertainty distributions. Survival-related transitions are drawn jointly within each origin-stage column using a Dirichlet prior with all concentration parameters equal to 1, including death; reproductive rates use independent flat priors on the non-negative rate scale (Supplementary Methods section S1.1). For example, if</w:t>
       </w:r>
       <w:r>
         <w:t xml:space="preserve"> </w:t>
@@ -1169,7 +1161,7 @@
         </m:r>
       </m:oMath>
       <w:r>
-        <w:t xml:space="preserve">. Use of a Poisson distribution for fecundity might under-capture overdispersion in species with highly variable fecundity. We distinguish structural zeros (biologically impossible transitions) from sampling zeros (possible but unobserved transitions): structural zeros are fixed at 0 in all bootstrap draws, whereas sampling zeros are modelled with the same likelihood-based uncertainty framework as non-zero transitions.</w:t>
+        <w:t xml:space="preserve">. Use of a Poisson distribution for fecundity might under-capture overdispersion in species with highly variable fecundity.</w:t>
       </w:r>
     </w:p>
     <w:bookmarkEnd w:id="26"/>
@@ -1187,7 +1179,7 @@
         <w:pStyle w:val="FirstParagraph"/>
       </w:pPr>
       <w:r>
-        <w:t xml:space="preserve">We chose parametric bootstrapping because the sampling distributions of survival and reproductive transitions follow well-characterised probability models (multinomial and Poisson, respectively) whose parameters can be directly estimated from the transition frequencies reported in source studies. This makes parametric bootstrapping more tractable than MCMC for our scale of analysis and more principled than the empirical bootstrap, which cannot generate variation when all individuals in a stage class experience the same outcome (e.g. all survive), a situation common in published matrices. When a stage-specific sample size was recovered as zero, we retained the published point-estimate transition column unchanged in all bootstrap draws rather than treating it as a structural zero. In such cases, the matrix remains usable in the same way it would be in a comparative database analysis, but no additional sampling variation is propagated for that unsupported column.</w:t>
+        <w:t xml:space="preserve">This conjugate posterior approach avoids MCMC and, unlike a bootstrap of the reported point estimates, permits uncertainty in allowed outcomes that were not observed, including death when all sampled individuals survived, so it does not force every draw to reproduce boundary point estimates; the resulting uncertainty depends on the specified priors and allowed-transition structure. Zero-valued matrix entries are fixed at 0 unless included in the allowed-transition mask, so the implementation does not generally distinguish sampling zeros from structural zeros and may understate uncertainty in unobserved transitions. When a stage sample size is missing, the published transition column is retained unchanged; when it is explicitly zero, the corresponding column is returned as missing rather than treated as a structural zero. Such columns therefore contribute no reconstructed sampling variation, and zero-sample-size columns yield no usable posterior draws.</w:t>
       </w:r>
     </w:p>
     <w:bookmarkStart w:id="27" w:name="illustrative-example"/>
@@ -2264,7 +2256,7 @@
         <w:t xml:space="preserve"> </w:t>
       </w:r>
       <w:r>
-        <w:t xml:space="preserve">denotes death as the complementary non-survival outcome for that origin stage. In the implemented bootstrap, death is resampled jointly with the living transitions in each</w:t>
+        <w:t xml:space="preserve">denotes death as the complementary non-survival outcome for that origin stage. In the posterior sampling, death probability is drawn jointly with the living-transition probabilities in each</w:t>
       </w:r>
       <w:r>
         <w:t xml:space="preserve"> </w:t>
@@ -2335,7 +2327,7 @@
         <w:t xml:space="preserve"> </w:t>
       </w:r>
       <w:r>
-        <w:t xml:space="preserve">and contains only reproductive transitions. From these counts, the sampling distributions of the underlying transition rates are:</w:t>
+        <w:t xml:space="preserve">and contains only reproductive transitions. The count likelihoods used to reconstruct transition-rate uncertainty are:</w:t>
       </w:r>
     </w:p>
     <w:p>
@@ -2886,7 +2878,7 @@
         <w:pStyle w:val="FirstParagraph"/>
       </w:pPr>
       <w:r>
-        <w:t xml:space="preserve">To create a sampling distribution for the focal MPM, we take 2,000 independent draws from the sampling distributions implied above (see Supplementary Methods section S1.1 for a full workflow description). At each iteration, we arrange the drawn transition rates into the form of our MPM and then use that MPM draw to calculate our derived parameter(s) of interest. After 2,000 iterations, we therefore have 2,000 independent draws from the sampling distribution of each transition rate and derived parameter.</w:t>
+        <w:t xml:space="preserve">To create a sampling distribution for the focal MPM, we take 2,000 independent draws from the posterior distributions obtained using these likelihoods and the priors described above (see Supplementary Methods section S1.1 for a full workflow description). At each iteration, we arrange the drawn transition rates into the form of our MPM and then use that MPM draw to calculate our derived parameter(s) of interest. After 2,000 iterations, we therefore have 2,000 independent draws from the sampling distribution of each transition rate and derived parameter.</w:t>
       </w:r>
     </w:p>
     <w:p>
@@ -2903,7 +2895,7 @@
         <w:t xml:space="preserve">1</w:t>
       </w:r>
       <w:r>
-        <w:t xml:space="preserve">). For instance, the sample estimate for the vegetative-reproductive growth transition is 0.22 (2/9), but the upper bound of the 95% bootstrap interval suggests this transition rate could plausibly be as high as 0.45 in the population at large. Correspondingly, there is substantial sampling uncertainty in some derived parameters (Fig.</w:t>
+        <w:t xml:space="preserve">). For instance, the sample estimate for the vegetative-reproductive growth transition is 0.22 (2/9), but the upper bound of the 95% credible interval suggests this transition rate could plausibly be as high as 0.45 in the population at large. Correspondingly, there is substantial sampling uncertainty in some derived parameters (Fig.</w:t>
       </w:r>
       <w:r>
         <w:t xml:space="preserve"> </w:t>
@@ -2912,7 +2904,7 @@
         <w:t xml:space="preserve">2</w:t>
       </w:r>
       <w:r>
-        <w:t xml:space="preserve">). Based on the 95% bootstrap interval bounds, the equilibrium population growth rate could be as low as –17% per year or as high as +1% per year; life expectancy could be as low as 3.5 years or as high as 18.2 years; and the reproductive value of the vegetative stage class could be 22% lower than that of the seedling stage or 1460% higher.</w:t>
+        <w:t xml:space="preserve">). Based on the 95% credible interval bounds, the equilibrium population growth rate could be as low as –17% per year or as high as +1% per year; life expectancy could be as low as 3.5 years or as high as 18.2 years; and the reproductive value of the vegetative stage class could be 22% lower than that of the seedling stage or 1460% higher.</w:t>
       </w:r>
     </w:p>
     <w:p>
@@ -2920,7 +2912,7 @@
         <w:pStyle w:val="BodyText"/>
       </w:pPr>
       <w:r>
-        <w:t xml:space="preserve">We chose three analyses to illuminate contrasting contexts in which sampling uncertainty may be relevant. Analysis 1 is a comparative analysis across many species and populations, in which derived traits depend heavily on long-term survivorship inferred indirectly from stage-structured matrices, precisely the setting in which sampling uncertainty might compound. Analysis 2, by contrast, is a within-species time-series analysis in which the response variable is a directly observed count, the statistical model is closely tied to the raw data, and the question concerns an environmental driver rather than a demographic trait per se. Analysis 3 is a simulation study with known truth, designed to test whether the apparent robustness in Analysis 2 generalises: specifically, whether accounting for sampling uncertainty improves estimation bias and interval calibration across a factorial range of effect sizes and sample sizes. Together, the three analyses bracket a range of typical uses of published MPMs and allow us to ask whether the consequences of sampling uncertainty are consistent across contexts or depend on the nature of the analysis.</w:t>
+        <w:t xml:space="preserve">We chose three analyses to illuminate contrasting contexts in which sampling uncertainty may be relevant. Analysis 1 is a comparative analysis across many species and populations, in which derived traits depend heavily on long-term survivorship inferred indirectly from stage-structured matrices, precisely the setting in which sampling uncertainty might compound. Analysis 2, by contrast, is a within-species time-series analysis in which the response variable is a directly observed count, the statistical model is closely tied to the raw data, and the question concerns an environmental driver rather than a demographic trait per se. Analysis 3 is a simulation study with known truth, designed to test whether count models remain well calibrated when year-to-year process variation is present across a factorial range of effect sizes and sample sizes. Together, the three analyses bracket a range of typical uses of published MPMs and examine how modelled sources of uncertainty affect inference in different contexts.</w:t>
       </w:r>
     </w:p>
     <w:bookmarkEnd w:id="27"/>
@@ -3112,7 +3104,7 @@
         <w:pStyle w:val="BodyText"/>
       </w:pPr>
       <w:r>
-        <w:t xml:space="preserve">Across the compiled analysis set, 5 population-level matrices (representing 5 populations) had no usable recovered stage-specific sample sizes at all and therefore could not contribute to uncertainty-propagation analyses that require reconstructed sampling distributions.</w:t>
+        <w:t xml:space="preserve">Across the compiled analysis set, 5 population-level matrices (representing 5 populations) had no usable recovered stage-specific sample sizes. Where retained, their unsupported columns were held fixed rather than assigned reconstructed sampling uncertainty.</w:t>
       </w:r>
     </w:p>
     <w:p>
@@ -3789,7 +3781,7 @@
         </m:sSub>
       </m:oMath>
       <w:r>
-        <w:t xml:space="preserve">, which are now treated as unknown quantities estimated from their bootstrap-derived sampling distributions rather than as fixed plug-in values:</w:t>
+        <w:t xml:space="preserve">, which are now treated as unknown quantities estimated from their reconstructed posterior distributions rather than as fixed plug-in values:</w:t>
       </w:r>
     </w:p>
     <w:p>
@@ -4201,7 +4193,7 @@
         <w:pStyle w:val="BodyText"/>
       </w:pPr>
       <w:r>
-        <w:t xml:space="preserve">In supplementary analyses, we estimated the variance components of life expectancy, shape, and other life history traits using a sampling-to-other variance ratio: the proportion of total observed variation in a demographic parameter attributable to transition-rate sampling uncertainty relative to variation from all other sources (principally biological variation among populations and species). For each parameter we partitioned total variance into a sampling component, estimated as the mean of the within-MPM sampling variances derived from the bootstrap distributions, and a residual component representing the remainder. A ratio greater than 1 indicates that sampling uncertainty exceeds biological variation; a ratio less than 1 indicates that biological variation dominates. Full details are given in Supplementary Methods section S1.5 and Table</w:t>
+        <w:t xml:space="preserve">In supplementary analyses, we compared the variance across population-level MPM entries of each parameter derived from matrix point estimates with the variance of its reconstructed posterior means. A ratio greater than 1 indicates that point estimates are more dispersed than posterior means; it does not partition sampling and biological variance. We obtained 95% intervals by paired bootstrap resampling of entries (Supplementary Methods section S1.5; Table</w:t>
       </w:r>
       <w:r>
         <w:t xml:space="preserve"> </w:t>
@@ -4210,7 +4202,7 @@
         <w:t xml:space="preserve">1</w:t>
       </w:r>
       <w:r>
-        <w:t xml:space="preserve">.</w:t>
+        <w:t xml:space="preserve">).</w:t>
       </w:r>
     </w:p>
     <w:bookmarkEnd w:id="28"/>
@@ -5561,262 +5553,7 @@
         <w:pStyle w:val="BodyText"/>
       </w:pPr>
       <w:r>
-        <w:t xml:space="preserve">We used the same coefficient prior and covariance structure (Eqs. (13) and (14)):</w:t>
-      </w:r>
-    </w:p>
-    <w:p>
-      <w:pPr>
-        <w:pStyle w:val="BodyText"/>
-      </w:pPr>
-      <m:oMathPara>
-        <m:oMathParaPr>
-          <m:jc m:val="center"/>
-        </m:oMathParaPr>
-        <m:oMath>
-          <m:r>
-            <m:t>b</m:t>
-          </m:r>
-          <m:r>
-            <m:rPr>
-              <m:sty m:val="p"/>
-            </m:rPr>
-            <m:t>∼</m:t>
-          </m:r>
-          <m:r>
-            <m:rPr>
-              <m:nor/>
-              <m:sty m:val="p"/>
-            </m:rPr>
-            <m:t>MVN</m:t>
-          </m:r>
-          <m:r>
-            <m:rPr>
-              <m:sty m:val="p"/>
-            </m:rPr>
-            <m:t>(</m:t>
-          </m:r>
-          <m:sSub>
-            <m:e>
-              <m:r>
-                <m:t>μ</m:t>
-              </m:r>
-            </m:e>
-            <m:sub>
-              <m:r>
-                <m:t>b</m:t>
-              </m:r>
-            </m:sub>
-          </m:sSub>
-          <m:r>
-            <m:rPr>
-              <m:sty m:val="p"/>
-            </m:rPr>
-            <m:t>,</m:t>
-          </m:r>
-          <m:r>
-            <m:rPr>
-              <m:sty m:val="bi"/>
-            </m:rPr>
-            <m:t>K</m:t>
-          </m:r>
-          <m:r>
-            <m:rPr>
-              <m:sty m:val="p"/>
-            </m:rPr>
-            <m:t>)</m:t>
-          </m:r>
-          <m:r>
-            <m:rPr>
-              <m:sty m:val="p"/>
-            </m:rPr>
-            <m:t>,</m:t>
-          </m:r>
-          <m:r>
-            <m:t>  </m:t>
-          </m:r>
-          <m:r>
-            <m:rPr>
-              <m:sty m:val="p"/>
-            </m:rPr>
-            <m:t>(</m:t>
-          </m:r>
-          <m:r>
-            <m:t>13</m:t>
-          </m:r>
-          <m:r>
-            <m:rPr>
-              <m:sty m:val="p"/>
-            </m:rPr>
-            <m:t>)</m:t>
-          </m:r>
-        </m:oMath>
-      </m:oMathPara>
-    </w:p>
-    <w:p>
-      <w:pPr>
-        <w:pStyle w:val="FirstParagraph"/>
-      </w:pPr>
-      <w:r>
-        <w:t xml:space="preserve">and</w:t>
-      </w:r>
-    </w:p>
-    <w:p>
-      <w:pPr>
-        <w:pStyle w:val="BodyText"/>
-      </w:pPr>
-      <m:oMathPara>
-        <m:oMathParaPr>
-          <m:jc m:val="center"/>
-        </m:oMathParaPr>
-        <m:oMath>
-          <m:sSub>
-            <m:e>
-              <m:r>
-                <m:t>K</m:t>
-              </m:r>
-            </m:e>
-            <m:sub>
-              <m:r>
-                <m:t>i</m:t>
-              </m:r>
-              <m:r>
-                <m:rPr>
-                  <m:sty m:val="p"/>
-                </m:rPr>
-                <m:t>,</m:t>
-              </m:r>
-              <m:r>
-                <m:t>j</m:t>
-              </m:r>
-            </m:sub>
-          </m:sSub>
-          <m:r>
-            <m:rPr>
-              <m:sty m:val="p"/>
-            </m:rPr>
-            <m:t>=</m:t>
-          </m:r>
-          <m:sSup>
-            <m:e>
-              <m:r>
-                <m:t>η</m:t>
-              </m:r>
-            </m:e>
-            <m:sup>
-              <m:r>
-                <m:t>2</m:t>
-              </m:r>
-            </m:sup>
-          </m:sSup>
-          <m:r>
-            <m:rPr>
-              <m:sty m:val="p"/>
-            </m:rPr>
-            <m:t>exp</m:t>
-          </m:r>
-          <m:r>
-            <m:t>​</m:t>
-          </m:r>
-          <m:d>
-            <m:dPr>
-              <m:begChr m:val="("/>
-              <m:sepChr m:val=""/>
-              <m:endChr m:val=")"/>
-              <m:grow/>
-            </m:dPr>
-            <m:e>
-              <m:r>
-                <m:rPr>
-                  <m:sty m:val="p"/>
-                </m:rPr>
-                <m:t>−</m:t>
-              </m:r>
-              <m:r>
-                <m:t>0.5</m:t>
-              </m:r>
-              <m:r>
-                <m:t> </m:t>
-              </m:r>
-              <m:sSup>
-                <m:e>
-                  <m:r>
-                    <m:t>ρ</m:t>
-                  </m:r>
-                </m:e>
-                <m:sup>
-                  <m:r>
-                    <m:t>2</m:t>
-                  </m:r>
-                </m:sup>
-              </m:sSup>
-              <m:r>
-                <m:rPr>
-                  <m:sty m:val="p"/>
-                </m:rPr>
-                <m:t>(</m:t>
-              </m:r>
-              <m:r>
-                <m:t>j</m:t>
-              </m:r>
-              <m:r>
-                <m:rPr>
-                  <m:sty m:val="p"/>
-                </m:rPr>
-                <m:t>−</m:t>
-              </m:r>
-              <m:r>
-                <m:t>i</m:t>
-              </m:r>
-              <m:sSup>
-                <m:e>
-                  <m:r>
-                    <m:rPr>
-                      <m:sty m:val="p"/>
-                    </m:rPr>
-                    <m:t>)</m:t>
-                  </m:r>
-                </m:e>
-                <m:sup>
-                  <m:r>
-                    <m:t>2</m:t>
-                  </m:r>
-                </m:sup>
-              </m:sSup>
-            </m:e>
-          </m:d>
-          <m:r>
-            <m:rPr>
-              <m:sty m:val="p"/>
-            </m:rPr>
-            <m:t>,</m:t>
-          </m:r>
-          <m:r>
-            <m:t>  </m:t>
-          </m:r>
-          <m:r>
-            <m:rPr>
-              <m:sty m:val="p"/>
-            </m:rPr>
-            <m:t>(</m:t>
-          </m:r>
-          <m:r>
-            <m:t>14</m:t>
-          </m:r>
-          <m:r>
-            <m:rPr>
-              <m:sty m:val="p"/>
-            </m:rPr>
-            <m:t>)</m:t>
-          </m:r>
-        </m:oMath>
-      </m:oMathPara>
-    </w:p>
-    <w:p>
-      <w:pPr>
-        <w:pStyle w:val="FirstParagraph"/>
-      </w:pPr>
-      <w:r>
-        <w:t xml:space="preserve">where the response variable</w:t>
+        <w:t xml:space="preserve">We used the same coefficient prior and covariance structure as for the point-estimate model (Eqs. (9) and (10)), where the response variable</w:t>
       </w:r>
       <w:r>
         <w:t xml:space="preserve"> </w:t>
@@ -6417,7 +6154,7 @@
             <m:t>(</m:t>
           </m:r>
           <m:r>
-            <m:t>15</m:t>
+            <m:t>13</m:t>
           </m:r>
           <m:r>
             <m:rPr>
@@ -6537,7 +6274,7 @@
         <w:pStyle w:val="BodyText"/>
       </w:pPr>
       <w:r>
-        <w:t xml:space="preserve">For each simulated dataset, we fit three models to estimate the climate effect on recruitment: (i) a Gaussian regression on annual point estimates of fecundity, (ii) a Poisson count model using observed seedling counts and an offset for the number of reproductive individuals, and (iii) a Poisson uncertainty-aware model that additionally included a latent year-specific process term analogous to</w:t>
+        <w:t xml:space="preserve">For each simulated dataset, we fit three models to estimate the climate effect on recruitment: (i) a Gaussian regression with a log link on annual point estimates of fecundity, (ii) a Poisson count model using observed seedling counts and an offset for the number of reproductive individuals, and (iii) a Poisson uncertainty-aware model that additionally included a latent year-specific process term analogous to</w:t>
       </w:r>
       <w:r>
         <w:t xml:space="preserve"> </w:t>
@@ -6557,7 +6294,7 @@
         </m:sSub>
       </m:oMath>
       <w:r>
-        <w:t xml:space="preserve">. We then compared the models in terms of bias and 95% interval coverage (the proportion of replicate datasets in which the 95% interval contained the true effect</w:t>
+        <w:t xml:space="preserve">. All three models target the same log-scale climate effect; the Gaussian model uses untransformed rates as its response and assumes constant residual variance. Its 95% intervals use the coefficient estimate ± a Student-t critical value times its standard error, with residual degrees of freedom. We then compared the models in terms of bias and 95% interval coverage (the proportion of replicate datasets in which the 95% interval contained the true effect</w:t>
       </w:r>
       <w:r>
         <w:t xml:space="preserve"> </w:t>
@@ -6581,7 +6318,7 @@
         </m:sSub>
       </m:oMath>
       <w:r>
-        <w:t xml:space="preserve">; a well-calibrated model achieves coverage close to the nominal 0.95). This design isolates the effect of uncertainty propagation because the true climate effect is known, while still mimicking the sampling structure of finite field data. A supplementary multisite robustness analysis applying the analysis 2 framework to three</w:t>
+        <w:t xml:space="preserve">; a well-calibrated model achieves coverage close to the nominal 0.95). Both Poisson models account for finite-sample count variation; their comparison tests the effect of additionally modelling year-to-year process variation under known truth. A supplementary multisite robustness analysis applying the analysis 2 framework to three</w:t>
       </w:r>
       <w:r>
         <w:t xml:space="preserve"> </w:t>
@@ -6605,6 +6342,14 @@
         <w:pStyle w:val="BodyText"/>
       </w:pPr>
       <w:r>
+        <w:t xml:space="preserve">Priors and fitting settings for the simulation model are given in Supplementary Methods section S1.4.</w:t>
+      </w:r>
+    </w:p>
+    <w:p>
+      <w:pPr>
+        <w:pStyle w:val="BodyText"/>
+      </w:pPr>
+      <w:r>
         <w:t xml:space="preserve">All analyses were run in R (4.6.1) using RStan (2.32.7), with data handling and plotting in tidyverse packages.</w:t>
       </w:r>
     </w:p>
@@ -6634,7 +6379,7 @@
         <w:pStyle w:val="FirstParagraph"/>
       </w:pPr>
       <w:r>
-        <w:t xml:space="preserve">We first summarise the overall contribution of sampling uncertainty to observed trait variation using variance-component ratios (Table</w:t>
+        <w:t xml:space="preserve">We first compare the dispersion of point estimates and posterior means across population-level entries (Table</w:t>
       </w:r>
       <w:r>
         <w:t xml:space="preserve"> </w:t>
@@ -6643,7 +6388,7 @@
         <w:t xml:space="preserve">1</w:t>
       </w:r>
       <w:r>
-        <w:t xml:space="preserve">), then ask whether this variation is large enough to alter inference in a specific comparative analysis.</w:t>
+        <w:t xml:space="preserve">), then ask whether accounting for sampling uncertainty alters inference in a specific comparative analysis.</w:t>
       </w:r>
     </w:p>
     <w:p>
@@ -6651,7 +6396,7 @@
         <w:pStyle w:val="BodyText"/>
       </w:pPr>
       <w:r>
-        <w:t xml:space="preserve">For our parameters of interest, life expectancy and shape, the estimated sampling-to-other variance ratios across population-level MPM entries in analysis 1 were 1.93 and 3.31, respectively (Table</w:t>
+        <w:t xml:space="preserve">For life expectancy and shape, across-entry variance of point estimates was 1.93 and 3.31 times the variance of posterior means, respectively (Table</w:t>
       </w:r>
       <w:r>
         <w:t xml:space="preserve"> </w:t>
@@ -6660,7 +6405,7 @@
         <w:t xml:space="preserve">1</w:t>
       </w:r>
       <w:r>
-        <w:t xml:space="preserve">). Because sample sizes were pooled across years, these ratios are conservative estimates of the true sampling-to-biological variance ratio. Thus, part of the apparent among-population variation in mortality trajectories in comparative senescence analyses may reflect sampling noise and temporal variation, not only true underlying biological differences. Point estimates of life expectancy and shape often deviated from their respective sampling distributions (Fig.</w:t>
+        <w:t xml:space="preserve">). These ratios describe dispersion, not the proportion of variance attributable to sampling uncertainty. Point estimates of life expectancy and shape often deviated from their respective sampling distributions (Fig.</w:t>
       </w:r>
       <w:r>
         <w:t xml:space="preserve"> </w:t>
@@ -6686,7 +6431,7 @@
         <w:t xml:space="preserve">4</w:t>
       </w:r>
       <w:r>
-        <w:t xml:space="preserve">; Supplementary Table S3). While the posterior distribution of the slope parameter β from the point-estimate model was centred slightly to the left of zero (P[β &gt; 0] = 0.146), the corresponding posterior from the sampling-uncertainty model was shifted somewhat to the right (P[β &gt; 0] = 0.770). This shift in the posterior between the two models led to a change in sign of the posterior median between the two scenarios. The shift in sign of the result is not trivial; however, given that the overall conclusion in both cases is that there is no strong effect, this remains robust.</w:t>
+        <w:t xml:space="preserve">; Supplementary Table S3). While the posterior distribution of the slope parameter β from the point-estimate model was centred slightly to the left of zero (P[β &gt; 0] = 0.206), the corresponding posterior from the sampling-uncertainty model was shifted somewhat to the right (P[β &gt; 0] = 0.770). The posterior median of the slope therefore changed sign between the two models. This shift is not trivial, but because both posteriors span zero the overall conclusion, that there is no strong effect, is unchanged.</w:t>
       </w:r>
     </w:p>
     <w:p>
@@ -6780,7 +6525,7 @@
         <w:pStyle w:val="FirstParagraph"/>
       </w:pPr>
       <w:r>
-        <w:t xml:space="preserve">The simulation study showed that accounting for sampling uncertainty improved interval calibration without materially increasing average estimation error (Fig.</w:t>
+        <w:t xml:space="preserve">The simulation study showed that accounting for year-to-year process variation improved interval calibration without materially increasing average estimation error (Fig.</w:t>
       </w:r>
       <w:r>
         <w:t xml:space="preserve"> </w:t>
@@ -6789,7 +6534,7 @@
         <w:t xml:space="preserve">6</w:t>
       </w:r>
       <w:r>
-        <w:t xml:space="preserve">). Across the full factorial design, the uncertainty-aware Poisson model achieved near-nominal 95% interval coverage (0.951), whereas the simpler Poisson point-estimate model undercovered substantially (0.757). The two Poisson formulations had very similar overall RMSE (0.086 versus 0.087), indicating that the main benefit of explicit uncertainty propagation was improved interval calibration rather than reduced average error.</w:t>
+        <w:t xml:space="preserve">). Across the full factorial design, the uncertainty-aware Poisson model achieved near-nominal 95% interval coverage (0.951), whereas the simpler Poisson point-estimate model undercovered substantially (0.757). The two Poisson formulations had very similar overall RMSE (0.086 versus 0.087), indicating that the main benefit of modelling this process variation was improved interval calibration rather than reduced average error.</w:t>
       </w:r>
     </w:p>
     <w:p>
@@ -6814,7 +6559,16 @@
         <w:pStyle w:val="BodyText"/>
       </w:pPr>
       <w:r>
-        <w:t xml:space="preserve">Bias patterns also differed among models. The Gaussian point-estimate model showed increasing positive bias as the true effect size increased, with mean bias reaching 0.066 when</w:t>
+        <w:t xml:space="preserve">All three models showed little average bias (Fig.</w:t>
+      </w:r>
+      <w:r>
+        <w:t xml:space="preserve"> </w:t>
+      </w:r>
+      <w:r>
+        <w:t xml:space="preserve">6</w:t>
+      </w:r>
+      <w:r>
+        <w:t xml:space="preserve">). For the Gaussian log-link model, mean bias was -0.005 when</w:t>
       </w:r>
       <w:r>
         <w:t xml:space="preserve"> </w:t>
@@ -6847,16 +6601,7 @@
         </m:r>
       </m:oMath>
       <w:r>
-        <w:t xml:space="preserve">, whereas both Poisson models remained close to unbiased throughout the design (Fig.</w:t>
-      </w:r>
-      <w:r>
-        <w:t xml:space="preserve"> </w:t>
-      </w:r>
-      <w:r>
-        <w:t xml:space="preserve">6</w:t>
-      </w:r>
-      <w:r>
-        <w:t xml:space="preserve">). The uncertainty-aware model therefore combines the low bias of the count-based formulation with interval coverage close to the nominal 95% level. A supplementary multisite robustness analysis based on three</w:t>
+        <w:t xml:space="preserve">, but its overall 95% interval coverage was 0.915, below the nominal level. The uncertainty-aware model therefore combines the low bias of the count-based formulation with interval coverage close to the nominal 95% level. A supplementary multisite robustness analysis based on three</w:t>
       </w:r>
       <w:r>
         <w:t xml:space="preserve"> </w:t>
@@ -6916,7 +6661,25 @@
         <w:pStyle w:val="BodyText"/>
       </w:pPr>
       <w:r>
-        <w:t xml:space="preserve">For several commonly used integrated demographic metrics, such as population growth rate (λ), generation time, and individual growth rate, sampling uncertainty accounted for only a small fraction of the total variation observed among populations. By contrast, traits related to mortality trajectories, particularly the shape of the mortality distribution, were far more sensitive: nearly half of the total variation in shape was attributable to sampling uncertainty. In these cases, much of the apparent variation among published MPMs is not distinguishable from statistical noise. This result helps explain why incorporating sampling uncertainty shifted inference in the senescence analysis but had little effect in the climate-recruitment analysis, where the response variable was more directly linked to observed counts and less dependent on long-term survivorship.</w:t>
+        <w:t xml:space="preserve">Point estimates were far more dispersed relative to their posterior means for mortality-trajectory traits, particularly shape, than for integrated metrics such as population growth rate (λ) and generation time (Table</w:t>
+      </w:r>
+      <w:r>
+        <w:t xml:space="preserve"> </w:t>
+      </w:r>
+      <w:r>
+        <w:t xml:space="preserve">1</w:t>
+      </w:r>
+      <w:r>
+        <w:t xml:space="preserve">). This greater dispersion, together with the displacements shown in Figure</w:t>
+      </w:r>
+      <w:r>
+        <w:t xml:space="preserve"> </w:t>
+      </w:r>
+      <w:r>
+        <w:t xml:space="preserve">3</w:t>
+      </w:r>
+      <w:r>
+        <w:t xml:space="preserve">, indicates that mortality-trajectory traits are more sensitive to sampling uncertainty than the directly observed recruitment response in the climate analysis.</w:t>
       </w:r>
     </w:p>
     <w:bookmarkEnd w:id="37"/>
@@ -6934,7 +6697,7 @@
         <w:pStyle w:val="FirstParagraph"/>
       </w:pPr>
       <w:r>
-        <w:t xml:space="preserve">A plausible contributor to the sensitivity of mortality-trajectory traits is that life expectancy and shape are inferred via age-from-stage methods, which project a cohort forward through repeated matrix multiplication. Repeated projection can amplify transition-rate uncertainty into uncertainty in long-term survivorship. Integrated metrics such as population growth rate were less sensitive in our analyses, but are not inherently protected from sampling uncertainty.</w:t>
+        <w:t xml:space="preserve">The sensitivity of mortality-trajectory traits has a clear mechanistic basis. Life expectancy and shape are inferred via age-from-stage methods, which project a cohort forward through repeated matrix multiplication, so errors in late-stage survival are not simply carried forward but compounded across projection steps, amplifying small transition-rate uncertainties into large uncertainties in long-term survivorship. Integrated metrics such as population growth rate are buffered against this, because they average over many transitions where errors tend to partially cancel, although they are not wholly immune to sampling uncertainty.</w:t>
       </w:r>
     </w:p>
     <w:p>
@@ -6982,7 +6745,7 @@
         <w:pStyle w:val="FirstParagraph"/>
       </w:pPr>
       <w:r>
-        <w:t xml:space="preserve">These structural constraints have practical implications. Highly aggregated demographic metrics, such as population growth rate and generation time, were less sensitive in our dataset, but this does not establish that uncertainty modelling is unnecessary. Analyses of ageing, longevity, or mortality trajectories appeared more sensitive and warrant particular caution.</w:t>
+        <w:t xml:space="preserve">These structural constraints have practical implications. Highly aggregated demographic metrics, such as population growth rate and generation time, were among the least sensitive in our dataset, so analyses focused on them will often be robust to sampling uncertainty, although this should be checked rather than assumed. Analyses of ageing, longevity, or mortality trajectories were more sensitive and warrant particular caution.</w:t>
       </w:r>
     </w:p>
     <w:p>
@@ -7088,7 +6851,7 @@
         <w:pStyle w:val="FirstParagraph"/>
       </w:pPr>
       <w:r>
-        <w:t xml:space="preserve">Our analyses show that the consequences of transition-rate sampling uncertainty in published matrix population models are highly trait-dependent. For many commonly used integrated demographic metrics, such as population growth rate and generation time, sampling uncertainty accounted for only a small fraction of total variation, suggesting lower sensitivity for these traits in this dataset, rather than general robustness across published MPMs. By contrast, parameters related to mortality trajectories, including life expectancy and, especially, the shape of the mortality distribution, were substantially more sensitive to sampling uncertainty. In these cases, a large proportion of apparent variation among published matrices is indistinguishable from statistical noise, and point estimates can be systematically biased by boundary estimates of stage-specific survival.</w:t>
+        <w:t xml:space="preserve">Our analyses show that the consequences of transition-rate sampling uncertainty in published matrix population models are highly trait-dependent. For integrated metrics such as population growth rate and generation time, point estimates were only modestly more dispersed than their posterior means, whereas for mortality-trajectory traits, including life expectancy and especially the shape of the mortality distribution, they were much more dispersed and more sensitive to sampling uncertainty. In these cases, point estimates can be displaced from the centres of their posterior distributions by boundary estimates of stage-specific survival.</w:t>
       </w:r>
     </w:p>
     <w:p>
@@ -7304,7 +7067,7 @@
         <w:t xml:space="preserve">Supplementary Methods S1.5</w:t>
       </w:r>
       <w:r>
-        <w:t xml:space="preserve">: Variance-component summary (sampling-to-other ratio).</w:t>
+        <w:t xml:space="preserve">: Comparison of point-estimate and posterior-mean variance.</w:t>
       </w:r>
     </w:p>
     <w:p>
@@ -9274,7 +9037,7 @@
         <w:t xml:space="preserve"> </w:t>
       </w:r>
       <w:r>
-        <w:t xml:space="preserve">Sampling-to-other variance ratios for key demographic parameters in analysis 1, with 95% intervals from the variance-component model. Ratios greater than 1 indicate that variance attributable to transition-rate sampling uncertainty exceeds residual biological variance across population-level entries (including both among-population and among-species variation). This shows that the ratio is highest for shape, intermediate for life expectancy, and lowest for log population growth rate.</w:t>
+        <w:t xml:space="preserve">Across-entry variance ratios for key demographic parameters in analysis 1, with 95% intervals from paired bootstrap resampling of population-level entries. Each ratio is the variance of matrix point estimates divided by the variance of reconstructed posterior means across the same entries; values above 1 indicate greater dispersion of point estimates, not a fraction of variance attributable to sampling. The ratio is highest for shape, intermediate for life expectancy, and lowest for log population growth rate.</w:t>
       </w:r>
     </w:p>
     <w:tbl xmlns:w="http://schemas.openxmlformats.org/wordprocessingml/2006/main" xmlns:r="http://schemas.openxmlformats.org/officeDocument/2006/relationships" xmlns:w14="http://schemas.microsoft.com/office/word/2010/wordml" xmlns:wp="http://schemas.openxmlformats.org/drawingml/2006/wordprocessingDrawing" xmlns:a="http://schemas.openxmlformats.org/drawingml/2006/main" xmlns:pic="http://schemas.openxmlformats.org/drawingml/2006/picture">
@@ -9285,14 +9048,12 @@
       </w:tblPr>
       <w:tblGrid>
         <w:gridCol w:w="3431"/>
-        <w:gridCol w:w="3272"/>
-        <w:gridCol w:w="985"/>
-        <w:gridCol w:w="1022"/>
+        <w:gridCol w:w="1768"/>
         <w:gridCol w:w="1621"/>
       </w:tblGrid>
       <w:tr>
         <w:trPr>
-          <w:trHeight w:val="621" w:hRule="auto"/>
+          <w:trHeight w:val="573" w:hRule="auto"/>
           <w:tblHeader/>
         </w:trPr>
         <w:tc>
@@ -9399,115 +9160,7 @@
                 <w:szCs w:val="22"/>
                 <w:color w:val="000000"/>
               </w:rPr>
-              <w:t xml:space="preserve">Sampling:other variance ratio</w:t>
-            </w:r>
-          </w:p>
-        </w:tc>
-        <w:tc>
-          <w:tcPr>
-            <w:tcBorders>
-              <w:bottom w:val="single" w:sz="12" w:space="0" w:color="666666"/>
-              <w:top w:val="single" w:sz="12" w:space="0" w:color="666666"/>
-              <w:left w:val="none" w:sz="0" w:space="0" w:color="000000"/>
-              <w:right w:val="none" w:sz="0" w:space="0" w:color="000000"/>
-            </w:tcBorders>
-            <w:shd w:val="clear" w:color="auto" w:fill="FFFFFF"/>
-            <w:tcMar>
-              <w:top w:w="0" w:type="dxa"/>
-              <w:bottom w:w="0" w:type="dxa"/>
-              <w:left w:w="0" w:type="dxa"/>
-              <w:right w:w="0" w:type="dxa"/>
-            </w:tcMar>
-            <w:vAlign w:val="center"/>
-          </w:tcPr>
-          <w:p>
-            <w:pPr>
-              <w:jc w:val="left"/>
-              <w:pBdr>
-                <w:bottom w:val="none" w:sz="0" w:space="0" w:color="000000"/>
-                <w:top w:val="none" w:sz="0" w:space="0" w:color="000000"/>
-                <w:left w:val="none" w:sz="0" w:space="0" w:color="000000"/>
-                <w:right w:val="none" w:sz="0" w:space="0" w:color="000000"/>
-              </w:pBdr>
-              <w:spacing w:after="100" w:before="100" w:line="240"/>
-              <w:ind w:left="100" w:right="100" w:firstLine="0" w:firstLineChars="0"/>
-              <w:rPr>
-                <w:rFonts w:ascii="Helvetica" w:hAnsi="Helvetica" w:eastAsia="Helvetica" w:cs="Helvetica"/>
-                <w:i w:val="false"/>
-                <w:b w:val="false"/>
-                <w:u w:val="none"/>
-                <w:strike w:val="false"/>
-                <w:sz w:val="22"/>
-                <w:szCs w:val="22"/>
-                <w:color w:val="000000"/>
-              </w:rPr>
-            </w:pPr>
-            <w:r xmlns:w="http://schemas.openxmlformats.org/wordprocessingml/2006/main" xmlns:wp="http://schemas.openxmlformats.org/drawingml/2006/wordprocessingDrawing" xmlns:r="http://schemas.openxmlformats.org/officeDocument/2006/relationships" xmlns:w14="http://schemas.microsoft.com/office/word/2010/wordml">
-              <w:rPr>
-                <w:rFonts w:ascii="Helvetica" w:hAnsi="Helvetica" w:eastAsia="Helvetica" w:cs="Helvetica"/>
-                <w:i w:val="false"/>
-                <w:b w:val="false"/>
-                <w:u w:val="none"/>
-                <w:strike w:val="false"/>
-                <w:sz w:val="22"/>
-                <w:szCs w:val="22"/>
-                <w:color w:val="000000"/>
-              </w:rPr>
-              <w:t xml:space="preserve">low95</w:t>
-            </w:r>
-          </w:p>
-        </w:tc>
-        <w:tc>
-          <w:tcPr>
-            <w:tcBorders>
-              <w:bottom w:val="single" w:sz="12" w:space="0" w:color="666666"/>
-              <w:top w:val="single" w:sz="12" w:space="0" w:color="666666"/>
-              <w:left w:val="none" w:sz="0" w:space="0" w:color="000000"/>
-              <w:right w:val="none" w:sz="0" w:space="0" w:color="000000"/>
-            </w:tcBorders>
-            <w:shd w:val="clear" w:color="auto" w:fill="FFFFFF"/>
-            <w:tcMar>
-              <w:top w:w="0" w:type="dxa"/>
-              <w:bottom w:w="0" w:type="dxa"/>
-              <w:left w:w="0" w:type="dxa"/>
-              <w:right w:w="0" w:type="dxa"/>
-            </w:tcMar>
-            <w:vAlign w:val="center"/>
-          </w:tcPr>
-          <w:p>
-            <w:pPr>
-              <w:jc w:val="left"/>
-              <w:pBdr>
-                <w:bottom w:val="none" w:sz="0" w:space="0" w:color="000000"/>
-                <w:top w:val="none" w:sz="0" w:space="0" w:color="000000"/>
-                <w:left w:val="none" w:sz="0" w:space="0" w:color="000000"/>
-                <w:right w:val="none" w:sz="0" w:space="0" w:color="000000"/>
-              </w:pBdr>
-              <w:spacing w:after="100" w:before="100" w:line="240"/>
-              <w:ind w:left="100" w:right="100" w:firstLine="0" w:firstLineChars="0"/>
-              <w:rPr>
-                <w:rFonts w:ascii="Helvetica" w:hAnsi="Helvetica" w:eastAsia="Helvetica" w:cs="Helvetica"/>
-                <w:i w:val="false"/>
-                <w:b w:val="false"/>
-                <w:u w:val="none"/>
-                <w:strike w:val="false"/>
-                <w:sz w:val="22"/>
-                <w:szCs w:val="22"/>
-                <w:color w:val="000000"/>
-              </w:rPr>
-            </w:pPr>
-            <w:r xmlns:w="http://schemas.openxmlformats.org/wordprocessingml/2006/main" xmlns:wp="http://schemas.openxmlformats.org/drawingml/2006/wordprocessingDrawing" xmlns:r="http://schemas.openxmlformats.org/officeDocument/2006/relationships" xmlns:w14="http://schemas.microsoft.com/office/word/2010/wordml">
-              <w:rPr>
-                <w:rFonts w:ascii="Helvetica" w:hAnsi="Helvetica" w:eastAsia="Helvetica" w:cs="Helvetica"/>
-                <w:i w:val="false"/>
-                <w:b w:val="false"/>
-                <w:u w:val="none"/>
-                <w:strike w:val="false"/>
-                <w:sz w:val="22"/>
-                <w:szCs w:val="22"/>
-                <w:color w:val="000000"/>
-              </w:rPr>
-              <w:t xml:space="preserve">upp95</w:t>
+              <w:t xml:space="preserve">Variance ratio</w:t>
             </w:r>
           </w:p>
         </w:tc>
@@ -9728,114 +9381,6 @@
                 <w:szCs w:val="22"/>
                 <w:color w:val="000000"/>
               </w:rPr>
-              <w:t xml:space="preserve">2.26</w:t>
-            </w:r>
-          </w:p>
-        </w:tc>
-        <w:tc>
-          <w:tcPr>
-            <w:tcBorders>
-              <w:bottom w:val="none" w:sz="0" w:space="0" w:color="000000"/>
-              <w:top w:val="single" w:sz="12" w:space="0" w:color="666666"/>
-              <w:left w:val="none" w:sz="0" w:space="0" w:color="000000"/>
-              <w:right w:val="none" w:sz="0" w:space="0" w:color="000000"/>
-            </w:tcBorders>
-            <w:shd w:val="clear" w:color="auto" w:fill="FFFFFF"/>
-            <w:tcMar>
-              <w:top w:w="0" w:type="dxa"/>
-              <w:bottom w:w="0" w:type="dxa"/>
-              <w:left w:w="0" w:type="dxa"/>
-              <w:right w:w="0" w:type="dxa"/>
-            </w:tcMar>
-            <w:vAlign w:val="center"/>
-          </w:tcPr>
-          <w:p>
-            <w:pPr>
-              <w:jc w:val="left"/>
-              <w:pBdr>
-                <w:bottom w:val="none" w:sz="0" w:space="0" w:color="000000"/>
-                <w:top w:val="none" w:sz="0" w:space="0" w:color="000000"/>
-                <w:left w:val="none" w:sz="0" w:space="0" w:color="000000"/>
-                <w:right w:val="none" w:sz="0" w:space="0" w:color="000000"/>
-              </w:pBdr>
-              <w:spacing w:after="100" w:before="100" w:line="240"/>
-              <w:ind w:left="100" w:right="100" w:firstLine="0" w:firstLineChars="0"/>
-              <w:rPr>
-                <w:rFonts w:ascii="Helvetica" w:hAnsi="Helvetica" w:eastAsia="Helvetica" w:cs="Helvetica"/>
-                <w:i w:val="false"/>
-                <w:b w:val="false"/>
-                <w:u w:val="none"/>
-                <w:strike w:val="false"/>
-                <w:sz w:val="22"/>
-                <w:szCs w:val="22"/>
-                <w:color w:val="000000"/>
-              </w:rPr>
-            </w:pPr>
-            <w:r xmlns:w="http://schemas.openxmlformats.org/wordprocessingml/2006/main" xmlns:wp="http://schemas.openxmlformats.org/drawingml/2006/wordprocessingDrawing" xmlns:r="http://schemas.openxmlformats.org/officeDocument/2006/relationships" xmlns:w14="http://schemas.microsoft.com/office/word/2010/wordml">
-              <w:rPr>
-                <w:rFonts w:ascii="Helvetica" w:hAnsi="Helvetica" w:eastAsia="Helvetica" w:cs="Helvetica"/>
-                <w:i w:val="false"/>
-                <w:b w:val="false"/>
-                <w:u w:val="none"/>
-                <w:strike w:val="false"/>
-                <w:sz w:val="22"/>
-                <w:szCs w:val="22"/>
-                <w:color w:val="000000"/>
-              </w:rPr>
-              <w:t xml:space="preserve">5.06</w:t>
-            </w:r>
-          </w:p>
-        </w:tc>
-        <w:tc>
-          <w:tcPr>
-            <w:tcBorders>
-              <w:bottom w:val="none" w:sz="0" w:space="0" w:color="000000"/>
-              <w:top w:val="single" w:sz="12" w:space="0" w:color="666666"/>
-              <w:left w:val="none" w:sz="0" w:space="0" w:color="000000"/>
-              <w:right w:val="none" w:sz="0" w:space="0" w:color="000000"/>
-            </w:tcBorders>
-            <w:shd w:val="clear" w:color="auto" w:fill="FFFFFF"/>
-            <w:tcMar>
-              <w:top w:w="0" w:type="dxa"/>
-              <w:bottom w:w="0" w:type="dxa"/>
-              <w:left w:w="0" w:type="dxa"/>
-              <w:right w:w="0" w:type="dxa"/>
-            </w:tcMar>
-            <w:vAlign w:val="center"/>
-          </w:tcPr>
-          <w:p>
-            <w:pPr>
-              <w:jc w:val="left"/>
-              <w:pBdr>
-                <w:bottom w:val="none" w:sz="0" w:space="0" w:color="000000"/>
-                <w:top w:val="none" w:sz="0" w:space="0" w:color="000000"/>
-                <w:left w:val="none" w:sz="0" w:space="0" w:color="000000"/>
-                <w:right w:val="none" w:sz="0" w:space="0" w:color="000000"/>
-              </w:pBdr>
-              <w:spacing w:after="100" w:before="100" w:line="240"/>
-              <w:ind w:left="100" w:right="100" w:firstLine="0" w:firstLineChars="0"/>
-              <w:rPr>
-                <w:rFonts w:ascii="Helvetica" w:hAnsi="Helvetica" w:eastAsia="Helvetica" w:cs="Helvetica"/>
-                <w:i w:val="false"/>
-                <w:b w:val="false"/>
-                <w:u w:val="none"/>
-                <w:strike w:val="false"/>
-                <w:sz w:val="22"/>
-                <w:szCs w:val="22"/>
-                <w:color w:val="000000"/>
-              </w:rPr>
-            </w:pPr>
-            <w:r xmlns:w="http://schemas.openxmlformats.org/wordprocessingml/2006/main" xmlns:wp="http://schemas.openxmlformats.org/drawingml/2006/wordprocessingDrawing" xmlns:r="http://schemas.openxmlformats.org/officeDocument/2006/relationships" xmlns:w14="http://schemas.microsoft.com/office/word/2010/wordml">
-              <w:rPr>
-                <w:rFonts w:ascii="Helvetica" w:hAnsi="Helvetica" w:eastAsia="Helvetica" w:cs="Helvetica"/>
-                <w:i w:val="false"/>
-                <w:b w:val="false"/>
-                <w:u w:val="none"/>
-                <w:strike w:val="false"/>
-                <w:sz w:val="22"/>
-                <w:szCs w:val="22"/>
-                <w:color w:val="000000"/>
-              </w:rPr>
               <w:t xml:space="preserve">[2.26, 5.06]</w:t>
             </w:r>
           </w:p>
@@ -9950,114 +9495,6 @@
                 <w:color w:val="000000"/>
               </w:rPr>
               <w:t xml:space="preserve">1.93</w:t>
-            </w:r>
-          </w:p>
-        </w:tc>
-        <w:tc>
-          <w:tcPr>
-            <w:tcBorders>
-              <w:bottom w:val="none" w:sz="0" w:space="0" w:color="000000"/>
-              <w:top w:val="none" w:sz="0" w:space="0" w:color="000000"/>
-              <w:left w:val="none" w:sz="0" w:space="0" w:color="000000"/>
-              <w:right w:val="none" w:sz="0" w:space="0" w:color="000000"/>
-            </w:tcBorders>
-            <w:shd w:val="clear" w:color="auto" w:fill="FFFFFF"/>
-            <w:tcMar>
-              <w:top w:w="0" w:type="dxa"/>
-              <w:bottom w:w="0" w:type="dxa"/>
-              <w:left w:w="0" w:type="dxa"/>
-              <w:right w:w="0" w:type="dxa"/>
-            </w:tcMar>
-            <w:vAlign w:val="center"/>
-          </w:tcPr>
-          <w:p>
-            <w:pPr>
-              <w:jc w:val="left"/>
-              <w:pBdr>
-                <w:bottom w:val="none" w:sz="0" w:space="0" w:color="000000"/>
-                <w:top w:val="none" w:sz="0" w:space="0" w:color="000000"/>
-                <w:left w:val="none" w:sz="0" w:space="0" w:color="000000"/>
-                <w:right w:val="none" w:sz="0" w:space="0" w:color="000000"/>
-              </w:pBdr>
-              <w:spacing w:after="100" w:before="100" w:line="240"/>
-              <w:ind w:left="100" w:right="100" w:firstLine="0" w:firstLineChars="0"/>
-              <w:rPr>
-                <w:rFonts w:ascii="Helvetica" w:hAnsi="Helvetica" w:eastAsia="Helvetica" w:cs="Helvetica"/>
-                <w:i w:val="false"/>
-                <w:b w:val="false"/>
-                <w:u w:val="none"/>
-                <w:strike w:val="false"/>
-                <w:sz w:val="22"/>
-                <w:szCs w:val="22"/>
-                <w:color w:val="000000"/>
-              </w:rPr>
-            </w:pPr>
-            <w:r xmlns:w="http://schemas.openxmlformats.org/wordprocessingml/2006/main" xmlns:wp="http://schemas.openxmlformats.org/drawingml/2006/wordprocessingDrawing" xmlns:r="http://schemas.openxmlformats.org/officeDocument/2006/relationships" xmlns:w14="http://schemas.microsoft.com/office/word/2010/wordml">
-              <w:rPr>
-                <w:rFonts w:ascii="Helvetica" w:hAnsi="Helvetica" w:eastAsia="Helvetica" w:cs="Helvetica"/>
-                <w:i w:val="false"/>
-                <w:b w:val="false"/>
-                <w:u w:val="none"/>
-                <w:strike w:val="false"/>
-                <w:sz w:val="22"/>
-                <w:szCs w:val="22"/>
-                <w:color w:val="000000"/>
-              </w:rPr>
-              <w:t xml:space="preserve">1.48</w:t>
-            </w:r>
-          </w:p>
-        </w:tc>
-        <w:tc>
-          <w:tcPr>
-            <w:tcBorders>
-              <w:bottom w:val="none" w:sz="0" w:space="0" w:color="000000"/>
-              <w:top w:val="none" w:sz="0" w:space="0" w:color="000000"/>
-              <w:left w:val="none" w:sz="0" w:space="0" w:color="000000"/>
-              <w:right w:val="none" w:sz="0" w:space="0" w:color="000000"/>
-            </w:tcBorders>
-            <w:shd w:val="clear" w:color="auto" w:fill="FFFFFF"/>
-            <w:tcMar>
-              <w:top w:w="0" w:type="dxa"/>
-              <w:bottom w:w="0" w:type="dxa"/>
-              <w:left w:w="0" w:type="dxa"/>
-              <w:right w:w="0" w:type="dxa"/>
-            </w:tcMar>
-            <w:vAlign w:val="center"/>
-          </w:tcPr>
-          <w:p>
-            <w:pPr>
-              <w:jc w:val="left"/>
-              <w:pBdr>
-                <w:bottom w:val="none" w:sz="0" w:space="0" w:color="000000"/>
-                <w:top w:val="none" w:sz="0" w:space="0" w:color="000000"/>
-                <w:left w:val="none" w:sz="0" w:space="0" w:color="000000"/>
-                <w:right w:val="none" w:sz="0" w:space="0" w:color="000000"/>
-              </w:pBdr>
-              <w:spacing w:after="100" w:before="100" w:line="240"/>
-              <w:ind w:left="100" w:right="100" w:firstLine="0" w:firstLineChars="0"/>
-              <w:rPr>
-                <w:rFonts w:ascii="Helvetica" w:hAnsi="Helvetica" w:eastAsia="Helvetica" w:cs="Helvetica"/>
-                <w:i w:val="false"/>
-                <w:b w:val="false"/>
-                <w:u w:val="none"/>
-                <w:strike w:val="false"/>
-                <w:sz w:val="22"/>
-                <w:szCs w:val="22"/>
-                <w:color w:val="000000"/>
-              </w:rPr>
-            </w:pPr>
-            <w:r xmlns:w="http://schemas.openxmlformats.org/wordprocessingml/2006/main" xmlns:wp="http://schemas.openxmlformats.org/drawingml/2006/wordprocessingDrawing" xmlns:r="http://schemas.openxmlformats.org/officeDocument/2006/relationships" xmlns:w14="http://schemas.microsoft.com/office/word/2010/wordml">
-              <w:rPr>
-                <w:rFonts w:ascii="Helvetica" w:hAnsi="Helvetica" w:eastAsia="Helvetica" w:cs="Helvetica"/>
-                <w:i w:val="false"/>
-                <w:b w:val="false"/>
-                <w:u w:val="none"/>
-                <w:strike w:val="false"/>
-                <w:sz w:val="22"/>
-                <w:szCs w:val="22"/>
-                <w:color w:val="000000"/>
-              </w:rPr>
-              <w:t xml:space="preserve">2.55</w:t>
             </w:r>
           </w:p>
         </w:tc>
@@ -10278,114 +9715,6 @@
                 <w:szCs w:val="22"/>
                 <w:color w:val="000000"/>
               </w:rPr>
-              <w:t xml:space="preserve">0.99</w:t>
-            </w:r>
-          </w:p>
-        </w:tc>
-        <w:tc>
-          <w:tcPr>
-            <w:tcBorders>
-              <w:bottom w:val="none" w:sz="0" w:space="0" w:color="000000"/>
-              <w:top w:val="none" w:sz="0" w:space="0" w:color="000000"/>
-              <w:left w:val="none" w:sz="0" w:space="0" w:color="000000"/>
-              <w:right w:val="none" w:sz="0" w:space="0" w:color="000000"/>
-            </w:tcBorders>
-            <w:shd w:val="clear" w:color="auto" w:fill="FFFFFF"/>
-            <w:tcMar>
-              <w:top w:w="0" w:type="dxa"/>
-              <w:bottom w:w="0" w:type="dxa"/>
-              <w:left w:w="0" w:type="dxa"/>
-              <w:right w:w="0" w:type="dxa"/>
-            </w:tcMar>
-            <w:vAlign w:val="center"/>
-          </w:tcPr>
-          <w:p>
-            <w:pPr>
-              <w:jc w:val="left"/>
-              <w:pBdr>
-                <w:bottom w:val="none" w:sz="0" w:space="0" w:color="000000"/>
-                <w:top w:val="none" w:sz="0" w:space="0" w:color="000000"/>
-                <w:left w:val="none" w:sz="0" w:space="0" w:color="000000"/>
-                <w:right w:val="none" w:sz="0" w:space="0" w:color="000000"/>
-              </w:pBdr>
-              <w:spacing w:after="100" w:before="100" w:line="240"/>
-              <w:ind w:left="100" w:right="100" w:firstLine="0" w:firstLineChars="0"/>
-              <w:rPr>
-                <w:rFonts w:ascii="Helvetica" w:hAnsi="Helvetica" w:eastAsia="Helvetica" w:cs="Helvetica"/>
-                <w:i w:val="false"/>
-                <w:b w:val="false"/>
-                <w:u w:val="none"/>
-                <w:strike w:val="false"/>
-                <w:sz w:val="22"/>
-                <w:szCs w:val="22"/>
-                <w:color w:val="000000"/>
-              </w:rPr>
-            </w:pPr>
-            <w:r xmlns:w="http://schemas.openxmlformats.org/wordprocessingml/2006/main" xmlns:wp="http://schemas.openxmlformats.org/drawingml/2006/wordprocessingDrawing" xmlns:r="http://schemas.openxmlformats.org/officeDocument/2006/relationships" xmlns:w14="http://schemas.microsoft.com/office/word/2010/wordml">
-              <w:rPr>
-                <w:rFonts w:ascii="Helvetica" w:hAnsi="Helvetica" w:eastAsia="Helvetica" w:cs="Helvetica"/>
-                <w:i w:val="false"/>
-                <w:b w:val="false"/>
-                <w:u w:val="none"/>
-                <w:strike w:val="false"/>
-                <w:sz w:val="22"/>
-                <w:szCs w:val="22"/>
-                <w:color w:val="000000"/>
-              </w:rPr>
-              <w:t xml:space="preserve">1.15</w:t>
-            </w:r>
-          </w:p>
-        </w:tc>
-        <w:tc>
-          <w:tcPr>
-            <w:tcBorders>
-              <w:bottom w:val="none" w:sz="0" w:space="0" w:color="000000"/>
-              <w:top w:val="none" w:sz="0" w:space="0" w:color="000000"/>
-              <w:left w:val="none" w:sz="0" w:space="0" w:color="000000"/>
-              <w:right w:val="none" w:sz="0" w:space="0" w:color="000000"/>
-            </w:tcBorders>
-            <w:shd w:val="clear" w:color="auto" w:fill="FFFFFF"/>
-            <w:tcMar>
-              <w:top w:w="0" w:type="dxa"/>
-              <w:bottom w:w="0" w:type="dxa"/>
-              <w:left w:w="0" w:type="dxa"/>
-              <w:right w:w="0" w:type="dxa"/>
-            </w:tcMar>
-            <w:vAlign w:val="center"/>
-          </w:tcPr>
-          <w:p>
-            <w:pPr>
-              <w:jc w:val="left"/>
-              <w:pBdr>
-                <w:bottom w:val="none" w:sz="0" w:space="0" w:color="000000"/>
-                <w:top w:val="none" w:sz="0" w:space="0" w:color="000000"/>
-                <w:left w:val="none" w:sz="0" w:space="0" w:color="000000"/>
-                <w:right w:val="none" w:sz="0" w:space="0" w:color="000000"/>
-              </w:pBdr>
-              <w:spacing w:after="100" w:before="100" w:line="240"/>
-              <w:ind w:left="100" w:right="100" w:firstLine="0" w:firstLineChars="0"/>
-              <w:rPr>
-                <w:rFonts w:ascii="Helvetica" w:hAnsi="Helvetica" w:eastAsia="Helvetica" w:cs="Helvetica"/>
-                <w:i w:val="false"/>
-                <w:b w:val="false"/>
-                <w:u w:val="none"/>
-                <w:strike w:val="false"/>
-                <w:sz w:val="22"/>
-                <w:szCs w:val="22"/>
-                <w:color w:val="000000"/>
-              </w:rPr>
-            </w:pPr>
-            <w:r xmlns:w="http://schemas.openxmlformats.org/wordprocessingml/2006/main" xmlns:wp="http://schemas.openxmlformats.org/drawingml/2006/wordprocessingDrawing" xmlns:r="http://schemas.openxmlformats.org/officeDocument/2006/relationships" xmlns:w14="http://schemas.microsoft.com/office/word/2010/wordml">
-              <w:rPr>
-                <w:rFonts w:ascii="Helvetica" w:hAnsi="Helvetica" w:eastAsia="Helvetica" w:cs="Helvetica"/>
-                <w:i w:val="false"/>
-                <w:b w:val="false"/>
-                <w:u w:val="none"/>
-                <w:strike w:val="false"/>
-                <w:sz w:val="22"/>
-                <w:szCs w:val="22"/>
-                <w:color w:val="000000"/>
-              </w:rPr>
               <w:t xml:space="preserve">[0.99, 1.15]</w:t>
             </w:r>
           </w:p>
@@ -10500,114 +9829,6 @@
                 <w:color w:val="000000"/>
               </w:rPr>
               <w:t xml:space="preserve">1.12</w:t>
-            </w:r>
-          </w:p>
-        </w:tc>
-        <w:tc>
-          <w:tcPr>
-            <w:tcBorders>
-              <w:bottom w:val="none" w:sz="0" w:space="0" w:color="000000"/>
-              <w:top w:val="none" w:sz="0" w:space="0" w:color="000000"/>
-              <w:left w:val="none" w:sz="0" w:space="0" w:color="000000"/>
-              <w:right w:val="none" w:sz="0" w:space="0" w:color="000000"/>
-            </w:tcBorders>
-            <w:shd w:val="clear" w:color="auto" w:fill="FFFFFF"/>
-            <w:tcMar>
-              <w:top w:w="0" w:type="dxa"/>
-              <w:bottom w:w="0" w:type="dxa"/>
-              <w:left w:w="0" w:type="dxa"/>
-              <w:right w:w="0" w:type="dxa"/>
-            </w:tcMar>
-            <w:vAlign w:val="center"/>
-          </w:tcPr>
-          <w:p>
-            <w:pPr>
-              <w:jc w:val="left"/>
-              <w:pBdr>
-                <w:bottom w:val="none" w:sz="0" w:space="0" w:color="000000"/>
-                <w:top w:val="none" w:sz="0" w:space="0" w:color="000000"/>
-                <w:left w:val="none" w:sz="0" w:space="0" w:color="000000"/>
-                <w:right w:val="none" w:sz="0" w:space="0" w:color="000000"/>
-              </w:pBdr>
-              <w:spacing w:after="100" w:before="100" w:line="240"/>
-              <w:ind w:left="100" w:right="100" w:firstLine="0" w:firstLineChars="0"/>
-              <w:rPr>
-                <w:rFonts w:ascii="Helvetica" w:hAnsi="Helvetica" w:eastAsia="Helvetica" w:cs="Helvetica"/>
-                <w:i w:val="false"/>
-                <w:b w:val="false"/>
-                <w:u w:val="none"/>
-                <w:strike w:val="false"/>
-                <w:sz w:val="22"/>
-                <w:szCs w:val="22"/>
-                <w:color w:val="000000"/>
-              </w:rPr>
-            </w:pPr>
-            <w:r xmlns:w="http://schemas.openxmlformats.org/wordprocessingml/2006/main" xmlns:wp="http://schemas.openxmlformats.org/drawingml/2006/wordprocessingDrawing" xmlns:r="http://schemas.openxmlformats.org/officeDocument/2006/relationships" xmlns:w14="http://schemas.microsoft.com/office/word/2010/wordml">
-              <w:rPr>
-                <w:rFonts w:ascii="Helvetica" w:hAnsi="Helvetica" w:eastAsia="Helvetica" w:cs="Helvetica"/>
-                <w:i w:val="false"/>
-                <w:b w:val="false"/>
-                <w:u w:val="none"/>
-                <w:strike w:val="false"/>
-                <w:sz w:val="22"/>
-                <w:szCs w:val="22"/>
-                <w:color w:val="000000"/>
-              </w:rPr>
-              <w:t xml:space="preserve">1.01</w:t>
-            </w:r>
-          </w:p>
-        </w:tc>
-        <w:tc>
-          <w:tcPr>
-            <w:tcBorders>
-              <w:bottom w:val="none" w:sz="0" w:space="0" w:color="000000"/>
-              <w:top w:val="none" w:sz="0" w:space="0" w:color="000000"/>
-              <w:left w:val="none" w:sz="0" w:space="0" w:color="000000"/>
-              <w:right w:val="none" w:sz="0" w:space="0" w:color="000000"/>
-            </w:tcBorders>
-            <w:shd w:val="clear" w:color="auto" w:fill="FFFFFF"/>
-            <w:tcMar>
-              <w:top w:w="0" w:type="dxa"/>
-              <w:bottom w:w="0" w:type="dxa"/>
-              <w:left w:w="0" w:type="dxa"/>
-              <w:right w:w="0" w:type="dxa"/>
-            </w:tcMar>
-            <w:vAlign w:val="center"/>
-          </w:tcPr>
-          <w:p>
-            <w:pPr>
-              <w:jc w:val="left"/>
-              <w:pBdr>
-                <w:bottom w:val="none" w:sz="0" w:space="0" w:color="000000"/>
-                <w:top w:val="none" w:sz="0" w:space="0" w:color="000000"/>
-                <w:left w:val="none" w:sz="0" w:space="0" w:color="000000"/>
-                <w:right w:val="none" w:sz="0" w:space="0" w:color="000000"/>
-              </w:pBdr>
-              <w:spacing w:after="100" w:before="100" w:line="240"/>
-              <w:ind w:left="100" w:right="100" w:firstLine="0" w:firstLineChars="0"/>
-              <w:rPr>
-                <w:rFonts w:ascii="Helvetica" w:hAnsi="Helvetica" w:eastAsia="Helvetica" w:cs="Helvetica"/>
-                <w:i w:val="false"/>
-                <w:b w:val="false"/>
-                <w:u w:val="none"/>
-                <w:strike w:val="false"/>
-                <w:sz w:val="22"/>
-                <w:szCs w:val="22"/>
-                <w:color w:val="000000"/>
-              </w:rPr>
-            </w:pPr>
-            <w:r xmlns:w="http://schemas.openxmlformats.org/wordprocessingml/2006/main" xmlns:wp="http://schemas.openxmlformats.org/drawingml/2006/wordprocessingDrawing" xmlns:r="http://schemas.openxmlformats.org/officeDocument/2006/relationships" xmlns:w14="http://schemas.microsoft.com/office/word/2010/wordml">
-              <w:rPr>
-                <w:rFonts w:ascii="Helvetica" w:hAnsi="Helvetica" w:eastAsia="Helvetica" w:cs="Helvetica"/>
-                <w:i w:val="false"/>
-                <w:b w:val="false"/>
-                <w:u w:val="none"/>
-                <w:strike w:val="false"/>
-                <w:sz w:val="22"/>
-                <w:szCs w:val="22"/>
-                <w:color w:val="000000"/>
-              </w:rPr>
-              <w:t xml:space="preserve">1.29</w:t>
             </w:r>
           </w:p>
         </w:tc>
@@ -10828,114 +10049,6 @@
                 <w:szCs w:val="22"/>
                 <w:color w:val="000000"/>
               </w:rPr>
-              <w:t xml:space="preserve">1.20</w:t>
-            </w:r>
-          </w:p>
-        </w:tc>
-        <w:tc>
-          <w:tcPr>
-            <w:tcBorders>
-              <w:bottom w:val="none" w:sz="0" w:space="0" w:color="000000"/>
-              <w:top w:val="none" w:sz="0" w:space="0" w:color="000000"/>
-              <w:left w:val="none" w:sz="0" w:space="0" w:color="000000"/>
-              <w:right w:val="none" w:sz="0" w:space="0" w:color="000000"/>
-            </w:tcBorders>
-            <w:shd w:val="clear" w:color="auto" w:fill="FFFFFF"/>
-            <w:tcMar>
-              <w:top w:w="0" w:type="dxa"/>
-              <w:bottom w:w="0" w:type="dxa"/>
-              <w:left w:w="0" w:type="dxa"/>
-              <w:right w:w="0" w:type="dxa"/>
-            </w:tcMar>
-            <w:vAlign w:val="center"/>
-          </w:tcPr>
-          <w:p>
-            <w:pPr>
-              <w:jc w:val="left"/>
-              <w:pBdr>
-                <w:bottom w:val="none" w:sz="0" w:space="0" w:color="000000"/>
-                <w:top w:val="none" w:sz="0" w:space="0" w:color="000000"/>
-                <w:left w:val="none" w:sz="0" w:space="0" w:color="000000"/>
-                <w:right w:val="none" w:sz="0" w:space="0" w:color="000000"/>
-              </w:pBdr>
-              <w:spacing w:after="100" w:before="100" w:line="240"/>
-              <w:ind w:left="100" w:right="100" w:firstLine="0" w:firstLineChars="0"/>
-              <w:rPr>
-                <w:rFonts w:ascii="Helvetica" w:hAnsi="Helvetica" w:eastAsia="Helvetica" w:cs="Helvetica"/>
-                <w:i w:val="false"/>
-                <w:b w:val="false"/>
-                <w:u w:val="none"/>
-                <w:strike w:val="false"/>
-                <w:sz w:val="22"/>
-                <w:szCs w:val="22"/>
-                <w:color w:val="000000"/>
-              </w:rPr>
-            </w:pPr>
-            <w:r xmlns:w="http://schemas.openxmlformats.org/wordprocessingml/2006/main" xmlns:wp="http://schemas.openxmlformats.org/drawingml/2006/wordprocessingDrawing" xmlns:r="http://schemas.openxmlformats.org/officeDocument/2006/relationships" xmlns:w14="http://schemas.microsoft.com/office/word/2010/wordml">
-              <w:rPr>
-                <w:rFonts w:ascii="Helvetica" w:hAnsi="Helvetica" w:eastAsia="Helvetica" w:cs="Helvetica"/>
-                <w:i w:val="false"/>
-                <w:b w:val="false"/>
-                <w:u w:val="none"/>
-                <w:strike w:val="false"/>
-                <w:sz w:val="22"/>
-                <w:szCs w:val="22"/>
-                <w:color w:val="000000"/>
-              </w:rPr>
-              <w:t xml:space="preserve">2.22</w:t>
-            </w:r>
-          </w:p>
-        </w:tc>
-        <w:tc>
-          <w:tcPr>
-            <w:tcBorders>
-              <w:bottom w:val="none" w:sz="0" w:space="0" w:color="000000"/>
-              <w:top w:val="none" w:sz="0" w:space="0" w:color="000000"/>
-              <w:left w:val="none" w:sz="0" w:space="0" w:color="000000"/>
-              <w:right w:val="none" w:sz="0" w:space="0" w:color="000000"/>
-            </w:tcBorders>
-            <w:shd w:val="clear" w:color="auto" w:fill="FFFFFF"/>
-            <w:tcMar>
-              <w:top w:w="0" w:type="dxa"/>
-              <w:bottom w:w="0" w:type="dxa"/>
-              <w:left w:w="0" w:type="dxa"/>
-              <w:right w:w="0" w:type="dxa"/>
-            </w:tcMar>
-            <w:vAlign w:val="center"/>
-          </w:tcPr>
-          <w:p>
-            <w:pPr>
-              <w:jc w:val="left"/>
-              <w:pBdr>
-                <w:bottom w:val="none" w:sz="0" w:space="0" w:color="000000"/>
-                <w:top w:val="none" w:sz="0" w:space="0" w:color="000000"/>
-                <w:left w:val="none" w:sz="0" w:space="0" w:color="000000"/>
-                <w:right w:val="none" w:sz="0" w:space="0" w:color="000000"/>
-              </w:pBdr>
-              <w:spacing w:after="100" w:before="100" w:line="240"/>
-              <w:ind w:left="100" w:right="100" w:firstLine="0" w:firstLineChars="0"/>
-              <w:rPr>
-                <w:rFonts w:ascii="Helvetica" w:hAnsi="Helvetica" w:eastAsia="Helvetica" w:cs="Helvetica"/>
-                <w:i w:val="false"/>
-                <w:b w:val="false"/>
-                <w:u w:val="none"/>
-                <w:strike w:val="false"/>
-                <w:sz w:val="22"/>
-                <w:szCs w:val="22"/>
-                <w:color w:val="000000"/>
-              </w:rPr>
-            </w:pPr>
-            <w:r xmlns:w="http://schemas.openxmlformats.org/wordprocessingml/2006/main" xmlns:wp="http://schemas.openxmlformats.org/drawingml/2006/wordprocessingDrawing" xmlns:r="http://schemas.openxmlformats.org/officeDocument/2006/relationships" xmlns:w14="http://schemas.microsoft.com/office/word/2010/wordml">
-              <w:rPr>
-                <w:rFonts w:ascii="Helvetica" w:hAnsi="Helvetica" w:eastAsia="Helvetica" w:cs="Helvetica"/>
-                <w:i w:val="false"/>
-                <w:b w:val="false"/>
-                <w:u w:val="none"/>
-                <w:strike w:val="false"/>
-                <w:sz w:val="22"/>
-                <w:szCs w:val="22"/>
-                <w:color w:val="000000"/>
-              </w:rPr>
               <w:t xml:space="preserve">[1.20, 2.22]</w:t>
             </w:r>
           </w:p>
@@ -11103,114 +10216,6 @@
                 <w:szCs w:val="22"/>
                 <w:color w:val="000000"/>
               </w:rPr>
-              <w:t xml:space="preserve">1.08</w:t>
-            </w:r>
-          </w:p>
-        </w:tc>
-        <w:tc>
-          <w:tcPr>
-            <w:tcBorders>
-              <w:bottom w:val="single" w:sz="12" w:space="0" w:color="666666"/>
-              <w:top w:val="none" w:sz="0" w:space="0" w:color="000000"/>
-              <w:left w:val="none" w:sz="0" w:space="0" w:color="000000"/>
-              <w:right w:val="none" w:sz="0" w:space="0" w:color="000000"/>
-            </w:tcBorders>
-            <w:shd w:val="clear" w:color="auto" w:fill="FFFFFF"/>
-            <w:tcMar>
-              <w:top w:w="0" w:type="dxa"/>
-              <w:bottom w:w="0" w:type="dxa"/>
-              <w:left w:w="0" w:type="dxa"/>
-              <w:right w:w="0" w:type="dxa"/>
-            </w:tcMar>
-            <w:vAlign w:val="center"/>
-          </w:tcPr>
-          <w:p>
-            <w:pPr>
-              <w:jc w:val="left"/>
-              <w:pBdr>
-                <w:bottom w:val="none" w:sz="0" w:space="0" w:color="000000"/>
-                <w:top w:val="none" w:sz="0" w:space="0" w:color="000000"/>
-                <w:left w:val="none" w:sz="0" w:space="0" w:color="000000"/>
-                <w:right w:val="none" w:sz="0" w:space="0" w:color="000000"/>
-              </w:pBdr>
-              <w:spacing w:after="100" w:before="100" w:line="240"/>
-              <w:ind w:left="100" w:right="100" w:firstLine="0" w:firstLineChars="0"/>
-              <w:rPr>
-                <w:rFonts w:ascii="Helvetica" w:hAnsi="Helvetica" w:eastAsia="Helvetica" w:cs="Helvetica"/>
-                <w:i w:val="false"/>
-                <w:b w:val="false"/>
-                <w:u w:val="none"/>
-                <w:strike w:val="false"/>
-                <w:sz w:val="22"/>
-                <w:szCs w:val="22"/>
-                <w:color w:val="000000"/>
-              </w:rPr>
-            </w:pPr>
-            <w:r xmlns:w="http://schemas.openxmlformats.org/wordprocessingml/2006/main" xmlns:wp="http://schemas.openxmlformats.org/drawingml/2006/wordprocessingDrawing" xmlns:r="http://schemas.openxmlformats.org/officeDocument/2006/relationships" xmlns:w14="http://schemas.microsoft.com/office/word/2010/wordml">
-              <w:rPr>
-                <w:rFonts w:ascii="Helvetica" w:hAnsi="Helvetica" w:eastAsia="Helvetica" w:cs="Helvetica"/>
-                <w:i w:val="false"/>
-                <w:b w:val="false"/>
-                <w:u w:val="none"/>
-                <w:strike w:val="false"/>
-                <w:sz w:val="22"/>
-                <w:szCs w:val="22"/>
-                <w:color w:val="000000"/>
-              </w:rPr>
-              <w:t xml:space="preserve">2.59</w:t>
-            </w:r>
-          </w:p>
-        </w:tc>
-        <w:tc>
-          <w:tcPr>
-            <w:tcBorders>
-              <w:bottom w:val="single" w:sz="12" w:space="0" w:color="666666"/>
-              <w:top w:val="none" w:sz="0" w:space="0" w:color="000000"/>
-              <w:left w:val="none" w:sz="0" w:space="0" w:color="000000"/>
-              <w:right w:val="none" w:sz="0" w:space="0" w:color="000000"/>
-            </w:tcBorders>
-            <w:shd w:val="clear" w:color="auto" w:fill="FFFFFF"/>
-            <w:tcMar>
-              <w:top w:w="0" w:type="dxa"/>
-              <w:bottom w:w="0" w:type="dxa"/>
-              <w:left w:w="0" w:type="dxa"/>
-              <w:right w:w="0" w:type="dxa"/>
-            </w:tcMar>
-            <w:vAlign w:val="center"/>
-          </w:tcPr>
-          <w:p>
-            <w:pPr>
-              <w:jc w:val="left"/>
-              <w:pBdr>
-                <w:bottom w:val="none" w:sz="0" w:space="0" w:color="000000"/>
-                <w:top w:val="none" w:sz="0" w:space="0" w:color="000000"/>
-                <w:left w:val="none" w:sz="0" w:space="0" w:color="000000"/>
-                <w:right w:val="none" w:sz="0" w:space="0" w:color="000000"/>
-              </w:pBdr>
-              <w:spacing w:after="100" w:before="100" w:line="240"/>
-              <w:ind w:left="100" w:right="100" w:firstLine="0" w:firstLineChars="0"/>
-              <w:rPr>
-                <w:rFonts w:ascii="Helvetica" w:hAnsi="Helvetica" w:eastAsia="Helvetica" w:cs="Helvetica"/>
-                <w:i w:val="false"/>
-                <w:b w:val="false"/>
-                <w:u w:val="none"/>
-                <w:strike w:val="false"/>
-                <w:sz w:val="22"/>
-                <w:szCs w:val="22"/>
-                <w:color w:val="000000"/>
-              </w:rPr>
-            </w:pPr>
-            <w:r xmlns:w="http://schemas.openxmlformats.org/wordprocessingml/2006/main" xmlns:wp="http://schemas.openxmlformats.org/drawingml/2006/wordprocessingDrawing" xmlns:r="http://schemas.openxmlformats.org/officeDocument/2006/relationships" xmlns:w14="http://schemas.microsoft.com/office/word/2010/wordml">
-              <w:rPr>
-                <w:rFonts w:ascii="Helvetica" w:hAnsi="Helvetica" w:eastAsia="Helvetica" w:cs="Helvetica"/>
-                <w:i w:val="false"/>
-                <w:b w:val="false"/>
-                <w:u w:val="none"/>
-                <w:strike w:val="false"/>
-                <w:sz w:val="22"/>
-                <w:szCs w:val="22"/>
-                <w:color w:val="000000"/>
-              </w:rPr>
               <w:t xml:space="preserve">[1.08, 2.59]</w:t>
             </w:r>
           </w:p>
@@ -11241,7 +10246,7 @@
           <wp:inline>
             <wp:extent cx="5727700" cy="1908334"/>
             <wp:effectExtent b="0" l="0" r="0" t="0"/>
-            <wp:docPr descr="Figure 1: Sampling distributions of transition rates for the focal single-MPM example (Agrimonia eupatoria, population B), showing transition rates as reported in COMPADRE (A), the underlying transition counts used for estimation (B), and bootstrap-based sampling distributions (C). In panel C, pale green densities show transition-rate sampling distributions, and teal dashed horizontal lines mark point estimates. Survival-related transitions are probabilities; the reproductive transition gives recruits per reproductive plant. Together, these panels show that several matrix elements are weakly estimated from finite samples." title="" id="92" name="Picture"/>
+            <wp:docPr descr="Figure 1: Sampling distributions of transition rates for the focal single-MPM example (Agrimonia eupatoria, population B), showing transition rates as reported in COMPADRE (A), the underlying transition counts used for estimation (B), and posterior uncertainty distributions (C). In panel C, pale green densities show transition-rate sampling distributions, and teal dashed horizontal lines mark point estimates. Survival-related transitions are probabilities; the reproductive transition gives recruits per reproductive plant. Together, these panels show that several matrix elements are weakly estimated from finite samples." title="" id="92" name="Picture"/>
             <a:graphic>
               <a:graphicData uri="http://schemas.openxmlformats.org/drawingml/2006/picture">
                 <pic:pic>
@@ -11296,7 +10301,7 @@
         <w:t xml:space="preserve">Agrimonia eupatoria</w:t>
       </w:r>
       <w:r>
-        <w:t xml:space="preserve">, population B), showing transition rates as reported in COMPADRE (A), the underlying transition counts used for estimation (B), and bootstrap-based sampling distributions (C). In panel C, pale green densities show transition-rate sampling distributions, and teal dashed horizontal lines mark point estimates. Survival-related transitions are probabilities; the reproductive transition gives recruits per reproductive plant. Together, these panels show that several matrix elements are weakly estimated from finite samples.</w:t>
+        <w:t xml:space="preserve">, population B), showing transition rates as reported in COMPADRE (A), the underlying transition counts used for estimation (B), and posterior uncertainty distributions (C). In panel C, pale green densities show transition-rate sampling distributions, and teal dashed horizontal lines mark point estimates. Survival-related transitions are probabilities; the reproductive transition gives recruits per reproductive plant. Together, these panels show that several matrix elements are weakly estimated from finite samples.</w:t>
       </w:r>
     </w:p>
     <w:p>
@@ -11442,7 +10447,7 @@
               <a:graphicData uri="http://schemas.openxmlformats.org/drawingml/2006/picture">
                 <pic:pic>
                   <pic:nvPicPr>
-                    <pic:cNvPr descr="sampling_uncertainty_mpm_main_files/1fd9b0e750f950e9f3ad09787ffb37149bd9fb00.png" id="105" name="Picture"/>
+                    <pic:cNvPr descr="sampling_uncertainty_mpm_main_files/7c9ac97e04e15033da8eb02c12609c6ff06b67c9.png" id="105" name="Picture"/>
                     <pic:cNvPicPr>
                       <a:picLocks noChangeArrowheads="1" noChangeAspect="1"/>
                     </pic:cNvPicPr>
@@ -11583,12 +10588,12 @@
           <wp:inline>
             <wp:extent cx="5727700" cy="4455476"/>
             <wp:effectExtent b="0" l="0" r="0" t="0"/>
-            <wp:docPr descr="Figure 6: Simulation analysis of climate effects on fecundity, showing that accounting for sampling uncertainty improves interval performance while keeping bias low. The upper row shows bias, and the lower row shows 95% interval coverage, across four sample sizes and three true effect sizes (beta = 0.1, 0.3, and 0.5). The Gaussian point-estimate model (purple) becomes increasingly biased as the true effect grows. The Poisson point-estimate model (blue) is nearly unbiased but its intervals miss the true effect too often, especially at larger sample sizes. The uncertainty-aware Poisson model (green) keeps coverage close to the expected 95% level across the full design." title="" id="112" name="Picture"/>
+            <wp:docPr descr="Figure 6: Simulation analysis of climate effects on fecundity, showing that modelling year-to-year process variation improves interval performance while keeping bias low. The upper row shows bias, and the lower row shows 95% interval coverage, across four sample sizes and three true effect sizes (beta = 0.1, 0.3, and 0.5). The Gaussian log-link point-estimate model (purple) has little average bias but undercovers, especially at stronger climate effects. The Poisson point-estimate model (blue) is nearly unbiased but its intervals miss the true effect too often, especially at larger sample sizes. The uncertainty-aware Poisson model (green) keeps coverage close to the expected 95% level across the full design." title="" id="112" name="Picture"/>
             <a:graphic>
               <a:graphicData uri="http://schemas.openxmlformats.org/drawingml/2006/picture">
                 <pic:pic>
                   <pic:nvPicPr>
-                    <pic:cNvPr descr="sampling_uncertainty_mpm_main_files/de5c323961f05beb78df7a05b26b0aa139ba5382.png" id="113" name="Picture"/>
+                    <pic:cNvPr descr="sampling_uncertainty_mpm_main_files/d55ce53c4bbd0e5d0036a5a9bf2b0c3c47fdc349.png" id="113" name="Picture"/>
                     <pic:cNvPicPr>
                       <a:picLocks noChangeArrowheads="1" noChangeAspect="1"/>
                     </pic:cNvPicPr>
@@ -11628,7 +10633,7 @@
       <w:bookmarkStart w:id="114" w:name="fig:fig-main-5"/>
       <w:bookmarkEnd w:id="114"/>
       <w:r>
-        <w:t xml:space="preserve">Figure 6: Simulation analysis of climate effects on fecundity, showing that accounting for sampling uncertainty improves interval performance while keeping bias low. The upper row shows bias, and the lower row shows 95% interval coverage, across four sample sizes and three true effect sizes (beta = 0.1, 0.3, and 0.5). The Gaussian point-estimate model (purple) becomes increasingly biased as the true effect grows. The Poisson point-estimate model (blue) is nearly unbiased but its intervals miss the true effect too often, especially at larger sample sizes. The uncertainty-aware Poisson model (green) keeps coverage close to the expected 95% level across the full design.</w:t>
+        <w:t xml:space="preserve">Figure 6: Simulation analysis of climate effects on fecundity, showing that modelling year-to-year process variation improves interval performance while keeping bias low. The upper row shows bias, and the lower row shows 95% interval coverage, across four sample sizes and three true effect sizes (beta = 0.1, 0.3, and 0.5). The Gaussian log-link point-estimate model (purple) has little average bias but undercovers, especially at stronger climate effects. The Poisson point-estimate model (blue) is nearly unbiased but its intervals miss the true effect too often, especially at larger sample sizes. The uncertainty-aware Poisson model (green) keeps coverage close to the expected 95% level across the full design.</w:t>
       </w:r>
     </w:p>
     <w:bookmarkEnd w:id="115"/>
